--- a/pesquisa/Relatorio_Aviva_Escuta_Temporario.docx
+++ b/pesquisa/Relatorio_Aviva_Escuta_Temporario.docx
@@ -75,7 +75,7 @@
           <w:sz w:val="21"/>
           <w:szCs w:val="21"/>
         </w:rPr>
-        <w:t xml:space="preserve">199 respostas: 120 sobre a experiência da temporada e 79 sobre salário, condições de trabalho e efetivação. Coleta entre 6 e 10 de agosto.</w:t>
+        <w:t xml:space="preserve">218 respostas: 125 sobre a experiência da temporada e 93 sobre salário, condições de trabalho e efetivação. Coleta de 7 a 13 de agosto.</w:t>
       </w:r>
     </w:p>
     <w:p>
@@ -236,7 +236,7 @@
           <w:sz w:val="21"/>
           <w:szCs w:val="21"/>
         </w:rPr>
-        <w:t xml:space="preserve">A primeira rodada perguntou como foi a temporada, por que as pessoas faltaram e por que algumas saíram antes do fim. Responderam 120 de 178 convidados, 67,4%. A segunda foi desenhada para medir o que a primeira só tinha levantado em campo aberto, e foi enviada apenas para quem já havia respondido: 79 respostas em 120 convites, 65,8%, em um único dia.</w:t>
+        <w:t xml:space="preserve">A primeira rodada perguntou como foi a temporada, por que as pessoas faltaram e por que algumas saíram antes do fim. Responderam 125 de 178 convidados, 70,2%. A segunda foi desenhada para medir o que a primeira só tinha levantado em campo aberto, e foi enviada apenas para quem já havia respondido: 93 respostas em 125 convites, 74,4%.</w:t>
       </w:r>
     </w:p>
     <w:p>
@@ -290,7 +290,7 @@
           <w:sz w:val="20"/>
           <w:szCs w:val="20"/>
         </w:rPr>
-        <w:t xml:space="preserve">Entre as 54 pessoas que faltaram ao menos um dia, 48,1% citaram problema de saúde; 29,6% citaram cansaço físico acumulado; 29,6% citaram transporte. Desânimo com o trabalho, bico no mesmo dia e trabalho pesado demais para o valor pago somam 10,2% das citações. O absenteísmo de julho foi um problema de saúde e de logística.</w:t>
+        <w:t xml:space="preserve">Entre as 58 pessoas que faltaram ao menos um dia, 46,6% citaram problema de saúde; 31,0% citaram cansaço físico acumulado; 29,3% citaram transporte. Desânimo com o trabalho, bico no mesmo dia e trabalho pesado demais para o valor pago somam 9,7% das citações. O absenteísmo de julho foi um problema de saúde e de logística.</w:t>
       </w:r>
     </w:p>
     <w:p>
@@ -330,7 +330,7 @@
           <w:sz w:val="20"/>
           <w:szCs w:val="20"/>
         </w:rPr>
-        <w:t xml:space="preserve">Entre quem se sentiu à vontade para falar quando algo estava errado, 36% faltaram. Entre quem não se sentiu, 70%. É o achado que mais me chamou atenção, porque não depende de investimento de nenhum dos dois lados. Depende de alguém estar presente no posto nos primeiros dias.</w:t>
+        <w:t xml:space="preserve">Entre quem se sentiu à vontade para falar quando algo estava errado, 38% faltaram. Entre quem não se sentiu, 70%. É o achado que mais me chamou atenção, porque não depende de investimento de nenhum dos dois lados. Depende de alguém estar presente no posto nos primeiros dias.</w:t>
       </w:r>
     </w:p>
     <w:p>
@@ -370,7 +370,7 @@
           <w:sz w:val="20"/>
           <w:szCs w:val="20"/>
         </w:rPr>
-        <w:t xml:space="preserve">Das 10 saídas que responderam o questionário próprio, 8 foram decididas nos primeiros dias ou na primeira semana. A janela para intervir é curta e hoje nenhum de nós faz nada programado dentro dela.</w:t>
+        <w:t xml:space="preserve">Das 12 saídas que responderam o questionário próprio, 8 foram decididas nos primeiros dias ou na primeira semana. A janela para intervir é curta e hoje nenhum de nós faz nada programado dentro dela.</w:t>
       </w:r>
     </w:p>
     <w:p>
@@ -410,7 +410,7 @@
           <w:sz w:val="20"/>
           <w:szCs w:val="20"/>
         </w:rPr>
-        <w:t xml:space="preserve">91,1% disseram que o valor recebido atendeu ou superou o que esperavam quando aceitaram a vaga. Só 2,5% acham o pagamento pior que o de outros temporários da região, contra 45,6% que acham melhor. A nota média foi 8,09. O salário é exigente e ainda assim bem avaliado.</w:t>
+        <w:t xml:space="preserve">91,4% disseram que o valor recebido atendeu ou superou o que esperavam quando aceitaram a vaga. Só 2,2% acham o pagamento pior que o de outros temporários da região, contra 44,1% que acham melhor. A nota média foi 8,04. O salário é exigente e ainda assim bem avaliado.</w:t>
       </w:r>
     </w:p>
     <w:p>
@@ -450,7 +450,7 @@
           <w:sz w:val="20"/>
           <w:szCs w:val="20"/>
         </w:rPr>
-        <w:t xml:space="preserve">54,4% pedem diária maior, mas 39,2% aceitariam bônus por não faltar e 39,2% bônus por ficar até o fim da temporada. Bônus condicionado custa menos que reajuste na folha inteira e ataca justamente os dois problemas da primeira rodada.</w:t>
+        <w:t xml:space="preserve">52,7% pedem diária maior, mas 37,6% aceitariam bônus por não faltar e 37,6% bônus por ficar até o fim da temporada. Bônus condicionado custa menos que reajuste na folha inteira e ataca justamente os dois problemas da primeira rodada.</w:t>
       </w:r>
     </w:p>
     <w:p>
@@ -490,7 +490,7 @@
           <w:sz w:val="20"/>
           <w:szCs w:val="20"/>
         </w:rPr>
-        <w:t xml:space="preserve">Apenas 57,0% se sentiram sempre respeitados no ambiente de trabalho. 31,6% responderam "na maior parte do tempo" e 11,4% responderam "poucas vezes". Quem marcou "poucas vezes" avalia pior tudo, inclusive o salário, que é o mesmo valor pago aos colegas da mesma função.</w:t>
+        <w:t xml:space="preserve">Apenas 59,1% se sentiram sempre respeitados no ambiente de trabalho. 30,1% responderam "na maior parte do tempo" e 10,8% responderam "poucas vezes". Quem marcou "poucas vezes" avalia pior tudo, inclusive o salário, que é o mesmo valor pago aos colegas da mesma função.</w:t>
       </w:r>
     </w:p>
     <w:p>
@@ -530,7 +530,7 @@
           <w:sz w:val="20"/>
           <w:szCs w:val="20"/>
         </w:rPr>
-        <w:t xml:space="preserve">81,0% querem virar CLT na Aviva com certeza e 96,2% querem ou considerariam. Só 3,8% descartam. Para essas pessoas o contrato temporário funcionou como porta de entrada, e hoje não existe caminho formal depois dessa porta.</w:t>
+        <w:t xml:space="preserve">76,3% querem virar CLT na Aviva com certeza e 94,6% querem ou considerariam. Só 5,4% descartam. Para essas pessoas o contrato temporário funcionou como porta de entrada, e hoje não existe caminho formal depois dessa porta.</w:t>
       </w:r>
     </w:p>
     <w:p>
@@ -822,7 +822,7 @@
                 <w:sz w:val="19"/>
                 <w:szCs w:val="19"/>
               </w:rPr>
-              <w:t xml:space="preserve">120</w:t>
+              <w:t xml:space="preserve">125</w:t>
             </w:r>
           </w:p>
         </w:tc>
@@ -848,7 +848,7 @@
                 <w:sz w:val="19"/>
                 <w:szCs w:val="19"/>
               </w:rPr>
-              <w:t xml:space="preserve">67,4%</w:t>
+              <w:t xml:space="preserve">70,2%</w:t>
             </w:r>
           </w:p>
         </w:tc>
@@ -929,7 +929,7 @@
                 <w:sz w:val="19"/>
                 <w:szCs w:val="19"/>
               </w:rPr>
-              <w:t xml:space="preserve">120</w:t>
+              <w:t xml:space="preserve">125</w:t>
             </w:r>
           </w:p>
         </w:tc>
@@ -956,7 +956,7 @@
                 <w:sz w:val="19"/>
                 <w:szCs w:val="19"/>
               </w:rPr>
-              <w:t xml:space="preserve">79</w:t>
+              <w:t xml:space="preserve">93</w:t>
             </w:r>
           </w:p>
         </w:tc>
@@ -983,7 +983,7 @@
                 <w:sz w:val="19"/>
                 <w:szCs w:val="19"/>
               </w:rPr>
-              <w:t xml:space="preserve">65,8%</w:t>
+              <w:t xml:space="preserve">74,4%</w:t>
             </w:r>
           </w:p>
         </w:tc>
@@ -1025,7 +1025,7 @@
           <w:sz w:val="21"/>
           <w:szCs w:val="21"/>
         </w:rPr>
-        <w:t xml:space="preserve">Na rodada 1 usamos dois questionários: um longo, para quem cumpriu a temporada, com 110 respostas, e um curto, de saída, com 10. Os dois anônimos, enviados por WhatsApp um a um. Quem concluía ganhava um par de ingressos do Hot Park, sem sorteio.</w:t>
+        <w:t xml:space="preserve">Na rodada 1 usamos dois questionários: um longo, para quem cumpriu a temporada, com 113 respostas, e um curto, de saída, com 12. Os dois anônimos, enviados por WhatsApp um a um. Quem concluía ganhava um par de ingressos do Hot Park, sem sorteio.</w:t>
       </w:r>
     </w:p>
     <w:p>
@@ -1113,7 +1113,7 @@
           <w:sz w:val="21"/>
           <w:szCs w:val="21"/>
         </w:rPr>
-        <w:t xml:space="preserve">8 pessoas receberam o questionário de quem cumpriu a temporada e informaram, logo na pergunta de triagem, que tinham saído antes do fim. Contei essas pessoas no grupo de saída. Por isso os números finais são 102 e 18, e não 110 e 10 como diria a lista de disparo.</w:t>
+        <w:t xml:space="preserve">8 pessoas receberam o questionário de quem cumpriu a temporada e informaram, logo na pergunta de triagem, que tinham saído antes do fim. Contei essas pessoas no grupo de saída. Por isso os números finais são 105 e 20, e não 113 e 12 como diria a lista de disparo.</w:t>
       </w:r>
     </w:p>
     <w:tbl>
@@ -1358,7 +1358,7 @@
                 <w:sz w:val="19"/>
                 <w:szCs w:val="19"/>
               </w:rPr>
-              <w:t xml:space="preserve">110</w:t>
+              <w:t xml:space="preserve">113</w:t>
             </w:r>
           </w:p>
         </w:tc>
@@ -1384,7 +1384,7 @@
                 <w:sz w:val="19"/>
                 <w:szCs w:val="19"/>
               </w:rPr>
-              <w:t xml:space="preserve">73,3%</w:t>
+              <w:t xml:space="preserve">75,3%</w:t>
             </w:r>
           </w:p>
         </w:tc>
@@ -1410,7 +1410,7 @@
                 <w:sz w:val="19"/>
                 <w:szCs w:val="19"/>
               </w:rPr>
-              <w:t xml:space="preserve">102</w:t>
+              <w:t xml:space="preserve">105</w:t>
             </w:r>
           </w:p>
         </w:tc>
@@ -1492,7 +1492,7 @@
                 <w:sz w:val="19"/>
                 <w:szCs w:val="19"/>
               </w:rPr>
-              <w:t xml:space="preserve">10</w:t>
+              <w:t xml:space="preserve">12</w:t>
             </w:r>
           </w:p>
         </w:tc>
@@ -1519,7 +1519,7 @@
                 <w:sz w:val="19"/>
                 <w:szCs w:val="19"/>
               </w:rPr>
-              <w:t xml:space="preserve">35,7%</w:t>
+              <w:t xml:space="preserve">42,9%</w:t>
             </w:r>
           </w:p>
         </w:tc>
@@ -1546,7 +1546,7 @@
                 <w:sz w:val="19"/>
                 <w:szCs w:val="19"/>
               </w:rPr>
-              <w:t xml:space="preserve">18</w:t>
+              <w:t xml:space="preserve">20</w:t>
             </w:r>
           </w:p>
         </w:tc>
@@ -1625,7 +1625,7 @@
                 <w:sz w:val="19"/>
                 <w:szCs w:val="19"/>
               </w:rPr>
-              <w:t xml:space="preserve">120</w:t>
+              <w:t xml:space="preserve">125</w:t>
             </w:r>
           </w:p>
         </w:tc>
@@ -1651,7 +1651,7 @@
                 <w:sz w:val="19"/>
                 <w:szCs w:val="19"/>
               </w:rPr>
-              <w:t xml:space="preserve">67,4%</w:t>
+              <w:t xml:space="preserve">70,2%</w:t>
             </w:r>
           </w:p>
         </w:tc>
@@ -1677,7 +1677,7 @@
                 <w:sz w:val="19"/>
                 <w:szCs w:val="19"/>
               </w:rPr>
-              <w:t xml:space="preserve">120</w:t>
+              <w:t xml:space="preserve">125</w:t>
             </w:r>
           </w:p>
         </w:tc>
@@ -1876,33 +1876,33 @@
                 <w:sz w:val="19"/>
                 <w:szCs w:val="19"/>
               </w:rPr>
-              <w:t xml:space="preserve">35</w:t>
-            </w:r>
-          </w:p>
-        </w:tc>
-        <w:tc>
-          <w:tcPr>
-            <w:tcW w:type="dxa" w:w="2000"/>
-            <w:tcMar>
-              <w:top w:type="dxa" w:w="70"/>
-              <w:left w:type="dxa" w:w="110"/>
-              <w:bottom w:type="dxa" w:w="70"/>
-              <w:right w:type="dxa" w:w="110"/>
-            </w:tcMar>
-          </w:tcPr>
-          <w:p>
-            <w:pPr>
-              <w:spacing w:after="0" w:line="250"/>
-              <w:jc w:val="right"/>
-            </w:pPr>
-            <w:r>
-              <w:rPr>
-                <w:rFonts w:ascii="Calibri" w:cs="Calibri" w:eastAsia="Calibri" w:hAnsi="Calibri"/>
-                <w:color w:val="0B0B0B"/>
-                <w:sz w:val="19"/>
-                <w:szCs w:val="19"/>
-              </w:rPr>
-              <w:t xml:space="preserve">29,2%</w:t>
+              <w:t xml:space="preserve">36</w:t>
+            </w:r>
+          </w:p>
+        </w:tc>
+        <w:tc>
+          <w:tcPr>
+            <w:tcW w:type="dxa" w:w="2000"/>
+            <w:tcMar>
+              <w:top w:type="dxa" w:w="70"/>
+              <w:left w:type="dxa" w:w="110"/>
+              <w:bottom w:type="dxa" w:w="70"/>
+              <w:right w:type="dxa" w:w="110"/>
+            </w:tcMar>
+          </w:tcPr>
+          <w:p>
+            <w:pPr>
+              <w:spacing w:after="0" w:line="250"/>
+              <w:jc w:val="right"/>
+            </w:pPr>
+            <w:r>
+              <w:rPr>
+                <w:rFonts w:ascii="Calibri" w:cs="Calibri" w:eastAsia="Calibri" w:hAnsi="Calibri"/>
+                <w:color w:val="0B0B0B"/>
+                <w:sz w:val="19"/>
+                <w:szCs w:val="19"/>
+              </w:rPr>
+              <w:t xml:space="preserve">28,8%</w:t>
             </w:r>
           </w:p>
         </w:tc>
@@ -1984,7 +1984,7 @@
                 <w:sz w:val="19"/>
                 <w:szCs w:val="19"/>
               </w:rPr>
-              <w:t xml:space="preserve">13,3%</w:t>
+              <w:t xml:space="preserve">12,8%</w:t>
             </w:r>
           </w:p>
         </w:tc>
@@ -2037,33 +2037,33 @@
                 <w:sz w:val="19"/>
                 <w:szCs w:val="19"/>
               </w:rPr>
-              <w:t xml:space="preserve">11</w:t>
-            </w:r>
-          </w:p>
-        </w:tc>
-        <w:tc>
-          <w:tcPr>
-            <w:tcW w:type="dxa" w:w="2000"/>
-            <w:tcMar>
-              <w:top w:type="dxa" w:w="70"/>
-              <w:left w:type="dxa" w:w="110"/>
-              <w:bottom w:type="dxa" w:w="70"/>
-              <w:right w:type="dxa" w:w="110"/>
-            </w:tcMar>
-          </w:tcPr>
-          <w:p>
-            <w:pPr>
-              <w:spacing w:after="0" w:line="250"/>
-              <w:jc w:val="right"/>
-            </w:pPr>
-            <w:r>
-              <w:rPr>
-                <w:rFonts w:ascii="Calibri" w:cs="Calibri" w:eastAsia="Calibri" w:hAnsi="Calibri"/>
-                <w:color w:val="0B0B0B"/>
-                <w:sz w:val="19"/>
-                <w:szCs w:val="19"/>
-              </w:rPr>
-              <w:t xml:space="preserve">9,2%</w:t>
+              <w:t xml:space="preserve">13</w:t>
+            </w:r>
+          </w:p>
+        </w:tc>
+        <w:tc>
+          <w:tcPr>
+            <w:tcW w:type="dxa" w:w="2000"/>
+            <w:tcMar>
+              <w:top w:type="dxa" w:w="70"/>
+              <w:left w:type="dxa" w:w="110"/>
+              <w:bottom w:type="dxa" w:w="70"/>
+              <w:right w:type="dxa" w:w="110"/>
+            </w:tcMar>
+          </w:tcPr>
+          <w:p>
+            <w:pPr>
+              <w:spacing w:after="0" w:line="250"/>
+              <w:jc w:val="right"/>
+            </w:pPr>
+            <w:r>
+              <w:rPr>
+                <w:rFonts w:ascii="Calibri" w:cs="Calibri" w:eastAsia="Calibri" w:hAnsi="Calibri"/>
+                <w:color w:val="0B0B0B"/>
+                <w:sz w:val="19"/>
+                <w:szCs w:val="19"/>
+              </w:rPr>
+              <w:t xml:space="preserve">10,4%</w:t>
             </w:r>
           </w:p>
         </w:tc>
@@ -2118,34 +2118,34 @@
                 <w:sz w:val="19"/>
                 <w:szCs w:val="19"/>
               </w:rPr>
-              <w:t xml:space="preserve">11</w:t>
-            </w:r>
-          </w:p>
-        </w:tc>
-        <w:tc>
-          <w:tcPr>
-            <w:tcW w:type="dxa" w:w="2000"/>
-            <w:shd w:fill="F7F8FA" w:color="auto" w:val="clear"/>
-            <w:tcMar>
-              <w:top w:type="dxa" w:w="70"/>
-              <w:left w:type="dxa" w:w="110"/>
-              <w:bottom w:type="dxa" w:w="70"/>
-              <w:right w:type="dxa" w:w="110"/>
-            </w:tcMar>
-          </w:tcPr>
-          <w:p>
-            <w:pPr>
-              <w:spacing w:after="0" w:line="250"/>
-              <w:jc w:val="right"/>
-            </w:pPr>
-            <w:r>
-              <w:rPr>
-                <w:rFonts w:ascii="Calibri" w:cs="Calibri" w:eastAsia="Calibri" w:hAnsi="Calibri"/>
-                <w:color w:val="0B0B0B"/>
-                <w:sz w:val="19"/>
-                <w:szCs w:val="19"/>
-              </w:rPr>
-              <w:t xml:space="preserve">9,2%</w:t>
+              <w:t xml:space="preserve">12</w:t>
+            </w:r>
+          </w:p>
+        </w:tc>
+        <w:tc>
+          <w:tcPr>
+            <w:tcW w:type="dxa" w:w="2000"/>
+            <w:shd w:fill="F7F8FA" w:color="auto" w:val="clear"/>
+            <w:tcMar>
+              <w:top w:type="dxa" w:w="70"/>
+              <w:left w:type="dxa" w:w="110"/>
+              <w:bottom w:type="dxa" w:w="70"/>
+              <w:right w:type="dxa" w:w="110"/>
+            </w:tcMar>
+          </w:tcPr>
+          <w:p>
+            <w:pPr>
+              <w:spacing w:after="0" w:line="250"/>
+              <w:jc w:val="right"/>
+            </w:pPr>
+            <w:r>
+              <w:rPr>
+                <w:rFonts w:ascii="Calibri" w:cs="Calibri" w:eastAsia="Calibri" w:hAnsi="Calibri"/>
+                <w:color w:val="0B0B0B"/>
+                <w:sz w:val="19"/>
+                <w:szCs w:val="19"/>
+              </w:rPr>
+              <w:t xml:space="preserve">9,6%</w:t>
             </w:r>
           </w:p>
         </w:tc>
@@ -2198,33 +2198,33 @@
                 <w:sz w:val="19"/>
                 <w:szCs w:val="19"/>
               </w:rPr>
-              <w:t xml:space="preserve">9</w:t>
-            </w:r>
-          </w:p>
-        </w:tc>
-        <w:tc>
-          <w:tcPr>
-            <w:tcW w:type="dxa" w:w="2000"/>
-            <w:tcMar>
-              <w:top w:type="dxa" w:w="70"/>
-              <w:left w:type="dxa" w:w="110"/>
-              <w:bottom w:type="dxa" w:w="70"/>
-              <w:right w:type="dxa" w:w="110"/>
-            </w:tcMar>
-          </w:tcPr>
-          <w:p>
-            <w:pPr>
-              <w:spacing w:after="0" w:line="250"/>
-              <w:jc w:val="right"/>
-            </w:pPr>
-            <w:r>
-              <w:rPr>
-                <w:rFonts w:ascii="Calibri" w:cs="Calibri" w:eastAsia="Calibri" w:hAnsi="Calibri"/>
-                <w:color w:val="0B0B0B"/>
-                <w:sz w:val="19"/>
-                <w:szCs w:val="19"/>
-              </w:rPr>
-              <w:t xml:space="preserve">7,5%</w:t>
+              <w:t xml:space="preserve">10</w:t>
+            </w:r>
+          </w:p>
+        </w:tc>
+        <w:tc>
+          <w:tcPr>
+            <w:tcW w:type="dxa" w:w="2000"/>
+            <w:tcMar>
+              <w:top w:type="dxa" w:w="70"/>
+              <w:left w:type="dxa" w:w="110"/>
+              <w:bottom w:type="dxa" w:w="70"/>
+              <w:right w:type="dxa" w:w="110"/>
+            </w:tcMar>
+          </w:tcPr>
+          <w:p>
+            <w:pPr>
+              <w:spacing w:after="0" w:line="250"/>
+              <w:jc w:val="right"/>
+            </w:pPr>
+            <w:r>
+              <w:rPr>
+                <w:rFonts w:ascii="Calibri" w:cs="Calibri" w:eastAsia="Calibri" w:hAnsi="Calibri"/>
+                <w:color w:val="0B0B0B"/>
+                <w:sz w:val="19"/>
+                <w:szCs w:val="19"/>
+              </w:rPr>
+              <w:t xml:space="preserve">8,0%</w:t>
             </w:r>
           </w:p>
         </w:tc>
@@ -2306,7 +2306,7 @@
                 <w:sz w:val="19"/>
                 <w:szCs w:val="19"/>
               </w:rPr>
-              <w:t xml:space="preserve">6,7%</w:t>
+              <w:t xml:space="preserve">6,4%</w:t>
             </w:r>
           </w:p>
         </w:tc>
@@ -2385,7 +2385,7 @@
                 <w:sz w:val="19"/>
                 <w:szCs w:val="19"/>
               </w:rPr>
-              <w:t xml:space="preserve">6,7%</w:t>
+              <w:t xml:space="preserve">6,4%</w:t>
             </w:r>
           </w:p>
         </w:tc>
@@ -2467,7 +2467,7 @@
                 <w:sz w:val="19"/>
                 <w:szCs w:val="19"/>
               </w:rPr>
-              <w:t xml:space="preserve">4,2%</w:t>
+              <w:t xml:space="preserve">4,0%</w:t>
             </w:r>
           </w:p>
         </w:tc>
@@ -2546,7 +2546,7 @@
                 <w:sz w:val="19"/>
                 <w:szCs w:val="19"/>
               </w:rPr>
-              <w:t xml:space="preserve">3,3%</w:t>
+              <w:t xml:space="preserve">3,2%</w:t>
             </w:r>
           </w:p>
         </w:tc>
@@ -2628,7 +2628,7 @@
                 <w:sz w:val="19"/>
                 <w:szCs w:val="19"/>
               </w:rPr>
-              <w:t xml:space="preserve">3,3%</w:t>
+              <w:t xml:space="preserve">3,2%</w:t>
             </w:r>
           </w:p>
         </w:tc>
@@ -2707,7 +2707,7 @@
                 <w:sz w:val="19"/>
                 <w:szCs w:val="19"/>
               </w:rPr>
-              <w:t xml:space="preserve">2,5%</w:t>
+              <w:t xml:space="preserve">2,4%</w:t>
             </w:r>
           </w:p>
         </w:tc>
@@ -2789,7 +2789,7 @@
                 <w:sz w:val="19"/>
                 <w:szCs w:val="19"/>
               </w:rPr>
-              <w:t xml:space="preserve">2,5%</w:t>
+              <w:t xml:space="preserve">2,4%</w:t>
             </w:r>
           </w:p>
         </w:tc>
@@ -2960,33 +2960,33 @@
                 <w:sz w:val="19"/>
                 <w:szCs w:val="19"/>
               </w:rPr>
-              <w:t xml:space="preserve">26</w:t>
-            </w:r>
-          </w:p>
-        </w:tc>
-        <w:tc>
-          <w:tcPr>
-            <w:tcW w:type="dxa" w:w="2000"/>
-            <w:tcMar>
-              <w:top w:type="dxa" w:w="70"/>
-              <w:left w:type="dxa" w:w="110"/>
-              <w:bottom w:type="dxa" w:w="70"/>
-              <w:right w:type="dxa" w:w="110"/>
-            </w:tcMar>
-          </w:tcPr>
-          <w:p>
-            <w:pPr>
-              <w:spacing w:after="0" w:line="250"/>
-              <w:jc w:val="right"/>
-            </w:pPr>
-            <w:r>
-              <w:rPr>
-                <w:rFonts w:ascii="Calibri" w:cs="Calibri" w:eastAsia="Calibri" w:hAnsi="Calibri"/>
-                <w:color w:val="0B0B0B"/>
-                <w:sz w:val="19"/>
-                <w:szCs w:val="19"/>
-              </w:rPr>
-              <w:t xml:space="preserve">21,7%</w:t>
+              <w:t xml:space="preserve">27</w:t>
+            </w:r>
+          </w:p>
+        </w:tc>
+        <w:tc>
+          <w:tcPr>
+            <w:tcW w:type="dxa" w:w="2000"/>
+            <w:tcMar>
+              <w:top w:type="dxa" w:w="70"/>
+              <w:left w:type="dxa" w:w="110"/>
+              <w:bottom w:type="dxa" w:w="70"/>
+              <w:right w:type="dxa" w:w="110"/>
+            </w:tcMar>
+          </w:tcPr>
+          <w:p>
+            <w:pPr>
+              <w:spacing w:after="0" w:line="250"/>
+              <w:jc w:val="right"/>
+            </w:pPr>
+            <w:r>
+              <w:rPr>
+                <w:rFonts w:ascii="Calibri" w:cs="Calibri" w:eastAsia="Calibri" w:hAnsi="Calibri"/>
+                <w:color w:val="0B0B0B"/>
+                <w:sz w:val="19"/>
+                <w:szCs w:val="19"/>
+              </w:rPr>
+              <w:t xml:space="preserve">21,6%</w:t>
             </w:r>
           </w:p>
         </w:tc>
@@ -3068,7 +3068,7 @@
                 <w:sz w:val="19"/>
                 <w:szCs w:val="19"/>
               </w:rPr>
-              <w:t xml:space="preserve">18,3%</w:t>
+              <w:t xml:space="preserve">17,6%</w:t>
             </w:r>
           </w:p>
         </w:tc>
@@ -3121,33 +3121,33 @@
                 <w:sz w:val="19"/>
                 <w:szCs w:val="19"/>
               </w:rPr>
-              <w:t xml:space="preserve">17</w:t>
-            </w:r>
-          </w:p>
-        </w:tc>
-        <w:tc>
-          <w:tcPr>
-            <w:tcW w:type="dxa" w:w="2000"/>
-            <w:tcMar>
-              <w:top w:type="dxa" w:w="70"/>
-              <w:left w:type="dxa" w:w="110"/>
-              <w:bottom w:type="dxa" w:w="70"/>
-              <w:right w:type="dxa" w:w="110"/>
-            </w:tcMar>
-          </w:tcPr>
-          <w:p>
-            <w:pPr>
-              <w:spacing w:after="0" w:line="250"/>
-              <w:jc w:val="right"/>
-            </w:pPr>
-            <w:r>
-              <w:rPr>
-                <w:rFonts w:ascii="Calibri" w:cs="Calibri" w:eastAsia="Calibri" w:hAnsi="Calibri"/>
-                <w:color w:val="0B0B0B"/>
-                <w:sz w:val="19"/>
-                <w:szCs w:val="19"/>
-              </w:rPr>
-              <w:t xml:space="preserve">14,2%</w:t>
+              <w:t xml:space="preserve">18</w:t>
+            </w:r>
+          </w:p>
+        </w:tc>
+        <w:tc>
+          <w:tcPr>
+            <w:tcW w:type="dxa" w:w="2000"/>
+            <w:tcMar>
+              <w:top w:type="dxa" w:w="70"/>
+              <w:left w:type="dxa" w:w="110"/>
+              <w:bottom w:type="dxa" w:w="70"/>
+              <w:right w:type="dxa" w:w="110"/>
+            </w:tcMar>
+          </w:tcPr>
+          <w:p>
+            <w:pPr>
+              <w:spacing w:after="0" w:line="250"/>
+              <w:jc w:val="right"/>
+            </w:pPr>
+            <w:r>
+              <w:rPr>
+                <w:rFonts w:ascii="Calibri" w:cs="Calibri" w:eastAsia="Calibri" w:hAnsi="Calibri"/>
+                <w:color w:val="0B0B0B"/>
+                <w:sz w:val="19"/>
+                <w:szCs w:val="19"/>
+              </w:rPr>
+              <w:t xml:space="preserve">14,4%</w:t>
             </w:r>
           </w:p>
         </w:tc>
@@ -3229,7 +3229,7 @@
                 <w:sz w:val="19"/>
                 <w:szCs w:val="19"/>
               </w:rPr>
-              <w:t xml:space="preserve">13,3%</w:t>
+              <w:t xml:space="preserve">12,8%</w:t>
             </w:r>
           </w:p>
         </w:tc>
@@ -3282,33 +3282,33 @@
                 <w:sz w:val="19"/>
                 <w:szCs w:val="19"/>
               </w:rPr>
-              <w:t xml:space="preserve">12</w:t>
-            </w:r>
-          </w:p>
-        </w:tc>
-        <w:tc>
-          <w:tcPr>
-            <w:tcW w:type="dxa" w:w="2000"/>
-            <w:tcMar>
-              <w:top w:type="dxa" w:w="70"/>
-              <w:left w:type="dxa" w:w="110"/>
-              <w:bottom w:type="dxa" w:w="70"/>
-              <w:right w:type="dxa" w:w="110"/>
-            </w:tcMar>
-          </w:tcPr>
-          <w:p>
-            <w:pPr>
-              <w:spacing w:after="0" w:line="250"/>
-              <w:jc w:val="right"/>
-            </w:pPr>
-            <w:r>
-              <w:rPr>
-                <w:rFonts w:ascii="Calibri" w:cs="Calibri" w:eastAsia="Calibri" w:hAnsi="Calibri"/>
-                <w:color w:val="0B0B0B"/>
-                <w:sz w:val="19"/>
-                <w:szCs w:val="19"/>
-              </w:rPr>
-              <w:t xml:space="preserve">10,0%</w:t>
+              <w:t xml:space="preserve">13</w:t>
+            </w:r>
+          </w:p>
+        </w:tc>
+        <w:tc>
+          <w:tcPr>
+            <w:tcW w:type="dxa" w:w="2000"/>
+            <w:tcMar>
+              <w:top w:type="dxa" w:w="70"/>
+              <w:left w:type="dxa" w:w="110"/>
+              <w:bottom w:type="dxa" w:w="70"/>
+              <w:right w:type="dxa" w:w="110"/>
+            </w:tcMar>
+          </w:tcPr>
+          <w:p>
+            <w:pPr>
+              <w:spacing w:after="0" w:line="250"/>
+              <w:jc w:val="right"/>
+            </w:pPr>
+            <w:r>
+              <w:rPr>
+                <w:rFonts w:ascii="Calibri" w:cs="Calibri" w:eastAsia="Calibri" w:hAnsi="Calibri"/>
+                <w:color w:val="0B0B0B"/>
+                <w:sz w:val="19"/>
+                <w:szCs w:val="19"/>
+              </w:rPr>
+              <w:t xml:space="preserve">10,4%</w:t>
             </w:r>
           </w:p>
         </w:tc>
@@ -3363,34 +3363,34 @@
                 <w:sz w:val="19"/>
                 <w:szCs w:val="19"/>
               </w:rPr>
-              <w:t xml:space="preserve">10</w:t>
-            </w:r>
-          </w:p>
-        </w:tc>
-        <w:tc>
-          <w:tcPr>
-            <w:tcW w:type="dxa" w:w="2000"/>
-            <w:shd w:fill="F7F8FA" w:color="auto" w:val="clear"/>
-            <w:tcMar>
-              <w:top w:type="dxa" w:w="70"/>
-              <w:left w:type="dxa" w:w="110"/>
-              <w:bottom w:type="dxa" w:w="70"/>
-              <w:right w:type="dxa" w:w="110"/>
-            </w:tcMar>
-          </w:tcPr>
-          <w:p>
-            <w:pPr>
-              <w:spacing w:after="0" w:line="250"/>
-              <w:jc w:val="right"/>
-            </w:pPr>
-            <w:r>
-              <w:rPr>
-                <w:rFonts w:ascii="Calibri" w:cs="Calibri" w:eastAsia="Calibri" w:hAnsi="Calibri"/>
-                <w:color w:val="0B0B0B"/>
-                <w:sz w:val="19"/>
-                <w:szCs w:val="19"/>
-              </w:rPr>
-              <w:t xml:space="preserve">8,3%</w:t>
+              <w:t xml:space="preserve">12</w:t>
+            </w:r>
+          </w:p>
+        </w:tc>
+        <w:tc>
+          <w:tcPr>
+            <w:tcW w:type="dxa" w:w="2000"/>
+            <w:shd w:fill="F7F8FA" w:color="auto" w:val="clear"/>
+            <w:tcMar>
+              <w:top w:type="dxa" w:w="70"/>
+              <w:left w:type="dxa" w:w="110"/>
+              <w:bottom w:type="dxa" w:w="70"/>
+              <w:right w:type="dxa" w:w="110"/>
+            </w:tcMar>
+          </w:tcPr>
+          <w:p>
+            <w:pPr>
+              <w:spacing w:after="0" w:line="250"/>
+              <w:jc w:val="right"/>
+            </w:pPr>
+            <w:r>
+              <w:rPr>
+                <w:rFonts w:ascii="Calibri" w:cs="Calibri" w:eastAsia="Calibri" w:hAnsi="Calibri"/>
+                <w:color w:val="0B0B0B"/>
+                <w:sz w:val="19"/>
+                <w:szCs w:val="19"/>
+              </w:rPr>
+              <w:t xml:space="preserve">9,6%</w:t>
             </w:r>
           </w:p>
         </w:tc>
@@ -3469,7 +3469,7 @@
                 <w:sz w:val="19"/>
                 <w:szCs w:val="19"/>
               </w:rPr>
-              <w:t xml:space="preserve">4,2%</w:t>
+              <w:t xml:space="preserve">4,0%</w:t>
             </w:r>
           </w:p>
         </w:tc>
@@ -3551,7 +3551,7 @@
                 <w:sz w:val="19"/>
                 <w:szCs w:val="19"/>
               </w:rPr>
-              <w:t xml:space="preserve">4,2%</w:t>
+              <w:t xml:space="preserve">4,0%</w:t>
             </w:r>
           </w:p>
         </w:tc>
@@ -3630,7 +3630,7 @@
                 <w:sz w:val="19"/>
                 <w:szCs w:val="19"/>
               </w:rPr>
-              <w:t xml:space="preserve">3,3%</w:t>
+              <w:t xml:space="preserve">3,2%</w:t>
             </w:r>
           </w:p>
         </w:tc>
@@ -3712,7 +3712,7 @@
                 <w:sz w:val="19"/>
                 <w:szCs w:val="19"/>
               </w:rPr>
-              <w:t xml:space="preserve">2,5%</w:t>
+              <w:t xml:space="preserve">2,4%</w:t>
             </w:r>
           </w:p>
         </w:tc>
@@ -3883,33 +3883,33 @@
                 <w:sz w:val="19"/>
                 <w:szCs w:val="19"/>
               </w:rPr>
-              <w:t xml:space="preserve">107</w:t>
-            </w:r>
-          </w:p>
-        </w:tc>
-        <w:tc>
-          <w:tcPr>
-            <w:tcW w:type="dxa" w:w="2000"/>
-            <w:tcMar>
-              <w:top w:type="dxa" w:w="70"/>
-              <w:left w:type="dxa" w:w="110"/>
-              <w:bottom w:type="dxa" w:w="70"/>
-              <w:right w:type="dxa" w:w="110"/>
-            </w:tcMar>
-          </w:tcPr>
-          <w:p>
-            <w:pPr>
-              <w:spacing w:after="0" w:line="250"/>
-              <w:jc w:val="right"/>
-            </w:pPr>
-            <w:r>
-              <w:rPr>
-                <w:rFonts w:ascii="Calibri" w:cs="Calibri" w:eastAsia="Calibri" w:hAnsi="Calibri"/>
-                <w:color w:val="0B0B0B"/>
-                <w:sz w:val="19"/>
-                <w:szCs w:val="19"/>
-              </w:rPr>
-              <w:t xml:space="preserve">89,2%</w:t>
+              <w:t xml:space="preserve">112</w:t>
+            </w:r>
+          </w:p>
+        </w:tc>
+        <w:tc>
+          <w:tcPr>
+            <w:tcW w:type="dxa" w:w="2000"/>
+            <w:tcMar>
+              <w:top w:type="dxa" w:w="70"/>
+              <w:left w:type="dxa" w:w="110"/>
+              <w:bottom w:type="dxa" w:w="70"/>
+              <w:right w:type="dxa" w:w="110"/>
+            </w:tcMar>
+          </w:tcPr>
+          <w:p>
+            <w:pPr>
+              <w:spacing w:after="0" w:line="250"/>
+              <w:jc w:val="right"/>
+            </w:pPr>
+            <w:r>
+              <w:rPr>
+                <w:rFonts w:ascii="Calibri" w:cs="Calibri" w:eastAsia="Calibri" w:hAnsi="Calibri"/>
+                <w:color w:val="0B0B0B"/>
+                <w:sz w:val="19"/>
+                <w:szCs w:val="19"/>
+              </w:rPr>
+              <w:t xml:space="preserve">89,6%</w:t>
             </w:r>
           </w:p>
         </w:tc>
@@ -3991,7 +3991,7 @@
                 <w:sz w:val="19"/>
                 <w:szCs w:val="19"/>
               </w:rPr>
-              <w:t xml:space="preserve">10,8%</w:t>
+              <w:t xml:space="preserve">10,4%</w:t>
             </w:r>
           </w:p>
         </w:tc>
@@ -4167,33 +4167,33 @@
                 <w:sz w:val="19"/>
                 <w:szCs w:val="19"/>
               </w:rPr>
-              <w:t xml:space="preserve">108</w:t>
-            </w:r>
-          </w:p>
-        </w:tc>
-        <w:tc>
-          <w:tcPr>
-            <w:tcW w:type="dxa" w:w="2000"/>
-            <w:tcMar>
-              <w:top w:type="dxa" w:w="70"/>
-              <w:left w:type="dxa" w:w="110"/>
-              <w:bottom w:type="dxa" w:w="70"/>
-              <w:right w:type="dxa" w:w="110"/>
-            </w:tcMar>
-          </w:tcPr>
-          <w:p>
-            <w:pPr>
-              <w:spacing w:after="0" w:line="250"/>
-              <w:jc w:val="right"/>
-            </w:pPr>
-            <w:r>
-              <w:rPr>
-                <w:rFonts w:ascii="Calibri" w:cs="Calibri" w:eastAsia="Calibri" w:hAnsi="Calibri"/>
-                <w:color w:val="0B0B0B"/>
-                <w:sz w:val="19"/>
-                <w:szCs w:val="19"/>
-              </w:rPr>
-              <w:t xml:space="preserve">90,0%</w:t>
+              <w:t xml:space="preserve">113</w:t>
+            </w:r>
+          </w:p>
+        </w:tc>
+        <w:tc>
+          <w:tcPr>
+            <w:tcW w:type="dxa" w:w="2000"/>
+            <w:tcMar>
+              <w:top w:type="dxa" w:w="70"/>
+              <w:left w:type="dxa" w:w="110"/>
+              <w:bottom w:type="dxa" w:w="70"/>
+              <w:right w:type="dxa" w:w="110"/>
+            </w:tcMar>
+          </w:tcPr>
+          <w:p>
+            <w:pPr>
+              <w:spacing w:after="0" w:line="250"/>
+              <w:jc w:val="right"/>
+            </w:pPr>
+            <w:r>
+              <w:rPr>
+                <w:rFonts w:ascii="Calibri" w:cs="Calibri" w:eastAsia="Calibri" w:hAnsi="Calibri"/>
+                <w:color w:val="0B0B0B"/>
+                <w:sz w:val="19"/>
+                <w:szCs w:val="19"/>
+              </w:rPr>
+              <w:t xml:space="preserve">90,4%</w:t>
             </w:r>
           </w:p>
         </w:tc>
@@ -4275,7 +4275,7 @@
                 <w:sz w:val="19"/>
                 <w:szCs w:val="19"/>
               </w:rPr>
-              <w:t xml:space="preserve">4,2%</w:t>
+              <w:t xml:space="preserve">4,0%</w:t>
             </w:r>
           </w:p>
         </w:tc>
@@ -4354,7 +4354,7 @@
                 <w:sz w:val="19"/>
                 <w:szCs w:val="19"/>
               </w:rPr>
-              <w:t xml:space="preserve">3,3%</w:t>
+              <w:t xml:space="preserve">3,2%</w:t>
             </w:r>
           </w:p>
         </w:tc>
@@ -4436,7 +4436,7 @@
                 <w:sz w:val="19"/>
                 <w:szCs w:val="19"/>
               </w:rPr>
-              <w:t xml:space="preserve">2,5%</w:t>
+              <w:t xml:space="preserve">2,4%</w:t>
             </w:r>
           </w:p>
         </w:tc>
@@ -4479,7 +4479,7 @@
           <w:sz w:val="20"/>
           <w:szCs w:val="20"/>
         </w:rPr>
-        <w:t xml:space="preserve">89,2% moram na região e 90,0% dependem só do transporte fretado. Quando a rota atrasa ou o ônibus enche, essas pessoas não têm plano B. Vira falta. E transporte está entre as três maiores causas de ausência.</w:t>
+        <w:t xml:space="preserve">89,6% moram na região e 90,4% dependem só do transporte fretado. Quando a rota atrasa ou o ônibus enche, essas pessoas não têm plano B. Vira falta. E transporte está entre as três maiores causas de ausência.</w:t>
       </w:r>
     </w:p>
     <w:p>
@@ -4795,7 +4795,7 @@
                 <w:sz w:val="19"/>
                 <w:szCs w:val="19"/>
               </w:rPr>
-              <w:t xml:space="preserve">120</w:t>
+              <w:t xml:space="preserve">125</w:t>
             </w:r>
           </w:p>
         </w:tc>
@@ -4821,7 +4821,7 @@
                 <w:sz w:val="19"/>
                 <w:szCs w:val="19"/>
               </w:rPr>
-              <w:t xml:space="preserve">86</w:t>
+              <w:t xml:space="preserve">89</w:t>
             </w:r>
           </w:p>
         </w:tc>
@@ -4873,7 +4873,7 @@
                 <w:sz w:val="19"/>
                 <w:szCs w:val="19"/>
               </w:rPr>
-              <w:t xml:space="preserve">6</w:t>
+              <w:t xml:space="preserve">8</w:t>
             </w:r>
           </w:p>
         </w:tc>
@@ -4899,7 +4899,7 @@
                 <w:sz w:val="19"/>
                 <w:szCs w:val="19"/>
               </w:rPr>
-              <w:t xml:space="preserve">66,7</w:t>
+              <w:t xml:space="preserve">64,8</w:t>
             </w:r>
           </w:p>
         </w:tc>
@@ -4925,7 +4925,7 @@
                 <w:sz w:val="19"/>
                 <w:szCs w:val="19"/>
               </w:rPr>
-              <w:t xml:space="preserve">9,07</w:t>
+              <w:t xml:space="preserve">9,02</w:t>
             </w:r>
           </w:p>
         </w:tc>
@@ -4980,7 +4980,7 @@
                 <w:sz w:val="19"/>
                 <w:szCs w:val="19"/>
               </w:rPr>
-              <w:t xml:space="preserve">102</w:t>
+              <w:t xml:space="preserve">105</w:t>
             </w:r>
           </w:p>
         </w:tc>
@@ -5007,7 +5007,7 @@
                 <w:sz w:val="19"/>
                 <w:szCs w:val="19"/>
               </w:rPr>
-              <w:t xml:space="preserve">74</w:t>
+              <w:t xml:space="preserve">75</w:t>
             </w:r>
           </w:p>
         </w:tc>
@@ -5061,7 +5061,7 @@
                 <w:sz w:val="19"/>
                 <w:szCs w:val="19"/>
               </w:rPr>
-              <w:t xml:space="preserve">5</w:t>
+              <w:t xml:space="preserve">7</w:t>
             </w:r>
           </w:p>
         </w:tc>
@@ -5088,7 +5088,7 @@
                 <w:sz w:val="19"/>
                 <w:szCs w:val="19"/>
               </w:rPr>
-              <w:t xml:space="preserve">67,6</w:t>
+              <w:t xml:space="preserve">64,8</w:t>
             </w:r>
           </w:p>
         </w:tc>
@@ -5115,7 +5115,7 @@
                 <w:sz w:val="19"/>
                 <w:szCs w:val="19"/>
               </w:rPr>
-              <w:t xml:space="preserve">9,11</w:t>
+              <w:t xml:space="preserve">9,03</w:t>
             </w:r>
           </w:p>
         </w:tc>
@@ -5168,7 +5168,7 @@
                 <w:sz w:val="19"/>
                 <w:szCs w:val="19"/>
               </w:rPr>
-              <w:t xml:space="preserve">18</w:t>
+              <w:t xml:space="preserve">20</w:t>
             </w:r>
           </w:p>
         </w:tc>
@@ -5194,7 +5194,7 @@
                 <w:sz w:val="19"/>
                 <w:szCs w:val="19"/>
               </w:rPr>
-              <w:t xml:space="preserve">12</w:t>
+              <w:t xml:space="preserve">14</w:t>
             </w:r>
           </w:p>
         </w:tc>
@@ -5272,7 +5272,7 @@
                 <w:sz w:val="19"/>
                 <w:szCs w:val="19"/>
               </w:rPr>
-              <w:t xml:space="preserve">61,1</w:t>
+              <w:t xml:space="preserve">65,0</w:t>
             </w:r>
           </w:p>
         </w:tc>
@@ -5298,7 +5298,7 @@
                 <w:sz w:val="19"/>
                 <w:szCs w:val="19"/>
               </w:rPr>
-              <w:t xml:space="preserve">8,89</w:t>
+              <w:t xml:space="preserve">9,00</w:t>
             </w:r>
           </w:p>
         </w:tc>
@@ -5341,7 +5341,7 @@
           <w:sz w:val="20"/>
           <w:szCs w:val="20"/>
         </w:rPr>
-        <w:t xml:space="preserve">A diferença entre quem cumpriu, 67,6, e quem saiu antes, 61,1, é de 6,5 pontos. Isso significa que a saída antecipada não queimou a relação: essas pessoas seguem recontratáveis e seguem indicando a empresa para conhecidos.</w:t>
+        <w:t xml:space="preserve">A diferença entre quem cumpriu, 64,8, e quem saiu antes, 65,0, é de -0,2 pontos. Isso significa que a saída antecipada não queimou a relação: essas pessoas seguem recontratáveis e seguem indicando a empresa para conhecidos.</w:t>
       </w:r>
     </w:p>
     <w:p>
@@ -5629,7 +5629,7 @@
                 <w:sz w:val="19"/>
                 <w:szCs w:val="19"/>
               </w:rPr>
-              <w:t xml:space="preserve">35</w:t>
+              <w:t xml:space="preserve">36</w:t>
             </w:r>
           </w:p>
         </w:tc>
@@ -5655,7 +5655,7 @@
                 <w:sz w:val="19"/>
                 <w:szCs w:val="19"/>
               </w:rPr>
-              <w:t xml:space="preserve">77,1</w:t>
+              <w:t xml:space="preserve">77,8</w:t>
             </w:r>
           </w:p>
         </w:tc>
@@ -5681,7 +5681,7 @@
                 <w:sz w:val="19"/>
                 <w:szCs w:val="19"/>
               </w:rPr>
-              <w:t xml:space="preserve">9,40</w:t>
+              <w:t xml:space="preserve">9,42</w:t>
             </w:r>
           </w:p>
         </w:tc>
@@ -5707,7 +5707,7 @@
                 <w:sz w:val="19"/>
                 <w:szCs w:val="19"/>
               </w:rPr>
-              <w:t xml:space="preserve">51%</w:t>
+              <w:t xml:space="preserve">53%</w:t>
             </w:r>
           </w:p>
         </w:tc>
@@ -5759,7 +5759,7 @@
                 <w:sz w:val="19"/>
                 <w:szCs w:val="19"/>
               </w:rPr>
-              <w:t xml:space="preserve">77%</w:t>
+              <w:t xml:space="preserve">78%</w:t>
             </w:r>
           </w:p>
         </w:tc>
@@ -5976,7 +5976,7 @@
                 <w:sz w:val="19"/>
                 <w:szCs w:val="19"/>
               </w:rPr>
-              <w:t xml:space="preserve">Auxiliar de Serviços Gerais / Limpeza</w:t>
+              <w:t xml:space="preserve">Outra</w:t>
             </w:r>
           </w:p>
         </w:tc>
@@ -6002,7 +6002,7 @@
                 <w:sz w:val="19"/>
                 <w:szCs w:val="19"/>
               </w:rPr>
-              <w:t xml:space="preserve">11</w:t>
+              <w:t xml:space="preserve">13</w:t>
             </w:r>
           </w:p>
         </w:tc>
@@ -6028,7 +6028,7 @@
                 <w:sz w:val="19"/>
                 <w:szCs w:val="19"/>
               </w:rPr>
-              <w:t xml:space="preserve">63,6</w:t>
+              <w:t xml:space="preserve">23,1</w:t>
             </w:r>
           </w:p>
         </w:tc>
@@ -6054,7 +6054,7 @@
                 <w:sz w:val="19"/>
                 <w:szCs w:val="19"/>
               </w:rPr>
-              <w:t xml:space="preserve">9,00</w:t>
+              <w:t xml:space="preserve">8,15</w:t>
             </w:r>
           </w:p>
         </w:tc>
@@ -6080,7 +6080,7 @@
                 <w:sz w:val="19"/>
                 <w:szCs w:val="19"/>
               </w:rPr>
-              <w:t xml:space="preserve">55%</w:t>
+              <w:t xml:space="preserve">54%</w:t>
             </w:r>
           </w:p>
         </w:tc>
@@ -6106,7 +6106,7 @@
                 <w:sz w:val="19"/>
                 <w:szCs w:val="19"/>
               </w:rPr>
-              <w:t xml:space="preserve">12%</w:t>
+              <w:t xml:space="preserve">23%</w:t>
             </w:r>
           </w:p>
         </w:tc>
@@ -6132,7 +6132,7 @@
                 <w:sz w:val="19"/>
                 <w:szCs w:val="19"/>
               </w:rPr>
-              <w:t xml:space="preserve">73%</w:t>
+              <w:t xml:space="preserve">92%</w:t>
             </w:r>
           </w:p>
         </w:tc>
@@ -6160,7 +6160,7 @@
                 <w:sz w:val="19"/>
                 <w:szCs w:val="19"/>
               </w:rPr>
-              <w:t xml:space="preserve">Outra</w:t>
+              <w:t xml:space="preserve">Auxiliar de Serviços Gerais / Limpeza</w:t>
             </w:r>
           </w:p>
         </w:tc>
@@ -6187,7 +6187,7 @@
                 <w:sz w:val="19"/>
                 <w:szCs w:val="19"/>
               </w:rPr>
-              <w:t xml:space="preserve">11</w:t>
+              <w:t xml:space="preserve">12</w:t>
             </w:r>
           </w:p>
         </w:tc>
@@ -6214,7 +6214,7 @@
                 <w:sz w:val="19"/>
                 <w:szCs w:val="19"/>
               </w:rPr>
-              <w:t xml:space="preserve">45,5</w:t>
+              <w:t xml:space="preserve">66,7</w:t>
             </w:r>
           </w:p>
         </w:tc>
@@ -6241,7 +6241,7 @@
                 <w:sz w:val="19"/>
                 <w:szCs w:val="19"/>
               </w:rPr>
-              <w:t xml:space="preserve">8,82</w:t>
+              <w:t xml:space="preserve">9,08</w:t>
             </w:r>
           </w:p>
         </w:tc>
@@ -6268,7 +6268,7 @@
                 <w:sz w:val="19"/>
                 <w:szCs w:val="19"/>
               </w:rPr>
-              <w:t xml:space="preserve">45%</w:t>
+              <w:t xml:space="preserve">58%</w:t>
             </w:r>
           </w:p>
         </w:tc>
@@ -6295,7 +6295,7 @@
                 <w:sz w:val="19"/>
                 <w:szCs w:val="19"/>
               </w:rPr>
-              <w:t xml:space="preserve">27%</w:t>
+              <w:t xml:space="preserve">11%</w:t>
             </w:r>
           </w:p>
         </w:tc>
@@ -6322,7 +6322,7 @@
                 <w:sz w:val="19"/>
                 <w:szCs w:val="19"/>
               </w:rPr>
-              <w:t xml:space="preserve">91%</w:t>
+              <w:t xml:space="preserve">75%</w:t>
             </w:r>
           </w:p>
         </w:tc>
@@ -6375,7 +6375,7 @@
                 <w:sz w:val="19"/>
                 <w:szCs w:val="19"/>
               </w:rPr>
-              <w:t xml:space="preserve">9</w:t>
+              <w:t xml:space="preserve">10</w:t>
             </w:r>
           </w:p>
         </w:tc>
@@ -6401,7 +6401,7 @@
                 <w:sz w:val="19"/>
                 <w:szCs w:val="19"/>
               </w:rPr>
-              <w:t xml:space="preserve">77,8</w:t>
+              <w:t xml:space="preserve">80,0</w:t>
             </w:r>
           </w:p>
         </w:tc>
@@ -6427,7 +6427,7 @@
                 <w:sz w:val="19"/>
                 <w:szCs w:val="19"/>
               </w:rPr>
-              <w:t xml:space="preserve">9,44</w:t>
+              <w:t xml:space="preserve">9,50</w:t>
             </w:r>
           </w:p>
         </w:tc>
@@ -6453,7 +6453,7 @@
                 <w:sz w:val="19"/>
                 <w:szCs w:val="19"/>
               </w:rPr>
-              <w:t xml:space="preserve">44%</w:t>
+              <w:t xml:space="preserve">40%</w:t>
             </w:r>
           </w:p>
         </w:tc>
@@ -7255,33 +7255,33 @@
                 <w:sz w:val="19"/>
                 <w:szCs w:val="19"/>
               </w:rPr>
-              <w:t xml:space="preserve">96</w:t>
-            </w:r>
-          </w:p>
-        </w:tc>
-        <w:tc>
-          <w:tcPr>
-            <w:tcW w:type="dxa" w:w="2000"/>
-            <w:tcMar>
-              <w:top w:type="dxa" w:w="70"/>
-              <w:left w:type="dxa" w:w="110"/>
-              <w:bottom w:type="dxa" w:w="70"/>
-              <w:right w:type="dxa" w:w="110"/>
-            </w:tcMar>
-          </w:tcPr>
-          <w:p>
-            <w:pPr>
-              <w:spacing w:after="0" w:line="250"/>
-              <w:jc w:val="right"/>
-            </w:pPr>
-            <w:r>
-              <w:rPr>
-                <w:rFonts w:ascii="Calibri" w:cs="Calibri" w:eastAsia="Calibri" w:hAnsi="Calibri"/>
-                <w:color w:val="0B0B0B"/>
-                <w:sz w:val="19"/>
-                <w:szCs w:val="19"/>
-              </w:rPr>
-              <w:t xml:space="preserve">80,0%</w:t>
+              <w:t xml:space="preserve">101</w:t>
+            </w:r>
+          </w:p>
+        </w:tc>
+        <w:tc>
+          <w:tcPr>
+            <w:tcW w:type="dxa" w:w="2000"/>
+            <w:tcMar>
+              <w:top w:type="dxa" w:w="70"/>
+              <w:left w:type="dxa" w:w="110"/>
+              <w:bottom w:type="dxa" w:w="70"/>
+              <w:right w:type="dxa" w:w="110"/>
+            </w:tcMar>
+          </w:tcPr>
+          <w:p>
+            <w:pPr>
+              <w:spacing w:after="0" w:line="250"/>
+              <w:jc w:val="right"/>
+            </w:pPr>
+            <w:r>
+              <w:rPr>
+                <w:rFonts w:ascii="Calibri" w:cs="Calibri" w:eastAsia="Calibri" w:hAnsi="Calibri"/>
+                <w:color w:val="0B0B0B"/>
+                <w:sz w:val="19"/>
+                <w:szCs w:val="19"/>
+              </w:rPr>
+              <w:t xml:space="preserve">80,8%</w:t>
             </w:r>
           </w:p>
         </w:tc>
@@ -7363,7 +7363,7 @@
                 <w:sz w:val="19"/>
                 <w:szCs w:val="19"/>
               </w:rPr>
-              <w:t xml:space="preserve">16,7%</w:t>
+              <w:t xml:space="preserve">16,0%</w:t>
             </w:r>
           </w:p>
         </w:tc>
@@ -7442,7 +7442,7 @@
                 <w:sz w:val="19"/>
                 <w:szCs w:val="19"/>
               </w:rPr>
-              <w:t xml:space="preserve">3,3%</w:t>
+              <w:t xml:space="preserve">3,2%</w:t>
             </w:r>
           </w:p>
         </w:tc>
@@ -7618,33 +7618,33 @@
                 <w:sz w:val="19"/>
                 <w:szCs w:val="19"/>
               </w:rPr>
-              <w:t xml:space="preserve">86</w:t>
-            </w:r>
-          </w:p>
-        </w:tc>
-        <w:tc>
-          <w:tcPr>
-            <w:tcW w:type="dxa" w:w="2000"/>
-            <w:tcMar>
-              <w:top w:type="dxa" w:w="70"/>
-              <w:left w:type="dxa" w:w="110"/>
-              <w:bottom w:type="dxa" w:w="70"/>
-              <w:right w:type="dxa" w:w="110"/>
-            </w:tcMar>
-          </w:tcPr>
-          <w:p>
-            <w:pPr>
-              <w:spacing w:after="0" w:line="250"/>
-              <w:jc w:val="right"/>
-            </w:pPr>
-            <w:r>
-              <w:rPr>
-                <w:rFonts w:ascii="Calibri" w:cs="Calibri" w:eastAsia="Calibri" w:hAnsi="Calibri"/>
-                <w:color w:val="0B0B0B"/>
-                <w:sz w:val="19"/>
-                <w:szCs w:val="19"/>
-              </w:rPr>
-              <w:t xml:space="preserve">78,2%</w:t>
+              <w:t xml:space="preserve">89</w:t>
+            </w:r>
+          </w:p>
+        </w:tc>
+        <w:tc>
+          <w:tcPr>
+            <w:tcW w:type="dxa" w:w="2000"/>
+            <w:tcMar>
+              <w:top w:type="dxa" w:w="70"/>
+              <w:left w:type="dxa" w:w="110"/>
+              <w:bottom w:type="dxa" w:w="70"/>
+              <w:right w:type="dxa" w:w="110"/>
+            </w:tcMar>
+          </w:tcPr>
+          <w:p>
+            <w:pPr>
+              <w:spacing w:after="0" w:line="250"/>
+              <w:jc w:val="right"/>
+            </w:pPr>
+            <w:r>
+              <w:rPr>
+                <w:rFonts w:ascii="Calibri" w:cs="Calibri" w:eastAsia="Calibri" w:hAnsi="Calibri"/>
+                <w:color w:val="0B0B0B"/>
+                <w:sz w:val="19"/>
+                <w:szCs w:val="19"/>
+              </w:rPr>
+              <w:t xml:space="preserve">78,8%</w:t>
             </w:r>
           </w:p>
         </w:tc>
@@ -7726,7 +7726,7 @@
                 <w:sz w:val="19"/>
                 <w:szCs w:val="19"/>
               </w:rPr>
-              <w:t xml:space="preserve">10,9%</w:t>
+              <w:t xml:space="preserve">10,6%</w:t>
             </w:r>
           </w:p>
         </w:tc>
@@ -7805,7 +7805,7 @@
                 <w:sz w:val="19"/>
                 <w:szCs w:val="19"/>
               </w:rPr>
-              <w:t xml:space="preserve">10,9%</w:t>
+              <w:t xml:space="preserve">10,6%</w:t>
             </w:r>
           </w:p>
         </w:tc>
@@ -7981,33 +7981,33 @@
                 <w:sz w:val="19"/>
                 <w:szCs w:val="19"/>
               </w:rPr>
-              <w:t xml:space="preserve">87</w:t>
-            </w:r>
-          </w:p>
-        </w:tc>
-        <w:tc>
-          <w:tcPr>
-            <w:tcW w:type="dxa" w:w="2000"/>
-            <w:tcMar>
-              <w:top w:type="dxa" w:w="70"/>
-              <w:left w:type="dxa" w:w="110"/>
-              <w:bottom w:type="dxa" w:w="70"/>
-              <w:right w:type="dxa" w:w="110"/>
-            </w:tcMar>
-          </w:tcPr>
-          <w:p>
-            <w:pPr>
-              <w:spacing w:after="0" w:line="250"/>
-              <w:jc w:val="right"/>
-            </w:pPr>
-            <w:r>
-              <w:rPr>
-                <w:rFonts w:ascii="Calibri" w:cs="Calibri" w:eastAsia="Calibri" w:hAnsi="Calibri"/>
-                <w:color w:val="0B0B0B"/>
-                <w:sz w:val="19"/>
-                <w:szCs w:val="19"/>
-              </w:rPr>
-              <w:t xml:space="preserve">79,1%</w:t>
+              <w:t xml:space="preserve">90</w:t>
+            </w:r>
+          </w:p>
+        </w:tc>
+        <w:tc>
+          <w:tcPr>
+            <w:tcW w:type="dxa" w:w="2000"/>
+            <w:tcMar>
+              <w:top w:type="dxa" w:w="70"/>
+              <w:left w:type="dxa" w:w="110"/>
+              <w:bottom w:type="dxa" w:w="70"/>
+              <w:right w:type="dxa" w:w="110"/>
+            </w:tcMar>
+          </w:tcPr>
+          <w:p>
+            <w:pPr>
+              <w:spacing w:after="0" w:line="250"/>
+              <w:jc w:val="right"/>
+            </w:pPr>
+            <w:r>
+              <w:rPr>
+                <w:rFonts w:ascii="Calibri" w:cs="Calibri" w:eastAsia="Calibri" w:hAnsi="Calibri"/>
+                <w:color w:val="0B0B0B"/>
+                <w:sz w:val="19"/>
+                <w:szCs w:val="19"/>
+              </w:rPr>
+              <w:t xml:space="preserve">79,6%</w:t>
             </w:r>
           </w:p>
         </w:tc>
@@ -8089,7 +8089,7 @@
                 <w:sz w:val="19"/>
                 <w:szCs w:val="19"/>
               </w:rPr>
-              <w:t xml:space="preserve">12,7%</w:t>
+              <w:t xml:space="preserve">12,4%</w:t>
             </w:r>
           </w:p>
         </w:tc>
@@ -8168,7 +8168,7 @@
                 <w:sz w:val="19"/>
                 <w:szCs w:val="19"/>
               </w:rPr>
-              <w:t xml:space="preserve">5,5%</w:t>
+              <w:t xml:space="preserve">5,3%</w:t>
             </w:r>
           </w:p>
         </w:tc>
@@ -8435,33 +8435,33 @@
                 <w:sz w:val="19"/>
                 <w:szCs w:val="19"/>
               </w:rPr>
-              <w:t xml:space="preserve">63</w:t>
-            </w:r>
-          </w:p>
-        </w:tc>
-        <w:tc>
-          <w:tcPr>
-            <w:tcW w:type="dxa" w:w="2000"/>
-            <w:tcMar>
-              <w:top w:type="dxa" w:w="70"/>
-              <w:left w:type="dxa" w:w="110"/>
-              <w:bottom w:type="dxa" w:w="70"/>
-              <w:right w:type="dxa" w:w="110"/>
-            </w:tcMar>
-          </w:tcPr>
-          <w:p>
-            <w:pPr>
-              <w:spacing w:after="0" w:line="250"/>
-              <w:jc w:val="right"/>
-            </w:pPr>
-            <w:r>
-              <w:rPr>
-                <w:rFonts w:ascii="Calibri" w:cs="Calibri" w:eastAsia="Calibri" w:hAnsi="Calibri"/>
-                <w:color w:val="0B0B0B"/>
-                <w:sz w:val="19"/>
-                <w:szCs w:val="19"/>
-              </w:rPr>
-              <w:t xml:space="preserve">52,5%</w:t>
+              <w:t xml:space="preserve">64</w:t>
+            </w:r>
+          </w:p>
+        </w:tc>
+        <w:tc>
+          <w:tcPr>
+            <w:tcW w:type="dxa" w:w="2000"/>
+            <w:tcMar>
+              <w:top w:type="dxa" w:w="70"/>
+              <w:left w:type="dxa" w:w="110"/>
+              <w:bottom w:type="dxa" w:w="70"/>
+              <w:right w:type="dxa" w:w="110"/>
+            </w:tcMar>
+          </w:tcPr>
+          <w:p>
+            <w:pPr>
+              <w:spacing w:after="0" w:line="250"/>
+              <w:jc w:val="right"/>
+            </w:pPr>
+            <w:r>
+              <w:rPr>
+                <w:rFonts w:ascii="Calibri" w:cs="Calibri" w:eastAsia="Calibri" w:hAnsi="Calibri"/>
+                <w:color w:val="0B0B0B"/>
+                <w:sz w:val="19"/>
+                <w:szCs w:val="19"/>
+              </w:rPr>
+              <w:t xml:space="preserve">51,2%</w:t>
             </w:r>
           </w:p>
         </w:tc>
@@ -8516,34 +8516,34 @@
                 <w:sz w:val="19"/>
                 <w:szCs w:val="19"/>
               </w:rPr>
-              <w:t xml:space="preserve">27</w:t>
-            </w:r>
-          </w:p>
-        </w:tc>
-        <w:tc>
-          <w:tcPr>
-            <w:tcW w:type="dxa" w:w="2000"/>
-            <w:shd w:fill="F7F8FA" w:color="auto" w:val="clear"/>
-            <w:tcMar>
-              <w:top w:type="dxa" w:w="70"/>
-              <w:left w:type="dxa" w:w="110"/>
-              <w:bottom w:type="dxa" w:w="70"/>
-              <w:right w:type="dxa" w:w="110"/>
-            </w:tcMar>
-          </w:tcPr>
-          <w:p>
-            <w:pPr>
-              <w:spacing w:after="0" w:line="250"/>
-              <w:jc w:val="right"/>
-            </w:pPr>
-            <w:r>
-              <w:rPr>
-                <w:rFonts w:ascii="Calibri" w:cs="Calibri" w:eastAsia="Calibri" w:hAnsi="Calibri"/>
-                <w:color w:val="0B0B0B"/>
-                <w:sz w:val="19"/>
-                <w:szCs w:val="19"/>
-              </w:rPr>
-              <w:t xml:space="preserve">22,5%</w:t>
+              <w:t xml:space="preserve">30</w:t>
+            </w:r>
+          </w:p>
+        </w:tc>
+        <w:tc>
+          <w:tcPr>
+            <w:tcW w:type="dxa" w:w="2000"/>
+            <w:shd w:fill="F7F8FA" w:color="auto" w:val="clear"/>
+            <w:tcMar>
+              <w:top w:type="dxa" w:w="70"/>
+              <w:left w:type="dxa" w:w="110"/>
+              <w:bottom w:type="dxa" w:w="70"/>
+              <w:right w:type="dxa" w:w="110"/>
+            </w:tcMar>
+          </w:tcPr>
+          <w:p>
+            <w:pPr>
+              <w:spacing w:after="0" w:line="250"/>
+              <w:jc w:val="right"/>
+            </w:pPr>
+            <w:r>
+              <w:rPr>
+                <w:rFonts w:ascii="Calibri" w:cs="Calibri" w:eastAsia="Calibri" w:hAnsi="Calibri"/>
+                <w:color w:val="0B0B0B"/>
+                <w:sz w:val="19"/>
+                <w:szCs w:val="19"/>
+              </w:rPr>
+              <w:t xml:space="preserve">24,0%</w:t>
             </w:r>
           </w:p>
         </w:tc>
@@ -8596,33 +8596,33 @@
                 <w:sz w:val="19"/>
                 <w:szCs w:val="19"/>
               </w:rPr>
-              <w:t xml:space="preserve">19</w:t>
-            </w:r>
-          </w:p>
-        </w:tc>
-        <w:tc>
-          <w:tcPr>
-            <w:tcW w:type="dxa" w:w="2000"/>
-            <w:tcMar>
-              <w:top w:type="dxa" w:w="70"/>
-              <w:left w:type="dxa" w:w="110"/>
-              <w:bottom w:type="dxa" w:w="70"/>
-              <w:right w:type="dxa" w:w="110"/>
-            </w:tcMar>
-          </w:tcPr>
-          <w:p>
-            <w:pPr>
-              <w:spacing w:after="0" w:line="250"/>
-              <w:jc w:val="right"/>
-            </w:pPr>
-            <w:r>
-              <w:rPr>
-                <w:rFonts w:ascii="Calibri" w:cs="Calibri" w:eastAsia="Calibri" w:hAnsi="Calibri"/>
-                <w:color w:val="0B0B0B"/>
-                <w:sz w:val="19"/>
-                <w:szCs w:val="19"/>
-              </w:rPr>
-              <w:t xml:space="preserve">15,8%</w:t>
+              <w:t xml:space="preserve">20</w:t>
+            </w:r>
+          </w:p>
+        </w:tc>
+        <w:tc>
+          <w:tcPr>
+            <w:tcW w:type="dxa" w:w="2000"/>
+            <w:tcMar>
+              <w:top w:type="dxa" w:w="70"/>
+              <w:left w:type="dxa" w:w="110"/>
+              <w:bottom w:type="dxa" w:w="70"/>
+              <w:right w:type="dxa" w:w="110"/>
+            </w:tcMar>
+          </w:tcPr>
+          <w:p>
+            <w:pPr>
+              <w:spacing w:after="0" w:line="250"/>
+              <w:jc w:val="right"/>
+            </w:pPr>
+            <w:r>
+              <w:rPr>
+                <w:rFonts w:ascii="Calibri" w:cs="Calibri" w:eastAsia="Calibri" w:hAnsi="Calibri"/>
+                <w:color w:val="0B0B0B"/>
+                <w:sz w:val="19"/>
+                <w:szCs w:val="19"/>
+              </w:rPr>
+              <w:t xml:space="preserve">16,0%</w:t>
             </w:r>
           </w:p>
         </w:tc>
@@ -8704,7 +8704,7 @@
                 <w:sz w:val="19"/>
                 <w:szCs w:val="19"/>
               </w:rPr>
-              <w:t xml:space="preserve">6,7%</w:t>
+              <w:t xml:space="preserve">6,4%</w:t>
             </w:r>
           </w:p>
         </w:tc>
@@ -8783,7 +8783,7 @@
                 <w:sz w:val="19"/>
                 <w:szCs w:val="19"/>
               </w:rPr>
-              <w:t xml:space="preserve">2,5%</w:t>
+              <w:t xml:space="preserve">2,4%</w:t>
             </w:r>
           </w:p>
         </w:tc>
@@ -8811,7 +8811,7 @@
           <w:sz w:val="21"/>
           <w:szCs w:val="21"/>
         </w:rPr>
-        <w:t xml:space="preserve">43,1% entre quem cumpriu a temporada e 55,6% entre quem saiu antes do fim.</w:t>
+        <w:t xml:space="preserve">44,8% entre quem cumpriu a temporada e 55,0% entre quem saiu antes do fim.</w:t>
       </w:r>
     </w:p>
     <w:p>
@@ -8979,33 +8979,33 @@
                 <w:sz w:val="19"/>
                 <w:szCs w:val="19"/>
               </w:rPr>
-              <w:t xml:space="preserve">26</w:t>
-            </w:r>
-          </w:p>
-        </w:tc>
-        <w:tc>
-          <w:tcPr>
-            <w:tcW w:type="dxa" w:w="2000"/>
-            <w:tcMar>
-              <w:top w:type="dxa" w:w="70"/>
-              <w:left w:type="dxa" w:w="110"/>
-              <w:bottom w:type="dxa" w:w="70"/>
-              <w:right w:type="dxa" w:w="110"/>
-            </w:tcMar>
-          </w:tcPr>
-          <w:p>
-            <w:pPr>
-              <w:spacing w:after="0" w:line="250"/>
-              <w:jc w:val="right"/>
-            </w:pPr>
-            <w:r>
-              <w:rPr>
-                <w:rFonts w:ascii="Calibri" w:cs="Calibri" w:eastAsia="Calibri" w:hAnsi="Calibri"/>
-                <w:color w:val="0B0B0B"/>
-                <w:sz w:val="19"/>
-                <w:szCs w:val="19"/>
-              </w:rPr>
-              <w:t xml:space="preserve">48,1%</w:t>
+              <w:t xml:space="preserve">27</w:t>
+            </w:r>
+          </w:p>
+        </w:tc>
+        <w:tc>
+          <w:tcPr>
+            <w:tcW w:type="dxa" w:w="2000"/>
+            <w:tcMar>
+              <w:top w:type="dxa" w:w="70"/>
+              <w:left w:type="dxa" w:w="110"/>
+              <w:bottom w:type="dxa" w:w="70"/>
+              <w:right w:type="dxa" w:w="110"/>
+            </w:tcMar>
+          </w:tcPr>
+          <w:p>
+            <w:pPr>
+              <w:spacing w:after="0" w:line="250"/>
+              <w:jc w:val="right"/>
+            </w:pPr>
+            <w:r>
+              <w:rPr>
+                <w:rFonts w:ascii="Calibri" w:cs="Calibri" w:eastAsia="Calibri" w:hAnsi="Calibri"/>
+                <w:color w:val="0B0B0B"/>
+                <w:sz w:val="19"/>
+                <w:szCs w:val="19"/>
+              </w:rPr>
+              <w:t xml:space="preserve">46,6%</w:t>
             </w:r>
           </w:p>
         </w:tc>
@@ -9060,34 +9060,34 @@
                 <w:sz w:val="19"/>
                 <w:szCs w:val="19"/>
               </w:rPr>
-              <w:t xml:space="preserve">16</w:t>
-            </w:r>
-          </w:p>
-        </w:tc>
-        <w:tc>
-          <w:tcPr>
-            <w:tcW w:type="dxa" w:w="2000"/>
-            <w:shd w:fill="F7F8FA" w:color="auto" w:val="clear"/>
-            <w:tcMar>
-              <w:top w:type="dxa" w:w="70"/>
-              <w:left w:type="dxa" w:w="110"/>
-              <w:bottom w:type="dxa" w:w="70"/>
-              <w:right w:type="dxa" w:w="110"/>
-            </w:tcMar>
-          </w:tcPr>
-          <w:p>
-            <w:pPr>
-              <w:spacing w:after="0" w:line="250"/>
-              <w:jc w:val="right"/>
-            </w:pPr>
-            <w:r>
-              <w:rPr>
-                <w:rFonts w:ascii="Calibri" w:cs="Calibri" w:eastAsia="Calibri" w:hAnsi="Calibri"/>
-                <w:color w:val="0B0B0B"/>
-                <w:sz w:val="19"/>
-                <w:szCs w:val="19"/>
-              </w:rPr>
-              <w:t xml:space="preserve">29,6%</w:t>
+              <w:t xml:space="preserve">18</w:t>
+            </w:r>
+          </w:p>
+        </w:tc>
+        <w:tc>
+          <w:tcPr>
+            <w:tcW w:type="dxa" w:w="2000"/>
+            <w:shd w:fill="F7F8FA" w:color="auto" w:val="clear"/>
+            <w:tcMar>
+              <w:top w:type="dxa" w:w="70"/>
+              <w:left w:type="dxa" w:w="110"/>
+              <w:bottom w:type="dxa" w:w="70"/>
+              <w:right w:type="dxa" w:w="110"/>
+            </w:tcMar>
+          </w:tcPr>
+          <w:p>
+            <w:pPr>
+              <w:spacing w:after="0" w:line="250"/>
+              <w:jc w:val="right"/>
+            </w:pPr>
+            <w:r>
+              <w:rPr>
+                <w:rFonts w:ascii="Calibri" w:cs="Calibri" w:eastAsia="Calibri" w:hAnsi="Calibri"/>
+                <w:color w:val="0B0B0B"/>
+                <w:sz w:val="19"/>
+                <w:szCs w:val="19"/>
+              </w:rPr>
+              <w:t xml:space="preserve">31,0%</w:t>
             </w:r>
           </w:p>
         </w:tc>
@@ -9140,33 +9140,33 @@
                 <w:sz w:val="19"/>
                 <w:szCs w:val="19"/>
               </w:rPr>
-              <w:t xml:space="preserve">16</w:t>
-            </w:r>
-          </w:p>
-        </w:tc>
-        <w:tc>
-          <w:tcPr>
-            <w:tcW w:type="dxa" w:w="2000"/>
-            <w:tcMar>
-              <w:top w:type="dxa" w:w="70"/>
-              <w:left w:type="dxa" w:w="110"/>
-              <w:bottom w:type="dxa" w:w="70"/>
-              <w:right w:type="dxa" w:w="110"/>
-            </w:tcMar>
-          </w:tcPr>
-          <w:p>
-            <w:pPr>
-              <w:spacing w:after="0" w:line="250"/>
-              <w:jc w:val="right"/>
-            </w:pPr>
-            <w:r>
-              <w:rPr>
-                <w:rFonts w:ascii="Calibri" w:cs="Calibri" w:eastAsia="Calibri" w:hAnsi="Calibri"/>
-                <w:color w:val="0B0B0B"/>
-                <w:sz w:val="19"/>
-                <w:szCs w:val="19"/>
-              </w:rPr>
-              <w:t xml:space="preserve">29,6%</w:t>
+              <w:t xml:space="preserve">17</w:t>
+            </w:r>
+          </w:p>
+        </w:tc>
+        <w:tc>
+          <w:tcPr>
+            <w:tcW w:type="dxa" w:w="2000"/>
+            <w:tcMar>
+              <w:top w:type="dxa" w:w="70"/>
+              <w:left w:type="dxa" w:w="110"/>
+              <w:bottom w:type="dxa" w:w="70"/>
+              <w:right w:type="dxa" w:w="110"/>
+            </w:tcMar>
+          </w:tcPr>
+          <w:p>
+            <w:pPr>
+              <w:spacing w:after="0" w:line="250"/>
+              <w:jc w:val="right"/>
+            </w:pPr>
+            <w:r>
+              <w:rPr>
+                <w:rFonts w:ascii="Calibri" w:cs="Calibri" w:eastAsia="Calibri" w:hAnsi="Calibri"/>
+                <w:color w:val="0B0B0B"/>
+                <w:sz w:val="19"/>
+                <w:szCs w:val="19"/>
+              </w:rPr>
+              <w:t xml:space="preserve">29,3%</w:t>
             </w:r>
           </w:p>
         </w:tc>
@@ -9248,7 +9248,7 @@
                 <w:sz w:val="19"/>
                 <w:szCs w:val="19"/>
               </w:rPr>
-              <w:t xml:space="preserve">18,5%</w:t>
+              <w:t xml:space="preserve">17,2%</w:t>
             </w:r>
           </w:p>
         </w:tc>
@@ -9301,33 +9301,33 @@
                 <w:sz w:val="19"/>
                 <w:szCs w:val="19"/>
               </w:rPr>
-              <w:t xml:space="preserve">8</w:t>
-            </w:r>
-          </w:p>
-        </w:tc>
-        <w:tc>
-          <w:tcPr>
-            <w:tcW w:type="dxa" w:w="2000"/>
-            <w:tcMar>
-              <w:top w:type="dxa" w:w="70"/>
-              <w:left w:type="dxa" w:w="110"/>
-              <w:bottom w:type="dxa" w:w="70"/>
-              <w:right w:type="dxa" w:w="110"/>
-            </w:tcMar>
-          </w:tcPr>
-          <w:p>
-            <w:pPr>
-              <w:spacing w:after="0" w:line="250"/>
-              <w:jc w:val="right"/>
-            </w:pPr>
-            <w:r>
-              <w:rPr>
-                <w:rFonts w:ascii="Calibri" w:cs="Calibri" w:eastAsia="Calibri" w:hAnsi="Calibri"/>
-                <w:color w:val="0B0B0B"/>
-                <w:sz w:val="19"/>
-                <w:szCs w:val="19"/>
-              </w:rPr>
-              <w:t xml:space="preserve">14,8%</w:t>
+              <w:t xml:space="preserve">9</w:t>
+            </w:r>
+          </w:p>
+        </w:tc>
+        <w:tc>
+          <w:tcPr>
+            <w:tcW w:type="dxa" w:w="2000"/>
+            <w:tcMar>
+              <w:top w:type="dxa" w:w="70"/>
+              <w:left w:type="dxa" w:w="110"/>
+              <w:bottom w:type="dxa" w:w="70"/>
+              <w:right w:type="dxa" w:w="110"/>
+            </w:tcMar>
+          </w:tcPr>
+          <w:p>
+            <w:pPr>
+              <w:spacing w:after="0" w:line="250"/>
+              <w:jc w:val="right"/>
+            </w:pPr>
+            <w:r>
+              <w:rPr>
+                <w:rFonts w:ascii="Calibri" w:cs="Calibri" w:eastAsia="Calibri" w:hAnsi="Calibri"/>
+                <w:color w:val="0B0B0B"/>
+                <w:sz w:val="19"/>
+                <w:szCs w:val="19"/>
+              </w:rPr>
+              <w:t xml:space="preserve">15,5%</w:t>
             </w:r>
           </w:p>
         </w:tc>
@@ -9409,7 +9409,7 @@
                 <w:sz w:val="19"/>
                 <w:szCs w:val="19"/>
               </w:rPr>
-              <w:t xml:space="preserve">5,6%</w:t>
+              <w:t xml:space="preserve">5,2%</w:t>
             </w:r>
           </w:p>
         </w:tc>
@@ -9488,7 +9488,7 @@
                 <w:sz w:val="19"/>
                 <w:szCs w:val="19"/>
               </w:rPr>
-              <w:t xml:space="preserve">5,6%</w:t>
+              <w:t xml:space="preserve">5,2%</w:t>
             </w:r>
           </w:p>
         </w:tc>
@@ -9570,7 +9570,7 @@
                 <w:sz w:val="19"/>
                 <w:szCs w:val="19"/>
               </w:rPr>
-              <w:t xml:space="preserve">5,6%</w:t>
+              <w:t xml:space="preserve">5,2%</w:t>
             </w:r>
           </w:p>
         </w:tc>
@@ -9649,7 +9649,7 @@
                 <w:sz w:val="19"/>
                 <w:szCs w:val="19"/>
               </w:rPr>
-              <w:t xml:space="preserve">5,6%</w:t>
+              <w:t xml:space="preserve">5,2%</w:t>
             </w:r>
           </w:p>
         </w:tc>
@@ -9668,7 +9668,7 @@
           <w:sz w:val="18"/>
           <w:szCs w:val="18"/>
         </w:rPr>
-        <w:t xml:space="preserve">Base: as 54 pessoas que declararam ao menos uma ausência. Cada uma podia marcar até 3 causas, então a soma passa de 100%. Foram 88 citações no total.</w:t>
+        <w:t xml:space="preserve">Base: as 58 pessoas que declararam ao menos uma ausência. Cada uma podia marcar até 3 causas, então a soma passa de 100%. Foram 93 citações no total.</w:t>
       </w:r>
     </w:p>
     <w:p>
@@ -9708,7 +9708,7 @@
           <w:sz w:val="20"/>
           <w:szCs w:val="20"/>
         </w:rPr>
-        <w:t xml:space="preserve">As três causas mais citadas somam 66% das citações. Desânimo, bico no mesmo dia e trabalho pesado demais para o valor pago somam 10,2%. Entre as causas grandes, transporte é a que nós dois controlamos: rota, horário, capacidade e estado dos veículos.</w:t>
+        <w:t xml:space="preserve">As três causas mais citadas somam 67% das citações. Desânimo, bico no mesmo dia e trabalho pesado demais para o valor pago somam 9,7%. Entre as causas grandes, transporte é a que nós dois controlamos: rota, horário, capacidade e estado dos veículos.</w:t>
       </w:r>
     </w:p>
     <w:p>
@@ -9876,33 +9876,33 @@
                 <w:sz w:val="19"/>
                 <w:szCs w:val="19"/>
               </w:rPr>
-              <w:t xml:space="preserve">43</w:t>
-            </w:r>
-          </w:p>
-        </w:tc>
-        <w:tc>
-          <w:tcPr>
-            <w:tcW w:type="dxa" w:w="2000"/>
-            <w:tcMar>
-              <w:top w:type="dxa" w:w="70"/>
-              <w:left w:type="dxa" w:w="110"/>
-              <w:bottom w:type="dxa" w:w="70"/>
-              <w:right w:type="dxa" w:w="110"/>
-            </w:tcMar>
-          </w:tcPr>
-          <w:p>
-            <w:pPr>
-              <w:spacing w:after="0" w:line="250"/>
-              <w:jc w:val="right"/>
-            </w:pPr>
-            <w:r>
-              <w:rPr>
-                <w:rFonts w:ascii="Calibri" w:cs="Calibri" w:eastAsia="Calibri" w:hAnsi="Calibri"/>
-                <w:color w:val="0B0B0B"/>
-                <w:sz w:val="19"/>
-                <w:szCs w:val="19"/>
-              </w:rPr>
-              <w:t xml:space="preserve">39,8%</w:t>
+              <w:t xml:space="preserve">44</w:t>
+            </w:r>
+          </w:p>
+        </w:tc>
+        <w:tc>
+          <w:tcPr>
+            <w:tcW w:type="dxa" w:w="2000"/>
+            <w:tcMar>
+              <w:top w:type="dxa" w:w="70"/>
+              <w:left w:type="dxa" w:w="110"/>
+              <w:bottom w:type="dxa" w:w="70"/>
+              <w:right w:type="dxa" w:w="110"/>
+            </w:tcMar>
+          </w:tcPr>
+          <w:p>
+            <w:pPr>
+              <w:spacing w:after="0" w:line="250"/>
+              <w:jc w:val="right"/>
+            </w:pPr>
+            <w:r>
+              <w:rPr>
+                <w:rFonts w:ascii="Calibri" w:cs="Calibri" w:eastAsia="Calibri" w:hAnsi="Calibri"/>
+                <w:color w:val="0B0B0B"/>
+                <w:sz w:val="19"/>
+                <w:szCs w:val="19"/>
+              </w:rPr>
+              <w:t xml:space="preserve">39,6%</w:t>
             </w:r>
           </w:p>
         </w:tc>
@@ -9930,34 +9930,34 @@
                 <w:sz w:val="19"/>
                 <w:szCs w:val="19"/>
               </w:rPr>
-              <w:t xml:space="preserve">Ficar muito tempo em pé</w:t>
-            </w:r>
-          </w:p>
-        </w:tc>
-        <w:tc>
-          <w:tcPr>
-            <w:tcW w:type="dxa" w:w="2000"/>
-            <w:shd w:fill="F7F8FA" w:color="auto" w:val="clear"/>
-            <w:tcMar>
-              <w:top w:type="dxa" w:w="70"/>
-              <w:left w:type="dxa" w:w="110"/>
-              <w:bottom w:type="dxa" w:w="70"/>
-              <w:right w:type="dxa" w:w="110"/>
-            </w:tcMar>
-          </w:tcPr>
-          <w:p>
-            <w:pPr>
-              <w:spacing w:after="0" w:line="250"/>
-              <w:jc w:val="right"/>
-            </w:pPr>
-            <w:r>
-              <w:rPr>
-                <w:rFonts w:ascii="Calibri" w:cs="Calibri" w:eastAsia="Calibri" w:hAnsi="Calibri"/>
-                <w:color w:val="0B0B0B"/>
-                <w:sz w:val="19"/>
-                <w:szCs w:val="19"/>
-              </w:rPr>
-              <w:t xml:space="preserve">33</w:t>
+              <w:t xml:space="preserve">Calor e sol</w:t>
+            </w:r>
+          </w:p>
+        </w:tc>
+        <w:tc>
+          <w:tcPr>
+            <w:tcW w:type="dxa" w:w="2000"/>
+            <w:shd w:fill="F7F8FA" w:color="auto" w:val="clear"/>
+            <w:tcMar>
+              <w:top w:type="dxa" w:w="70"/>
+              <w:left w:type="dxa" w:w="110"/>
+              <w:bottom w:type="dxa" w:w="70"/>
+              <w:right w:type="dxa" w:w="110"/>
+            </w:tcMar>
+          </w:tcPr>
+          <w:p>
+            <w:pPr>
+              <w:spacing w:after="0" w:line="250"/>
+              <w:jc w:val="right"/>
+            </w:pPr>
+            <w:r>
+              <w:rPr>
+                <w:rFonts w:ascii="Calibri" w:cs="Calibri" w:eastAsia="Calibri" w:hAnsi="Calibri"/>
+                <w:color w:val="0B0B0B"/>
+                <w:sz w:val="19"/>
+                <w:szCs w:val="19"/>
+              </w:rPr>
+              <w:t xml:space="preserve">34</w:t>
             </w:r>
           </w:p>
         </w:tc>
@@ -10011,59 +10011,59 @@
                 <w:sz w:val="19"/>
                 <w:szCs w:val="19"/>
               </w:rPr>
-              <w:t xml:space="preserve">Calor e sol</w:t>
-            </w:r>
-          </w:p>
-        </w:tc>
-        <w:tc>
-          <w:tcPr>
-            <w:tcW w:type="dxa" w:w="2000"/>
-            <w:tcMar>
-              <w:top w:type="dxa" w:w="70"/>
-              <w:left w:type="dxa" w:w="110"/>
-              <w:bottom w:type="dxa" w:w="70"/>
-              <w:right w:type="dxa" w:w="110"/>
-            </w:tcMar>
-          </w:tcPr>
-          <w:p>
-            <w:pPr>
-              <w:spacing w:after="0" w:line="250"/>
-              <w:jc w:val="right"/>
-            </w:pPr>
-            <w:r>
-              <w:rPr>
-                <w:rFonts w:ascii="Calibri" w:cs="Calibri" w:eastAsia="Calibri" w:hAnsi="Calibri"/>
-                <w:color w:val="0B0B0B"/>
-                <w:sz w:val="19"/>
-                <w:szCs w:val="19"/>
-              </w:rPr>
-              <w:t xml:space="preserve">32</w:t>
-            </w:r>
-          </w:p>
-        </w:tc>
-        <w:tc>
-          <w:tcPr>
-            <w:tcW w:type="dxa" w:w="2000"/>
-            <w:tcMar>
-              <w:top w:type="dxa" w:w="70"/>
-              <w:left w:type="dxa" w:w="110"/>
-              <w:bottom w:type="dxa" w:w="70"/>
-              <w:right w:type="dxa" w:w="110"/>
-            </w:tcMar>
-          </w:tcPr>
-          <w:p>
-            <w:pPr>
-              <w:spacing w:after="0" w:line="250"/>
-              <w:jc w:val="right"/>
-            </w:pPr>
-            <w:r>
-              <w:rPr>
-                <w:rFonts w:ascii="Calibri" w:cs="Calibri" w:eastAsia="Calibri" w:hAnsi="Calibri"/>
-                <w:color w:val="0B0B0B"/>
-                <w:sz w:val="19"/>
-                <w:szCs w:val="19"/>
-              </w:rPr>
-              <w:t xml:space="preserve">29,6%</w:t>
+              <w:t xml:space="preserve">Ficar muito tempo em pé</w:t>
+            </w:r>
+          </w:p>
+        </w:tc>
+        <w:tc>
+          <w:tcPr>
+            <w:tcW w:type="dxa" w:w="2000"/>
+            <w:tcMar>
+              <w:top w:type="dxa" w:w="70"/>
+              <w:left w:type="dxa" w:w="110"/>
+              <w:bottom w:type="dxa" w:w="70"/>
+              <w:right w:type="dxa" w:w="110"/>
+            </w:tcMar>
+          </w:tcPr>
+          <w:p>
+            <w:pPr>
+              <w:spacing w:after="0" w:line="250"/>
+              <w:jc w:val="right"/>
+            </w:pPr>
+            <w:r>
+              <w:rPr>
+                <w:rFonts w:ascii="Calibri" w:cs="Calibri" w:eastAsia="Calibri" w:hAnsi="Calibri"/>
+                <w:color w:val="0B0B0B"/>
+                <w:sz w:val="19"/>
+                <w:szCs w:val="19"/>
+              </w:rPr>
+              <w:t xml:space="preserve">33</w:t>
+            </w:r>
+          </w:p>
+        </w:tc>
+        <w:tc>
+          <w:tcPr>
+            <w:tcW w:type="dxa" w:w="2000"/>
+            <w:tcMar>
+              <w:top w:type="dxa" w:w="70"/>
+              <w:left w:type="dxa" w:w="110"/>
+              <w:bottom w:type="dxa" w:w="70"/>
+              <w:right w:type="dxa" w:w="110"/>
+            </w:tcMar>
+          </w:tcPr>
+          <w:p>
+            <w:pPr>
+              <w:spacing w:after="0" w:line="250"/>
+              <w:jc w:val="right"/>
+            </w:pPr>
+            <w:r>
+              <w:rPr>
+                <w:rFonts w:ascii="Calibri" w:cs="Calibri" w:eastAsia="Calibri" w:hAnsi="Calibri"/>
+                <w:color w:val="0B0B0B"/>
+                <w:sz w:val="19"/>
+                <w:szCs w:val="19"/>
+              </w:rPr>
+              <w:t xml:space="preserve">29,7%</w:t>
             </w:r>
           </w:p>
         </w:tc>
@@ -10145,7 +10145,7 @@
                 <w:sz w:val="19"/>
                 <w:szCs w:val="19"/>
               </w:rPr>
-              <w:t xml:space="preserve">15,7%</w:t>
+              <w:t xml:space="preserve">15,3%</w:t>
             </w:r>
           </w:p>
         </w:tc>
@@ -10224,7 +10224,7 @@
                 <w:sz w:val="19"/>
                 <w:szCs w:val="19"/>
               </w:rPr>
-              <w:t xml:space="preserve">12,0%</w:t>
+              <w:t xml:space="preserve">11,7%</w:t>
             </w:r>
           </w:p>
         </w:tc>
@@ -10306,7 +10306,7 @@
                 <w:sz w:val="19"/>
                 <w:szCs w:val="19"/>
               </w:rPr>
-              <w:t xml:space="preserve">10,2%</w:t>
+              <w:t xml:space="preserve">9,9%</w:t>
             </w:r>
           </w:p>
         </w:tc>
@@ -10385,7 +10385,7 @@
                 <w:sz w:val="19"/>
                 <w:szCs w:val="19"/>
               </w:rPr>
-              <w:t xml:space="preserve">7,4%</w:t>
+              <w:t xml:space="preserve">7,2%</w:t>
             </w:r>
           </w:p>
         </w:tc>
@@ -10467,7 +10467,7 @@
                 <w:sz w:val="19"/>
                 <w:szCs w:val="19"/>
               </w:rPr>
-              <w:t xml:space="preserve">5,6%</w:t>
+              <w:t xml:space="preserve">5,4%</w:t>
             </w:r>
           </w:p>
         </w:tc>
@@ -10638,33 +10638,33 @@
                 <w:sz w:val="19"/>
                 <w:szCs w:val="19"/>
               </w:rPr>
-              <w:t xml:space="preserve">46</w:t>
-            </w:r>
-          </w:p>
-        </w:tc>
-        <w:tc>
-          <w:tcPr>
-            <w:tcW w:type="dxa" w:w="2000"/>
-            <w:tcMar>
-              <w:top w:type="dxa" w:w="70"/>
-              <w:left w:type="dxa" w:w="110"/>
-              <w:bottom w:type="dxa" w:w="70"/>
-              <w:right w:type="dxa" w:w="110"/>
-            </w:tcMar>
-          </w:tcPr>
-          <w:p>
-            <w:pPr>
-              <w:spacing w:after="0" w:line="250"/>
-              <w:jc w:val="right"/>
-            </w:pPr>
-            <w:r>
-              <w:rPr>
-                <w:rFonts w:ascii="Calibri" w:cs="Calibri" w:eastAsia="Calibri" w:hAnsi="Calibri"/>
-                <w:color w:val="0B0B0B"/>
-                <w:sz w:val="19"/>
-                <w:szCs w:val="19"/>
-              </w:rPr>
-              <w:t xml:space="preserve">46,5%</w:t>
+              <w:t xml:space="preserve">47</w:t>
+            </w:r>
+          </w:p>
+        </w:tc>
+        <w:tc>
+          <w:tcPr>
+            <w:tcW w:type="dxa" w:w="2000"/>
+            <w:tcMar>
+              <w:top w:type="dxa" w:w="70"/>
+              <w:left w:type="dxa" w:w="110"/>
+              <w:bottom w:type="dxa" w:w="70"/>
+              <w:right w:type="dxa" w:w="110"/>
+            </w:tcMar>
+          </w:tcPr>
+          <w:p>
+            <w:pPr>
+              <w:spacing w:after="0" w:line="250"/>
+              <w:jc w:val="right"/>
+            </w:pPr>
+            <w:r>
+              <w:rPr>
+                <w:rFonts w:ascii="Calibri" w:cs="Calibri" w:eastAsia="Calibri" w:hAnsi="Calibri"/>
+                <w:color w:val="0B0B0B"/>
+                <w:sz w:val="19"/>
+                <w:szCs w:val="19"/>
+              </w:rPr>
+              <w:t xml:space="preserve">46,1%</w:t>
             </w:r>
           </w:p>
         </w:tc>
@@ -10719,34 +10719,34 @@
                 <w:sz w:val="19"/>
                 <w:szCs w:val="19"/>
               </w:rPr>
-              <w:t xml:space="preserve">31</w:t>
-            </w:r>
-          </w:p>
-        </w:tc>
-        <w:tc>
-          <w:tcPr>
-            <w:tcW w:type="dxa" w:w="2000"/>
-            <w:shd w:fill="F7F8FA" w:color="auto" w:val="clear"/>
-            <w:tcMar>
-              <w:top w:type="dxa" w:w="70"/>
-              <w:left w:type="dxa" w:w="110"/>
-              <w:bottom w:type="dxa" w:w="70"/>
-              <w:right w:type="dxa" w:w="110"/>
-            </w:tcMar>
-          </w:tcPr>
-          <w:p>
-            <w:pPr>
-              <w:spacing w:after="0" w:line="250"/>
-              <w:jc w:val="right"/>
-            </w:pPr>
-            <w:r>
-              <w:rPr>
-                <w:rFonts w:ascii="Calibri" w:cs="Calibri" w:eastAsia="Calibri" w:hAnsi="Calibri"/>
-                <w:color w:val="0B0B0B"/>
-                <w:sz w:val="19"/>
-                <w:szCs w:val="19"/>
-              </w:rPr>
-              <w:t xml:space="preserve">31,3%</w:t>
+              <w:t xml:space="preserve">32</w:t>
+            </w:r>
+          </w:p>
+        </w:tc>
+        <w:tc>
+          <w:tcPr>
+            <w:tcW w:type="dxa" w:w="2000"/>
+            <w:shd w:fill="F7F8FA" w:color="auto" w:val="clear"/>
+            <w:tcMar>
+              <w:top w:type="dxa" w:w="70"/>
+              <w:left w:type="dxa" w:w="110"/>
+              <w:bottom w:type="dxa" w:w="70"/>
+              <w:right w:type="dxa" w:w="110"/>
+            </w:tcMar>
+          </w:tcPr>
+          <w:p>
+            <w:pPr>
+              <w:spacing w:after="0" w:line="250"/>
+              <w:jc w:val="right"/>
+            </w:pPr>
+            <w:r>
+              <w:rPr>
+                <w:rFonts w:ascii="Calibri" w:cs="Calibri" w:eastAsia="Calibri" w:hAnsi="Calibri"/>
+                <w:color w:val="0B0B0B"/>
+                <w:sz w:val="19"/>
+                <w:szCs w:val="19"/>
+              </w:rPr>
+              <w:t xml:space="preserve">31,4%</w:t>
             </w:r>
           </w:p>
         </w:tc>
@@ -10825,7 +10825,7 @@
                 <w:sz w:val="19"/>
                 <w:szCs w:val="19"/>
               </w:rPr>
-              <w:t xml:space="preserve">18,2%</w:t>
+              <w:t xml:space="preserve">17,6%</w:t>
             </w:r>
           </w:p>
         </w:tc>
@@ -10907,7 +10907,7 @@
                 <w:sz w:val="19"/>
                 <w:szCs w:val="19"/>
               </w:rPr>
-              <w:t xml:space="preserve">15,2%</w:t>
+              <w:t xml:space="preserve">14,7%</w:t>
             </w:r>
           </w:p>
         </w:tc>
@@ -10960,33 +10960,33 @@
                 <w:sz w:val="19"/>
                 <w:szCs w:val="19"/>
               </w:rPr>
-              <w:t xml:space="preserve">12</w:t>
-            </w:r>
-          </w:p>
-        </w:tc>
-        <w:tc>
-          <w:tcPr>
-            <w:tcW w:type="dxa" w:w="2000"/>
-            <w:tcMar>
-              <w:top w:type="dxa" w:w="70"/>
-              <w:left w:type="dxa" w:w="110"/>
-              <w:bottom w:type="dxa" w:w="70"/>
-              <w:right w:type="dxa" w:w="110"/>
-            </w:tcMar>
-          </w:tcPr>
-          <w:p>
-            <w:pPr>
-              <w:spacing w:after="0" w:line="250"/>
-              <w:jc w:val="right"/>
-            </w:pPr>
-            <w:r>
-              <w:rPr>
-                <w:rFonts w:ascii="Calibri" w:cs="Calibri" w:eastAsia="Calibri" w:hAnsi="Calibri"/>
-                <w:color w:val="0B0B0B"/>
-                <w:sz w:val="19"/>
-                <w:szCs w:val="19"/>
-              </w:rPr>
-              <w:t xml:space="preserve">12,1%</w:t>
+              <w:t xml:space="preserve">13</w:t>
+            </w:r>
+          </w:p>
+        </w:tc>
+        <w:tc>
+          <w:tcPr>
+            <w:tcW w:type="dxa" w:w="2000"/>
+            <w:tcMar>
+              <w:top w:type="dxa" w:w="70"/>
+              <w:left w:type="dxa" w:w="110"/>
+              <w:bottom w:type="dxa" w:w="70"/>
+              <w:right w:type="dxa" w:w="110"/>
+            </w:tcMar>
+          </w:tcPr>
+          <w:p>
+            <w:pPr>
+              <w:spacing w:after="0" w:line="250"/>
+              <w:jc w:val="right"/>
+            </w:pPr>
+            <w:r>
+              <w:rPr>
+                <w:rFonts w:ascii="Calibri" w:cs="Calibri" w:eastAsia="Calibri" w:hAnsi="Calibri"/>
+                <w:color w:val="0B0B0B"/>
+                <w:sz w:val="19"/>
+                <w:szCs w:val="19"/>
+              </w:rPr>
+              <w:t xml:space="preserve">12,7%</w:t>
             </w:r>
           </w:p>
         </w:tc>
@@ -11068,7 +11068,7 @@
                 <w:sz w:val="19"/>
                 <w:szCs w:val="19"/>
               </w:rPr>
-              <w:t xml:space="preserve">7,1%</w:t>
+              <w:t xml:space="preserve">6,9%</w:t>
             </w:r>
           </w:p>
         </w:tc>
@@ -11147,7 +11147,7 @@
                 <w:sz w:val="19"/>
                 <w:szCs w:val="19"/>
               </w:rPr>
-              <w:t xml:space="preserve">6,1%</w:t>
+              <w:t xml:space="preserve">5,9%</w:t>
             </w:r>
           </w:p>
         </w:tc>
@@ -11229,7 +11229,7 @@
                 <w:sz w:val="19"/>
                 <w:szCs w:val="19"/>
               </w:rPr>
-              <w:t xml:space="preserve">6,1%</w:t>
+              <w:t xml:space="preserve">5,9%</w:t>
             </w:r>
           </w:p>
         </w:tc>
@@ -11272,7 +11272,7 @@
           <w:sz w:val="20"/>
           <w:szCs w:val="20"/>
         </w:rPr>
-        <w:t xml:space="preserve">46,5% marcaram "Outro", acima de qualquer alavanca que oferecemos. A lista de opções partia do princípio de que a falta é negociável: mais folga, mais dinheiro, escala melhor. Para a maioria dessas pessoas nada disso se aplicava, o que bate com a causa que elas mesmas declararam. Quem falta por doença ou por não conseguir chegar não é retido por bônus. Foi erro meu de formulação e vou trocar essa pergunta por uma aberta na próxima rodada.</w:t>
+        <w:t xml:space="preserve">46,1% marcaram "Outro", acima de qualquer alavanca que oferecemos. A lista de opções partia do princípio de que a falta é negociável: mais folga, mais dinheiro, escala melhor. Para a maioria dessas pessoas nada disso se aplicava, o que bate com a causa que elas mesmas declararam. Quem falta por doença ou por não conseguir chegar não é retido por bônus. Foi erro meu de formulação e vou trocar essa pergunta por uma aberta na próxima rodada.</w:t>
       </w:r>
     </w:p>
     <w:p>
@@ -11468,7 +11468,7 @@
                 <w:sz w:val="19"/>
                 <w:szCs w:val="19"/>
               </w:rPr>
-              <w:t xml:space="preserve">75</w:t>
+              <w:t xml:space="preserve">78</w:t>
             </w:r>
           </w:p>
         </w:tc>
@@ -11494,7 +11494,7 @@
                 <w:sz w:val="19"/>
                 <w:szCs w:val="19"/>
               </w:rPr>
-              <w:t xml:space="preserve">36%</w:t>
+              <w:t xml:space="preserve">38%</w:t>
             </w:r>
           </w:p>
         </w:tc>
@@ -11831,7 +11831,7 @@
                 <w:sz w:val="19"/>
                 <w:szCs w:val="19"/>
               </w:rPr>
-              <w:t xml:space="preserve">75</w:t>
+              <w:t xml:space="preserve">78</w:t>
             </w:r>
           </w:p>
         </w:tc>
@@ -11857,7 +11857,7 @@
                 <w:sz w:val="19"/>
                 <w:szCs w:val="19"/>
               </w:rPr>
-              <w:t xml:space="preserve">16%</w:t>
+              <w:t xml:space="preserve">15%</w:t>
             </w:r>
           </w:p>
         </w:tc>
@@ -12061,7 +12061,7 @@
           <w:sz w:val="20"/>
           <w:szCs w:val="20"/>
         </w:rPr>
-        <w:t xml:space="preserve">Quem não se sentiu à vontade para falar faltou 70%, contra 36% de quem se sentiu. O que resolve é presença: alguém disponível no posto nos primeiros dias, com registro do que foi dito. Isso é nosso e começa já.</w:t>
+        <w:t xml:space="preserve">Quem não se sentiu à vontade para falar faltou 70%, contra 38% de quem se sentiu. O que resolve é presença: alguém disponível no posto nos primeiros dias, com registro do que foi dito. Isso é nosso e começa já.</w:t>
       </w:r>
     </w:p>
     <w:p>
@@ -12229,7 +12229,7 @@
                 <w:sz w:val="19"/>
                 <w:szCs w:val="19"/>
               </w:rPr>
-              <w:t xml:space="preserve">76</w:t>
+              <w:t xml:space="preserve">79</w:t>
             </w:r>
           </w:p>
         </w:tc>
@@ -12255,7 +12255,7 @@
                 <w:sz w:val="19"/>
                 <w:szCs w:val="19"/>
               </w:rPr>
-              <w:t xml:space="preserve">38%</w:t>
+              <w:t xml:space="preserve">41%</w:t>
             </w:r>
           </w:p>
         </w:tc>
@@ -12380,7 +12380,7 @@
           <w:sz w:val="20"/>
           <w:szCs w:val="20"/>
         </w:rPr>
-        <w:t xml:space="preserve">Ninguém marcou "teve problema mais de uma vez", o que indica erro pontual e não sistêmico. Ainda assim, 30,9% passaram por algum atraso ou erro, e esse grupo faltou 62% contra 38% dos demais. Depende só de processo interno nosso.</w:t>
+        <w:t xml:space="preserve">Ninguém marcou "teve problema mais de uma vez", o que indica erro pontual e não sistêmico. Ainda assim, 30,1% passaram por algum atraso ou erro, e esse grupo faltou 62% contra 41% dos demais. Depende só de processo interno nosso.</w:t>
       </w:r>
     </w:p>
     <w:p>
@@ -12608,7 +12608,7 @@
                 <w:sz w:val="19"/>
                 <w:szCs w:val="19"/>
               </w:rPr>
-              <w:t xml:space="preserve">110</w:t>
+              <w:t xml:space="preserve">113</w:t>
             </w:r>
           </w:p>
         </w:tc>
@@ -12634,7 +12634,7 @@
                 <w:sz w:val="19"/>
                 <w:szCs w:val="19"/>
               </w:rPr>
-              <w:t xml:space="preserve">4,61</w:t>
+              <w:t xml:space="preserve">4,58</w:t>
             </w:r>
           </w:p>
         </w:tc>
@@ -12660,7 +12660,7 @@
                 <w:sz w:val="19"/>
                 <w:szCs w:val="19"/>
               </w:rPr>
-              <w:t xml:space="preserve">78,2%</w:t>
+              <w:t xml:space="preserve">77,0%</w:t>
             </w:r>
           </w:p>
         </w:tc>
@@ -12686,7 +12686,7 @@
                 <w:sz w:val="19"/>
                 <w:szCs w:val="19"/>
               </w:rPr>
-              <w:t xml:space="preserve">3,6%</w:t>
+              <w:t xml:space="preserve">4,4%</w:t>
             </w:r>
           </w:p>
         </w:tc>
@@ -12741,7 +12741,7 @@
                 <w:sz w:val="19"/>
                 <w:szCs w:val="19"/>
               </w:rPr>
-              <w:t xml:space="preserve">110</w:t>
+              <w:t xml:space="preserve">113</w:t>
             </w:r>
           </w:p>
         </w:tc>
@@ -12768,7 +12768,7 @@
                 <w:sz w:val="19"/>
                 <w:szCs w:val="19"/>
               </w:rPr>
-              <w:t xml:space="preserve">4,31</w:t>
+              <w:t xml:space="preserve">4,27</w:t>
             </w:r>
           </w:p>
         </w:tc>
@@ -12795,7 +12795,7 @@
                 <w:sz w:val="19"/>
                 <w:szCs w:val="19"/>
               </w:rPr>
-              <w:t xml:space="preserve">60,9%</w:t>
+              <w:t xml:space="preserve">60,2%</w:t>
             </w:r>
           </w:p>
         </w:tc>
@@ -12822,7 +12822,7 @@
                 <w:sz w:val="19"/>
                 <w:szCs w:val="19"/>
               </w:rPr>
-              <w:t xml:space="preserve">5,5%</w:t>
+              <w:t xml:space="preserve">7,1%</w:t>
             </w:r>
           </w:p>
         </w:tc>
@@ -12875,7 +12875,7 @@
                 <w:sz w:val="19"/>
                 <w:szCs w:val="19"/>
               </w:rPr>
-              <w:t xml:space="preserve">110</w:t>
+              <w:t xml:space="preserve">113</w:t>
             </w:r>
           </w:p>
         </w:tc>
@@ -12901,7 +12901,7 @@
                 <w:sz w:val="19"/>
                 <w:szCs w:val="19"/>
               </w:rPr>
-              <w:t xml:space="preserve">4,27</w:t>
+              <w:t xml:space="preserve">4,24</w:t>
             </w:r>
           </w:p>
         </w:tc>
@@ -12927,7 +12927,7 @@
                 <w:sz w:val="19"/>
                 <w:szCs w:val="19"/>
               </w:rPr>
-              <w:t xml:space="preserve">60,9%</w:t>
+              <w:t xml:space="preserve">60,2%</w:t>
             </w:r>
           </w:p>
         </w:tc>
@@ -12953,7 +12953,7 @@
                 <w:sz w:val="19"/>
                 <w:szCs w:val="19"/>
               </w:rPr>
-              <w:t xml:space="preserve">7,3%</w:t>
+              <w:t xml:space="preserve">8,0%</w:t>
             </w:r>
           </w:p>
         </w:tc>
@@ -12996,7 +12996,7 @@
           <w:sz w:val="20"/>
           <w:szCs w:val="20"/>
         </w:rPr>
-        <w:t xml:space="preserve">"Como os colegas efetivos tratavam os temporários" teve média 4,27, a mais baixa das três, e 6 pessoas deram nota 1. Foi o único item em que alguém usou o extremo negativo em volume. Era sinal fraco demais para eu levar a vocês como problema. Por isso incluí a pergunta direta sobre respeito na segunda rodada.</w:t>
+        <w:t xml:space="preserve">"Como os colegas efetivos tratavam os temporários" teve média 4,24, a mais baixa das três, e 7 pessoas deram nota 1. Foi o único item em que alguém usou o extremo negativo em volume. Era sinal fraco demais para eu levar a vocês como problema. Por isso incluí a pergunta direta sobre respeito na segunda rodada.</w:t>
       </w:r>
     </w:p>
     <w:p>
@@ -13169,33 +13169,33 @@
                 <w:sz w:val="19"/>
                 <w:szCs w:val="19"/>
               </w:rPr>
-              <w:t xml:space="preserve">86</w:t>
-            </w:r>
-          </w:p>
-        </w:tc>
-        <w:tc>
-          <w:tcPr>
-            <w:tcW w:type="dxa" w:w="2000"/>
-            <w:tcMar>
-              <w:top w:type="dxa" w:w="70"/>
-              <w:left w:type="dxa" w:w="110"/>
-              <w:bottom w:type="dxa" w:w="70"/>
-              <w:right w:type="dxa" w:w="110"/>
-            </w:tcMar>
-          </w:tcPr>
-          <w:p>
-            <w:pPr>
-              <w:spacing w:after="0" w:line="250"/>
-              <w:jc w:val="right"/>
-            </w:pPr>
-            <w:r>
-              <w:rPr>
-                <w:rFonts w:ascii="Calibri" w:cs="Calibri" w:eastAsia="Calibri" w:hAnsi="Calibri"/>
-                <w:color w:val="0B0B0B"/>
-                <w:sz w:val="19"/>
-                <w:szCs w:val="19"/>
-              </w:rPr>
-              <w:t xml:space="preserve">78,2%</w:t>
+              <w:t xml:space="preserve">88</w:t>
+            </w:r>
+          </w:p>
+        </w:tc>
+        <w:tc>
+          <w:tcPr>
+            <w:tcW w:type="dxa" w:w="2000"/>
+            <w:tcMar>
+              <w:top w:type="dxa" w:w="70"/>
+              <w:left w:type="dxa" w:w="110"/>
+              <w:bottom w:type="dxa" w:w="70"/>
+              <w:right w:type="dxa" w:w="110"/>
+            </w:tcMar>
+          </w:tcPr>
+          <w:p>
+            <w:pPr>
+              <w:spacing w:after="0" w:line="250"/>
+              <w:jc w:val="right"/>
+            </w:pPr>
+            <w:r>
+              <w:rPr>
+                <w:rFonts w:ascii="Calibri" w:cs="Calibri" w:eastAsia="Calibri" w:hAnsi="Calibri"/>
+                <w:color w:val="0B0B0B"/>
+                <w:sz w:val="19"/>
+                <w:szCs w:val="19"/>
+              </w:rPr>
+              <w:t xml:space="preserve">77,9%</w:t>
             </w:r>
           </w:p>
         </w:tc>
@@ -13250,34 +13250,34 @@
                 <w:sz w:val="19"/>
                 <w:szCs w:val="19"/>
               </w:rPr>
-              <w:t xml:space="preserve">17</w:t>
-            </w:r>
-          </w:p>
-        </w:tc>
-        <w:tc>
-          <w:tcPr>
-            <w:tcW w:type="dxa" w:w="2000"/>
-            <w:shd w:fill="F7F8FA" w:color="auto" w:val="clear"/>
-            <w:tcMar>
-              <w:top w:type="dxa" w:w="70"/>
-              <w:left w:type="dxa" w:w="110"/>
-              <w:bottom w:type="dxa" w:w="70"/>
-              <w:right w:type="dxa" w:w="110"/>
-            </w:tcMar>
-          </w:tcPr>
-          <w:p>
-            <w:pPr>
-              <w:spacing w:after="0" w:line="250"/>
-              <w:jc w:val="right"/>
-            </w:pPr>
-            <w:r>
-              <w:rPr>
-                <w:rFonts w:ascii="Calibri" w:cs="Calibri" w:eastAsia="Calibri" w:hAnsi="Calibri"/>
-                <w:color w:val="0B0B0B"/>
-                <w:sz w:val="19"/>
-                <w:szCs w:val="19"/>
-              </w:rPr>
-              <w:t xml:space="preserve">15,5%</w:t>
+              <w:t xml:space="preserve">18</w:t>
+            </w:r>
+          </w:p>
+        </w:tc>
+        <w:tc>
+          <w:tcPr>
+            <w:tcW w:type="dxa" w:w="2000"/>
+            <w:shd w:fill="F7F8FA" w:color="auto" w:val="clear"/>
+            <w:tcMar>
+              <w:top w:type="dxa" w:w="70"/>
+              <w:left w:type="dxa" w:w="110"/>
+              <w:bottom w:type="dxa" w:w="70"/>
+              <w:right w:type="dxa" w:w="110"/>
+            </w:tcMar>
+          </w:tcPr>
+          <w:p>
+            <w:pPr>
+              <w:spacing w:after="0" w:line="250"/>
+              <w:jc w:val="right"/>
+            </w:pPr>
+            <w:r>
+              <w:rPr>
+                <w:rFonts w:ascii="Calibri" w:cs="Calibri" w:eastAsia="Calibri" w:hAnsi="Calibri"/>
+                <w:color w:val="0B0B0B"/>
+                <w:sz w:val="19"/>
+                <w:szCs w:val="19"/>
+              </w:rPr>
+              <w:t xml:space="preserve">15,9%</w:t>
             </w:r>
           </w:p>
         </w:tc>
@@ -13356,7 +13356,7 @@
                 <w:sz w:val="19"/>
                 <w:szCs w:val="19"/>
               </w:rPr>
-              <w:t xml:space="preserve">6,4%</w:t>
+              <w:t xml:space="preserve">6,2%</w:t>
             </w:r>
           </w:p>
         </w:tc>
@@ -13532,33 +13532,33 @@
                 <w:sz w:val="19"/>
                 <w:szCs w:val="19"/>
               </w:rPr>
-              <w:t xml:space="preserve">102</w:t>
-            </w:r>
-          </w:p>
-        </w:tc>
-        <w:tc>
-          <w:tcPr>
-            <w:tcW w:type="dxa" w:w="2000"/>
-            <w:tcMar>
-              <w:top w:type="dxa" w:w="70"/>
-              <w:left w:type="dxa" w:w="110"/>
-              <w:bottom w:type="dxa" w:w="70"/>
-              <w:right w:type="dxa" w:w="110"/>
-            </w:tcMar>
-          </w:tcPr>
-          <w:p>
-            <w:pPr>
-              <w:spacing w:after="0" w:line="250"/>
-              <w:jc w:val="right"/>
-            </w:pPr>
-            <w:r>
-              <w:rPr>
-                <w:rFonts w:ascii="Calibri" w:cs="Calibri" w:eastAsia="Calibri" w:hAnsi="Calibri"/>
-                <w:color w:val="0B0B0B"/>
-                <w:sz w:val="19"/>
-                <w:szCs w:val="19"/>
-              </w:rPr>
-              <w:t xml:space="preserve">92,7%</w:t>
+              <w:t xml:space="preserve">104</w:t>
+            </w:r>
+          </w:p>
+        </w:tc>
+        <w:tc>
+          <w:tcPr>
+            <w:tcW w:type="dxa" w:w="2000"/>
+            <w:tcMar>
+              <w:top w:type="dxa" w:w="70"/>
+              <w:left w:type="dxa" w:w="110"/>
+              <w:bottom w:type="dxa" w:w="70"/>
+              <w:right w:type="dxa" w:w="110"/>
+            </w:tcMar>
+          </w:tcPr>
+          <w:p>
+            <w:pPr>
+              <w:spacing w:after="0" w:line="250"/>
+              <w:jc w:val="right"/>
+            </w:pPr>
+            <w:r>
+              <w:rPr>
+                <w:rFonts w:ascii="Calibri" w:cs="Calibri" w:eastAsia="Calibri" w:hAnsi="Calibri"/>
+                <w:color w:val="0B0B0B"/>
+                <w:sz w:val="19"/>
+                <w:szCs w:val="19"/>
+              </w:rPr>
+              <w:t xml:space="preserve">92,0%</w:t>
             </w:r>
           </w:p>
         </w:tc>
@@ -13613,34 +13613,34 @@
                 <w:sz w:val="19"/>
                 <w:szCs w:val="19"/>
               </w:rPr>
-              <w:t xml:space="preserve">7</w:t>
-            </w:r>
-          </w:p>
-        </w:tc>
-        <w:tc>
-          <w:tcPr>
-            <w:tcW w:type="dxa" w:w="2000"/>
-            <w:shd w:fill="F7F8FA" w:color="auto" w:val="clear"/>
-            <w:tcMar>
-              <w:top w:type="dxa" w:w="70"/>
-              <w:left w:type="dxa" w:w="110"/>
-              <w:bottom w:type="dxa" w:w="70"/>
-              <w:right w:type="dxa" w:w="110"/>
-            </w:tcMar>
-          </w:tcPr>
-          <w:p>
-            <w:pPr>
-              <w:spacing w:after="0" w:line="250"/>
-              <w:jc w:val="right"/>
-            </w:pPr>
-            <w:r>
-              <w:rPr>
-                <w:rFonts w:ascii="Calibri" w:cs="Calibri" w:eastAsia="Calibri" w:hAnsi="Calibri"/>
-                <w:color w:val="0B0B0B"/>
-                <w:sz w:val="19"/>
-                <w:szCs w:val="19"/>
-              </w:rPr>
-              <w:t xml:space="preserve">6,4%</w:t>
+              <w:t xml:space="preserve">8</w:t>
+            </w:r>
+          </w:p>
+        </w:tc>
+        <w:tc>
+          <w:tcPr>
+            <w:tcW w:type="dxa" w:w="2000"/>
+            <w:shd w:fill="F7F8FA" w:color="auto" w:val="clear"/>
+            <w:tcMar>
+              <w:top w:type="dxa" w:w="70"/>
+              <w:left w:type="dxa" w:w="110"/>
+              <w:bottom w:type="dxa" w:w="70"/>
+              <w:right w:type="dxa" w:w="110"/>
+            </w:tcMar>
+          </w:tcPr>
+          <w:p>
+            <w:pPr>
+              <w:spacing w:after="0" w:line="250"/>
+              <w:jc w:val="right"/>
+            </w:pPr>
+            <w:r>
+              <w:rPr>
+                <w:rFonts w:ascii="Calibri" w:cs="Calibri" w:eastAsia="Calibri" w:hAnsi="Calibri"/>
+                <w:color w:val="0B0B0B"/>
+                <w:sz w:val="19"/>
+                <w:szCs w:val="19"/>
+              </w:rPr>
+              <w:t xml:space="preserve">7,1%</w:t>
             </w:r>
           </w:p>
         </w:tc>
@@ -13895,33 +13895,33 @@
                 <w:sz w:val="19"/>
                 <w:szCs w:val="19"/>
               </w:rPr>
-              <w:t xml:space="preserve">94</w:t>
-            </w:r>
-          </w:p>
-        </w:tc>
-        <w:tc>
-          <w:tcPr>
-            <w:tcW w:type="dxa" w:w="2000"/>
-            <w:tcMar>
-              <w:top w:type="dxa" w:w="70"/>
-              <w:left w:type="dxa" w:w="110"/>
-              <w:bottom w:type="dxa" w:w="70"/>
-              <w:right w:type="dxa" w:w="110"/>
-            </w:tcMar>
-          </w:tcPr>
-          <w:p>
-            <w:pPr>
-              <w:spacing w:after="0" w:line="250"/>
-              <w:jc w:val="right"/>
-            </w:pPr>
-            <w:r>
-              <w:rPr>
-                <w:rFonts w:ascii="Calibri" w:cs="Calibri" w:eastAsia="Calibri" w:hAnsi="Calibri"/>
-                <w:color w:val="0B0B0B"/>
-                <w:sz w:val="19"/>
-                <w:szCs w:val="19"/>
-              </w:rPr>
-              <w:t xml:space="preserve">85,5%</w:t>
+              <w:t xml:space="preserve">97</w:t>
+            </w:r>
+          </w:p>
+        </w:tc>
+        <w:tc>
+          <w:tcPr>
+            <w:tcW w:type="dxa" w:w="2000"/>
+            <w:tcMar>
+              <w:top w:type="dxa" w:w="70"/>
+              <w:left w:type="dxa" w:w="110"/>
+              <w:bottom w:type="dxa" w:w="70"/>
+              <w:right w:type="dxa" w:w="110"/>
+            </w:tcMar>
+          </w:tcPr>
+          <w:p>
+            <w:pPr>
+              <w:spacing w:after="0" w:line="250"/>
+              <w:jc w:val="right"/>
+            </w:pPr>
+            <w:r>
+              <w:rPr>
+                <w:rFonts w:ascii="Calibri" w:cs="Calibri" w:eastAsia="Calibri" w:hAnsi="Calibri"/>
+                <w:color w:val="0B0B0B"/>
+                <w:sz w:val="19"/>
+                <w:szCs w:val="19"/>
+              </w:rPr>
+              <w:t xml:space="preserve">85,8%</w:t>
             </w:r>
           </w:p>
         </w:tc>
@@ -14003,7 +14003,7 @@
                 <w:sz w:val="19"/>
                 <w:szCs w:val="19"/>
               </w:rPr>
-              <w:t xml:space="preserve">13,6%</w:t>
+              <w:t xml:space="preserve">13,3%</w:t>
             </w:r>
           </w:p>
         </w:tc>
@@ -14113,7 +14113,7 @@
           <w:sz w:val="21"/>
           <w:szCs w:val="21"/>
         </w:rPr>
-        <w:t xml:space="preserve">18 pessoas saíram antes do fim da temporada, pela própria declaração. Dessas, 10 responderam o questionário de saída. A base é pequena, então leia esta seção como indicação, não como conclusão fechada.</w:t>
+        <w:t xml:space="preserve">20 pessoas saíram antes do fim da temporada, pela própria declaração. Dessas, 12 responderam o questionário de saída. A base é pequena, então leia esta seção como indicação, não como conclusão fechada.</w:t>
       </w:r>
     </w:p>
     <w:p>
@@ -14281,33 +14281,33 @@
                 <w:sz w:val="19"/>
                 <w:szCs w:val="19"/>
               </w:rPr>
-              <w:t xml:space="preserve">79</w:t>
-            </w:r>
-          </w:p>
-        </w:tc>
-        <w:tc>
-          <w:tcPr>
-            <w:tcW w:type="dxa" w:w="2000"/>
-            <w:tcMar>
-              <w:top w:type="dxa" w:w="70"/>
-              <w:left w:type="dxa" w:w="110"/>
-              <w:bottom w:type="dxa" w:w="70"/>
-              <w:right w:type="dxa" w:w="110"/>
-            </w:tcMar>
-          </w:tcPr>
-          <w:p>
-            <w:pPr>
-              <w:spacing w:after="0" w:line="250"/>
-              <w:jc w:val="right"/>
-            </w:pPr>
-            <w:r>
-              <w:rPr>
-                <w:rFonts w:ascii="Calibri" w:cs="Calibri" w:eastAsia="Calibri" w:hAnsi="Calibri"/>
-                <w:color w:val="0B0B0B"/>
-                <w:sz w:val="19"/>
-                <w:szCs w:val="19"/>
-              </w:rPr>
-              <w:t xml:space="preserve">71,8%</w:t>
+              <w:t xml:space="preserve">82</w:t>
+            </w:r>
+          </w:p>
+        </w:tc>
+        <w:tc>
+          <w:tcPr>
+            <w:tcW w:type="dxa" w:w="2000"/>
+            <w:tcMar>
+              <w:top w:type="dxa" w:w="70"/>
+              <w:left w:type="dxa" w:w="110"/>
+              <w:bottom w:type="dxa" w:w="70"/>
+              <w:right w:type="dxa" w:w="110"/>
+            </w:tcMar>
+          </w:tcPr>
+          <w:p>
+            <w:pPr>
+              <w:spacing w:after="0" w:line="250"/>
+              <w:jc w:val="right"/>
+            </w:pPr>
+            <w:r>
+              <w:rPr>
+                <w:rFonts w:ascii="Calibri" w:cs="Calibri" w:eastAsia="Calibri" w:hAnsi="Calibri"/>
+                <w:color w:val="0B0B0B"/>
+                <w:sz w:val="19"/>
+                <w:szCs w:val="19"/>
+              </w:rPr>
+              <w:t xml:space="preserve">72,6%</w:t>
             </w:r>
           </w:p>
         </w:tc>
@@ -14389,7 +14389,7 @@
                 <w:sz w:val="19"/>
                 <w:szCs w:val="19"/>
               </w:rPr>
-              <w:t xml:space="preserve">15,5%</w:t>
+              <w:t xml:space="preserve">15,0%</w:t>
             </w:r>
           </w:p>
         </w:tc>
@@ -14468,7 +14468,7 @@
                 <w:sz w:val="19"/>
                 <w:szCs w:val="19"/>
               </w:rPr>
-              <w:t xml:space="preserve">12,7%</w:t>
+              <w:t xml:space="preserve">12,4%</w:t>
             </w:r>
           </w:p>
         </w:tc>
@@ -14613,59 +14613,59 @@
                 <w:sz w:val="19"/>
                 <w:szCs w:val="19"/>
               </w:rPr>
-              <w:t xml:space="preserve">Gostei do trabalho</w:t>
-            </w:r>
-          </w:p>
-        </w:tc>
-        <w:tc>
-          <w:tcPr>
-            <w:tcW w:type="dxa" w:w="2000"/>
-            <w:tcMar>
-              <w:top w:type="dxa" w:w="70"/>
-              <w:left w:type="dxa" w:w="110"/>
-              <w:bottom w:type="dxa" w:w="70"/>
-              <w:right w:type="dxa" w:w="110"/>
-            </w:tcMar>
-          </w:tcPr>
-          <w:p>
-            <w:pPr>
-              <w:spacing w:after="0" w:line="250"/>
-              <w:jc w:val="right"/>
-            </w:pPr>
-            <w:r>
-              <w:rPr>
-                <w:rFonts w:ascii="Calibri" w:cs="Calibri" w:eastAsia="Calibri" w:hAnsi="Calibri"/>
-                <w:color w:val="0B0B0B"/>
-                <w:sz w:val="19"/>
-                <w:szCs w:val="19"/>
-              </w:rPr>
-              <w:t xml:space="preserve">50</w:t>
-            </w:r>
-          </w:p>
-        </w:tc>
-        <w:tc>
-          <w:tcPr>
-            <w:tcW w:type="dxa" w:w="2000"/>
-            <w:tcMar>
-              <w:top w:type="dxa" w:w="70"/>
-              <w:left w:type="dxa" w:w="110"/>
-              <w:bottom w:type="dxa" w:w="70"/>
-              <w:right w:type="dxa" w:w="110"/>
-            </w:tcMar>
-          </w:tcPr>
-          <w:p>
-            <w:pPr>
-              <w:spacing w:after="0" w:line="250"/>
-              <w:jc w:val="right"/>
-            </w:pPr>
-            <w:r>
-              <w:rPr>
-                <w:rFonts w:ascii="Calibri" w:cs="Calibri" w:eastAsia="Calibri" w:hAnsi="Calibri"/>
-                <w:color w:val="0B0B0B"/>
-                <w:sz w:val="19"/>
-                <w:szCs w:val="19"/>
-              </w:rPr>
-              <w:t xml:space="preserve">45,9%</w:t>
+              <w:t xml:space="preserve">Precisava do dinheiro</w:t>
+            </w:r>
+          </w:p>
+        </w:tc>
+        <w:tc>
+          <w:tcPr>
+            <w:tcW w:type="dxa" w:w="2000"/>
+            <w:tcMar>
+              <w:top w:type="dxa" w:w="70"/>
+              <w:left w:type="dxa" w:w="110"/>
+              <w:bottom w:type="dxa" w:w="70"/>
+              <w:right w:type="dxa" w:w="110"/>
+            </w:tcMar>
+          </w:tcPr>
+          <w:p>
+            <w:pPr>
+              <w:spacing w:after="0" w:line="250"/>
+              <w:jc w:val="right"/>
+            </w:pPr>
+            <w:r>
+              <w:rPr>
+                <w:rFonts w:ascii="Calibri" w:cs="Calibri" w:eastAsia="Calibri" w:hAnsi="Calibri"/>
+                <w:color w:val="0B0B0B"/>
+                <w:sz w:val="19"/>
+                <w:szCs w:val="19"/>
+              </w:rPr>
+              <w:t xml:space="preserve">52</w:t>
+            </w:r>
+          </w:p>
+        </w:tc>
+        <w:tc>
+          <w:tcPr>
+            <w:tcW w:type="dxa" w:w="2000"/>
+            <w:tcMar>
+              <w:top w:type="dxa" w:w="70"/>
+              <w:left w:type="dxa" w:w="110"/>
+              <w:bottom w:type="dxa" w:w="70"/>
+              <w:right w:type="dxa" w:w="110"/>
+            </w:tcMar>
+          </w:tcPr>
+          <w:p>
+            <w:pPr>
+              <w:spacing w:after="0" w:line="250"/>
+              <w:jc w:val="right"/>
+            </w:pPr>
+            <w:r>
+              <w:rPr>
+                <w:rFonts w:ascii="Calibri" w:cs="Calibri" w:eastAsia="Calibri" w:hAnsi="Calibri"/>
+                <w:color w:val="0B0B0B"/>
+                <w:sz w:val="19"/>
+                <w:szCs w:val="19"/>
+              </w:rPr>
+              <w:t xml:space="preserve">46,4%</w:t>
             </w:r>
           </w:p>
         </w:tc>
@@ -14693,7 +14693,7 @@
                 <w:sz w:val="19"/>
                 <w:szCs w:val="19"/>
               </w:rPr>
-              <w:t xml:space="preserve">Precisava do dinheiro</w:t>
+              <w:t xml:space="preserve">Gostei do trabalho</w:t>
             </w:r>
           </w:p>
         </w:tc>
@@ -14747,7 +14747,7 @@
                 <w:sz w:val="19"/>
                 <w:szCs w:val="19"/>
               </w:rPr>
-              <w:t xml:space="preserve">45,9%</w:t>
+              <w:t xml:space="preserve">44,6%</w:t>
             </w:r>
           </w:p>
         </w:tc>
@@ -14826,7 +14826,7 @@
                 <w:sz w:val="19"/>
                 <w:szCs w:val="19"/>
               </w:rPr>
-              <w:t xml:space="preserve">27,5%</w:t>
+              <w:t xml:space="preserve">26,8%</w:t>
             </w:r>
           </w:p>
         </w:tc>
@@ -14881,34 +14881,34 @@
                 <w:sz w:val="19"/>
                 <w:szCs w:val="19"/>
               </w:rPr>
-              <w:t xml:space="preserve">28</w:t>
-            </w:r>
-          </w:p>
-        </w:tc>
-        <w:tc>
-          <w:tcPr>
-            <w:tcW w:type="dxa" w:w="2000"/>
-            <w:shd w:fill="F7F8FA" w:color="auto" w:val="clear"/>
-            <w:tcMar>
-              <w:top w:type="dxa" w:w="70"/>
-              <w:left w:type="dxa" w:w="110"/>
-              <w:bottom w:type="dxa" w:w="70"/>
-              <w:right w:type="dxa" w:w="110"/>
-            </w:tcMar>
-          </w:tcPr>
-          <w:p>
-            <w:pPr>
-              <w:spacing w:after="0" w:line="250"/>
-              <w:jc w:val="right"/>
-            </w:pPr>
-            <w:r>
-              <w:rPr>
-                <w:rFonts w:ascii="Calibri" w:cs="Calibri" w:eastAsia="Calibri" w:hAnsi="Calibri"/>
-                <w:color w:val="0B0B0B"/>
-                <w:sz w:val="19"/>
-                <w:szCs w:val="19"/>
-              </w:rPr>
-              <w:t xml:space="preserve">25,7%</w:t>
+              <w:t xml:space="preserve">29</w:t>
+            </w:r>
+          </w:p>
+        </w:tc>
+        <w:tc>
+          <w:tcPr>
+            <w:tcW w:type="dxa" w:w="2000"/>
+            <w:shd w:fill="F7F8FA" w:color="auto" w:val="clear"/>
+            <w:tcMar>
+              <w:top w:type="dxa" w:w="70"/>
+              <w:left w:type="dxa" w:w="110"/>
+              <w:bottom w:type="dxa" w:w="70"/>
+              <w:right w:type="dxa" w:w="110"/>
+            </w:tcMar>
+          </w:tcPr>
+          <w:p>
+            <w:pPr>
+              <w:spacing w:after="0" w:line="250"/>
+              <w:jc w:val="right"/>
+            </w:pPr>
+            <w:r>
+              <w:rPr>
+                <w:rFonts w:ascii="Calibri" w:cs="Calibri" w:eastAsia="Calibri" w:hAnsi="Calibri"/>
+                <w:color w:val="0B0B0B"/>
+                <w:sz w:val="19"/>
+                <w:szCs w:val="19"/>
+              </w:rPr>
+              <w:t xml:space="preserve">25,9%</w:t>
             </w:r>
           </w:p>
         </w:tc>
@@ -14987,7 +14987,7 @@
                 <w:sz w:val="19"/>
                 <w:szCs w:val="19"/>
               </w:rPr>
-              <w:t xml:space="preserve">22,9%</w:t>
+              <w:t xml:space="preserve">22,3%</w:t>
             </w:r>
           </w:p>
         </w:tc>
@@ -15069,7 +15069,7 @@
                 <w:sz w:val="19"/>
                 <w:szCs w:val="19"/>
               </w:rPr>
-              <w:t xml:space="preserve">11,0%</w:t>
+              <w:t xml:space="preserve">10,7%</w:t>
             </w:r>
           </w:p>
         </w:tc>
@@ -15148,7 +15148,7 @@
                 <w:sz w:val="19"/>
                 <w:szCs w:val="19"/>
               </w:rPr>
-              <w:t xml:space="preserve">5,5%</w:t>
+              <w:t xml:space="preserve">5,4%</w:t>
             </w:r>
           </w:p>
         </w:tc>
@@ -15230,7 +15230,7 @@
                 <w:sz w:val="19"/>
                 <w:szCs w:val="19"/>
               </w:rPr>
-              <w:t xml:space="preserve">2,8%</w:t>
+              <w:t xml:space="preserve">2,7%</w:t>
             </w:r>
           </w:p>
         </w:tc>
@@ -15401,33 +15401,33 @@
                 <w:sz w:val="19"/>
                 <w:szCs w:val="19"/>
               </w:rPr>
-              <w:t xml:space="preserve">7</w:t>
-            </w:r>
-          </w:p>
-        </w:tc>
-        <w:tc>
-          <w:tcPr>
-            <w:tcW w:type="dxa" w:w="2000"/>
-            <w:tcMar>
-              <w:top w:type="dxa" w:w="70"/>
-              <w:left w:type="dxa" w:w="110"/>
-              <w:bottom w:type="dxa" w:w="70"/>
-              <w:right w:type="dxa" w:w="110"/>
-            </w:tcMar>
-          </w:tcPr>
-          <w:p>
-            <w:pPr>
-              <w:spacing w:after="0" w:line="250"/>
-              <w:jc w:val="right"/>
-            </w:pPr>
-            <w:r>
-              <w:rPr>
-                <w:rFonts w:ascii="Calibri" w:cs="Calibri" w:eastAsia="Calibri" w:hAnsi="Calibri"/>
-                <w:color w:val="0B0B0B"/>
-                <w:sz w:val="19"/>
-                <w:szCs w:val="19"/>
-              </w:rPr>
-              <w:t xml:space="preserve">70,0%</w:t>
+              <w:t xml:space="preserve">9</w:t>
+            </w:r>
+          </w:p>
+        </w:tc>
+        <w:tc>
+          <w:tcPr>
+            <w:tcW w:type="dxa" w:w="2000"/>
+            <w:tcMar>
+              <w:top w:type="dxa" w:w="70"/>
+              <w:left w:type="dxa" w:w="110"/>
+              <w:bottom w:type="dxa" w:w="70"/>
+              <w:right w:type="dxa" w:w="110"/>
+            </w:tcMar>
+          </w:tcPr>
+          <w:p>
+            <w:pPr>
+              <w:spacing w:after="0" w:line="250"/>
+              <w:jc w:val="right"/>
+            </w:pPr>
+            <w:r>
+              <w:rPr>
+                <w:rFonts w:ascii="Calibri" w:cs="Calibri" w:eastAsia="Calibri" w:hAnsi="Calibri"/>
+                <w:color w:val="0B0B0B"/>
+                <w:sz w:val="19"/>
+                <w:szCs w:val="19"/>
+              </w:rPr>
+              <w:t xml:space="preserve">75,0%</w:t>
             </w:r>
           </w:p>
         </w:tc>
@@ -15509,7 +15509,7 @@
                 <w:sz w:val="19"/>
                 <w:szCs w:val="19"/>
               </w:rPr>
-              <w:t xml:space="preserve">10,0%</w:t>
+              <w:t xml:space="preserve">8,3%</w:t>
             </w:r>
           </w:p>
         </w:tc>
@@ -15588,7 +15588,7 @@
                 <w:sz w:val="19"/>
                 <w:szCs w:val="19"/>
               </w:rPr>
-              <w:t xml:space="preserve">10,0%</w:t>
+              <w:t xml:space="preserve">8,3%</w:t>
             </w:r>
           </w:p>
         </w:tc>
@@ -15670,7 +15670,7 @@
                 <w:sz w:val="19"/>
                 <w:szCs w:val="19"/>
               </w:rPr>
-              <w:t xml:space="preserve">10,0%</w:t>
+              <w:t xml:space="preserve">8,3%</w:t>
             </w:r>
           </w:p>
         </w:tc>
@@ -15872,7 +15872,7 @@
                 <w:sz w:val="19"/>
                 <w:szCs w:val="19"/>
               </w:rPr>
-              <w:t xml:space="preserve">50,0%</w:t>
+              <w:t xml:space="preserve">41,7%</w:t>
             </w:r>
           </w:p>
         </w:tc>
@@ -15954,7 +15954,7 @@
                 <w:sz w:val="19"/>
                 <w:szCs w:val="19"/>
               </w:rPr>
-              <w:t xml:space="preserve">30,0%</w:t>
+              <w:t xml:space="preserve">25,0%</w:t>
             </w:r>
           </w:p>
         </w:tc>
@@ -15981,59 +15981,59 @@
                 <w:sz w:val="19"/>
                 <w:szCs w:val="19"/>
               </w:rPr>
-              <w:t xml:space="preserve">Não foi decisão minha, fui desligado</w:t>
-            </w:r>
-          </w:p>
-        </w:tc>
-        <w:tc>
-          <w:tcPr>
-            <w:tcW w:type="dxa" w:w="2000"/>
-            <w:tcMar>
-              <w:top w:type="dxa" w:w="70"/>
-              <w:left w:type="dxa" w:w="110"/>
-              <w:bottom w:type="dxa" w:w="70"/>
-              <w:right w:type="dxa" w:w="110"/>
-            </w:tcMar>
-          </w:tcPr>
-          <w:p>
-            <w:pPr>
-              <w:spacing w:after="0" w:line="250"/>
-              <w:jc w:val="right"/>
-            </w:pPr>
-            <w:r>
-              <w:rPr>
-                <w:rFonts w:ascii="Calibri" w:cs="Calibri" w:eastAsia="Calibri" w:hAnsi="Calibri"/>
-                <w:color w:val="0B0B0B"/>
-                <w:sz w:val="19"/>
-                <w:szCs w:val="19"/>
-              </w:rPr>
-              <w:t xml:space="preserve">1</w:t>
-            </w:r>
-          </w:p>
-        </w:tc>
-        <w:tc>
-          <w:tcPr>
-            <w:tcW w:type="dxa" w:w="2000"/>
-            <w:tcMar>
-              <w:top w:type="dxa" w:w="70"/>
-              <w:left w:type="dxa" w:w="110"/>
-              <w:bottom w:type="dxa" w:w="70"/>
-              <w:right w:type="dxa" w:w="110"/>
-            </w:tcMar>
-          </w:tcPr>
-          <w:p>
-            <w:pPr>
-              <w:spacing w:after="0" w:line="250"/>
-              <w:jc w:val="right"/>
-            </w:pPr>
-            <w:r>
-              <w:rPr>
-                <w:rFonts w:ascii="Calibri" w:cs="Calibri" w:eastAsia="Calibri" w:hAnsi="Calibri"/>
-                <w:color w:val="0B0B0B"/>
-                <w:sz w:val="19"/>
-                <w:szCs w:val="19"/>
-              </w:rPr>
-              <w:t xml:space="preserve">10,0%</w:t>
+              <w:t xml:space="preserve">Depois de mais ou menos duas semanas</w:t>
+            </w:r>
+          </w:p>
+        </w:tc>
+        <w:tc>
+          <w:tcPr>
+            <w:tcW w:type="dxa" w:w="2000"/>
+            <w:tcMar>
+              <w:top w:type="dxa" w:w="70"/>
+              <w:left w:type="dxa" w:w="110"/>
+              <w:bottom w:type="dxa" w:w="70"/>
+              <w:right w:type="dxa" w:w="110"/>
+            </w:tcMar>
+          </w:tcPr>
+          <w:p>
+            <w:pPr>
+              <w:spacing w:after="0" w:line="250"/>
+              <w:jc w:val="right"/>
+            </w:pPr>
+            <w:r>
+              <w:rPr>
+                <w:rFonts w:ascii="Calibri" w:cs="Calibri" w:eastAsia="Calibri" w:hAnsi="Calibri"/>
+                <w:color w:val="0B0B0B"/>
+                <w:sz w:val="19"/>
+                <w:szCs w:val="19"/>
+              </w:rPr>
+              <w:t xml:space="preserve">2</w:t>
+            </w:r>
+          </w:p>
+        </w:tc>
+        <w:tc>
+          <w:tcPr>
+            <w:tcW w:type="dxa" w:w="2000"/>
+            <w:tcMar>
+              <w:top w:type="dxa" w:w="70"/>
+              <w:left w:type="dxa" w:w="110"/>
+              <w:bottom w:type="dxa" w:w="70"/>
+              <w:right w:type="dxa" w:w="110"/>
+            </w:tcMar>
+          </w:tcPr>
+          <w:p>
+            <w:pPr>
+              <w:spacing w:after="0" w:line="250"/>
+              <w:jc w:val="right"/>
+            </w:pPr>
+            <w:r>
+              <w:rPr>
+                <w:rFonts w:ascii="Calibri" w:cs="Calibri" w:eastAsia="Calibri" w:hAnsi="Calibri"/>
+                <w:color w:val="0B0B0B"/>
+                <w:sz w:val="19"/>
+                <w:szCs w:val="19"/>
+              </w:rPr>
+              <w:t xml:space="preserve">16,7%</w:t>
             </w:r>
           </w:p>
         </w:tc>
@@ -16061,6 +16061,87 @@
                 <w:sz w:val="19"/>
                 <w:szCs w:val="19"/>
               </w:rPr>
+              <w:t xml:space="preserve">Não foi decisão minha, fui desligado</w:t>
+            </w:r>
+          </w:p>
+        </w:tc>
+        <w:tc>
+          <w:tcPr>
+            <w:tcW w:type="dxa" w:w="2000"/>
+            <w:shd w:fill="F7F8FA" w:color="auto" w:val="clear"/>
+            <w:tcMar>
+              <w:top w:type="dxa" w:w="70"/>
+              <w:left w:type="dxa" w:w="110"/>
+              <w:bottom w:type="dxa" w:w="70"/>
+              <w:right w:type="dxa" w:w="110"/>
+            </w:tcMar>
+          </w:tcPr>
+          <w:p>
+            <w:pPr>
+              <w:spacing w:after="0" w:line="250"/>
+              <w:jc w:val="right"/>
+            </w:pPr>
+            <w:r>
+              <w:rPr>
+                <w:rFonts w:ascii="Calibri" w:cs="Calibri" w:eastAsia="Calibri" w:hAnsi="Calibri"/>
+                <w:color w:val="0B0B0B"/>
+                <w:sz w:val="19"/>
+                <w:szCs w:val="19"/>
+              </w:rPr>
+              <w:t xml:space="preserve">1</w:t>
+            </w:r>
+          </w:p>
+        </w:tc>
+        <w:tc>
+          <w:tcPr>
+            <w:tcW w:type="dxa" w:w="2000"/>
+            <w:shd w:fill="F7F8FA" w:color="auto" w:val="clear"/>
+            <w:tcMar>
+              <w:top w:type="dxa" w:w="70"/>
+              <w:left w:type="dxa" w:w="110"/>
+              <w:bottom w:type="dxa" w:w="70"/>
+              <w:right w:type="dxa" w:w="110"/>
+            </w:tcMar>
+          </w:tcPr>
+          <w:p>
+            <w:pPr>
+              <w:spacing w:after="0" w:line="250"/>
+              <w:jc w:val="right"/>
+            </w:pPr>
+            <w:r>
+              <w:rPr>
+                <w:rFonts w:ascii="Calibri" w:cs="Calibri" w:eastAsia="Calibri" w:hAnsi="Calibri"/>
+                <w:color w:val="0B0B0B"/>
+                <w:sz w:val="19"/>
+                <w:szCs w:val="19"/>
+              </w:rPr>
+              <w:t xml:space="preserve">8,3%</w:t>
+            </w:r>
+          </w:p>
+        </w:tc>
+      </w:tr>
+      <w:tr>
+        <w:tc>
+          <w:tcPr>
+            <w:tcW w:type="dxa" w:w="5360"/>
+            <w:tcMar>
+              <w:top w:type="dxa" w:w="70"/>
+              <w:left w:type="dxa" w:w="110"/>
+              <w:bottom w:type="dxa" w:w="70"/>
+              <w:right w:type="dxa" w:w="110"/>
+            </w:tcMar>
+          </w:tcPr>
+          <w:p>
+            <w:pPr>
+              <w:spacing w:after="0" w:line="250"/>
+            </w:pPr>
+            <w:r>
+              <w:rPr>
+                <w:rFonts w:ascii="Calibri" w:cs="Calibri" w:eastAsia="Calibri" w:hAnsi="Calibri"/>
+                <w:color w:val="0B0B0B"/>
+                <w:sz w:val="19"/>
+                <w:szCs w:val="19"/>
+              </w:rPr>
               <w:t xml:space="preserve">Perto do fim, quando já estava quase acabando</w:t>
             </w:r>
           </w:p>
@@ -16068,7 +16149,6 @@
         <w:tc>
           <w:tcPr>
             <w:tcW w:type="dxa" w:w="2000"/>
-            <w:shd w:fill="F7F8FA" w:color="auto" w:val="clear"/>
             <w:tcMar>
               <w:top w:type="dxa" w:w="70"/>
               <w:left w:type="dxa" w:w="110"/>
@@ -16095,27 +16175,26 @@
         <w:tc>
           <w:tcPr>
             <w:tcW w:type="dxa" w:w="2000"/>
-            <w:shd w:fill="F7F8FA" w:color="auto" w:val="clear"/>
-            <w:tcMar>
-              <w:top w:type="dxa" w:w="70"/>
-              <w:left w:type="dxa" w:w="110"/>
-              <w:bottom w:type="dxa" w:w="70"/>
-              <w:right w:type="dxa" w:w="110"/>
-            </w:tcMar>
-          </w:tcPr>
-          <w:p>
-            <w:pPr>
-              <w:spacing w:after="0" w:line="250"/>
-              <w:jc w:val="right"/>
-            </w:pPr>
-            <w:r>
-              <w:rPr>
-                <w:rFonts w:ascii="Calibri" w:cs="Calibri" w:eastAsia="Calibri" w:hAnsi="Calibri"/>
-                <w:color w:val="0B0B0B"/>
-                <w:sz w:val="19"/>
-                <w:szCs w:val="19"/>
-              </w:rPr>
-              <w:t xml:space="preserve">10,0%</w:t>
+            <w:tcMar>
+              <w:top w:type="dxa" w:w="70"/>
+              <w:left w:type="dxa" w:w="110"/>
+              <w:bottom w:type="dxa" w:w="70"/>
+              <w:right w:type="dxa" w:w="110"/>
+            </w:tcMar>
+          </w:tcPr>
+          <w:p>
+            <w:pPr>
+              <w:spacing w:after="0" w:line="250"/>
+              <w:jc w:val="right"/>
+            </w:pPr>
+            <w:r>
+              <w:rPr>
+                <w:rFonts w:ascii="Calibri" w:cs="Calibri" w:eastAsia="Calibri" w:hAnsi="Calibri"/>
+                <w:color w:val="0B0B0B"/>
+                <w:sz w:val="19"/>
+                <w:szCs w:val="19"/>
+              </w:rPr>
+              <w:t xml:space="preserve">8,3%</w:t>
             </w:r>
           </w:p>
         </w:tc>
@@ -16291,33 +16370,33 @@
                 <w:sz w:val="19"/>
                 <w:szCs w:val="19"/>
               </w:rPr>
-              <w:t xml:space="preserve">6</w:t>
-            </w:r>
-          </w:p>
-        </w:tc>
-        <w:tc>
-          <w:tcPr>
-            <w:tcW w:type="dxa" w:w="2000"/>
-            <w:tcMar>
-              <w:top w:type="dxa" w:w="70"/>
-              <w:left w:type="dxa" w:w="110"/>
-              <w:bottom w:type="dxa" w:w="70"/>
-              <w:right w:type="dxa" w:w="110"/>
-            </w:tcMar>
-          </w:tcPr>
-          <w:p>
-            <w:pPr>
-              <w:spacing w:after="0" w:line="250"/>
-              <w:jc w:val="right"/>
-            </w:pPr>
-            <w:r>
-              <w:rPr>
-                <w:rFonts w:ascii="Calibri" w:cs="Calibri" w:eastAsia="Calibri" w:hAnsi="Calibri"/>
-                <w:color w:val="0B0B0B"/>
-                <w:sz w:val="19"/>
-                <w:szCs w:val="19"/>
-              </w:rPr>
-              <w:t xml:space="preserve">60,0%</w:t>
+              <w:t xml:space="preserve">7</w:t>
+            </w:r>
+          </w:p>
+        </w:tc>
+        <w:tc>
+          <w:tcPr>
+            <w:tcW w:type="dxa" w:w="2000"/>
+            <w:tcMar>
+              <w:top w:type="dxa" w:w="70"/>
+              <w:left w:type="dxa" w:w="110"/>
+              <w:bottom w:type="dxa" w:w="70"/>
+              <w:right w:type="dxa" w:w="110"/>
+            </w:tcMar>
+          </w:tcPr>
+          <w:p>
+            <w:pPr>
+              <w:spacing w:after="0" w:line="250"/>
+              <w:jc w:val="right"/>
+            </w:pPr>
+            <w:r>
+              <w:rPr>
+                <w:rFonts w:ascii="Calibri" w:cs="Calibri" w:eastAsia="Calibri" w:hAnsi="Calibri"/>
+                <w:color w:val="0B0B0B"/>
+                <w:sz w:val="19"/>
+                <w:szCs w:val="19"/>
+              </w:rPr>
+              <w:t xml:space="preserve">58,3%</w:t>
             </w:r>
           </w:p>
         </w:tc>
@@ -16372,34 +16451,34 @@
                 <w:sz w:val="19"/>
                 <w:szCs w:val="19"/>
               </w:rPr>
-              <w:t xml:space="preserve">4</w:t>
-            </w:r>
-          </w:p>
-        </w:tc>
-        <w:tc>
-          <w:tcPr>
-            <w:tcW w:type="dxa" w:w="2000"/>
-            <w:shd w:fill="F7F8FA" w:color="auto" w:val="clear"/>
-            <w:tcMar>
-              <w:top w:type="dxa" w:w="70"/>
-              <w:left w:type="dxa" w:w="110"/>
-              <w:bottom w:type="dxa" w:w="70"/>
-              <w:right w:type="dxa" w:w="110"/>
-            </w:tcMar>
-          </w:tcPr>
-          <w:p>
-            <w:pPr>
-              <w:spacing w:after="0" w:line="250"/>
-              <w:jc w:val="right"/>
-            </w:pPr>
-            <w:r>
-              <w:rPr>
-                <w:rFonts w:ascii="Calibri" w:cs="Calibri" w:eastAsia="Calibri" w:hAnsi="Calibri"/>
-                <w:color w:val="0B0B0B"/>
-                <w:sz w:val="19"/>
-                <w:szCs w:val="19"/>
-              </w:rPr>
-              <w:t xml:space="preserve">40,0%</w:t>
+              <w:t xml:space="preserve">5</w:t>
+            </w:r>
+          </w:p>
+        </w:tc>
+        <w:tc>
+          <w:tcPr>
+            <w:tcW w:type="dxa" w:w="2000"/>
+            <w:shd w:fill="F7F8FA" w:color="auto" w:val="clear"/>
+            <w:tcMar>
+              <w:top w:type="dxa" w:w="70"/>
+              <w:left w:type="dxa" w:w="110"/>
+              <w:bottom w:type="dxa" w:w="70"/>
+              <w:right w:type="dxa" w:w="110"/>
+            </w:tcMar>
+          </w:tcPr>
+          <w:p>
+            <w:pPr>
+              <w:spacing w:after="0" w:line="250"/>
+              <w:jc w:val="right"/>
+            </w:pPr>
+            <w:r>
+              <w:rPr>
+                <w:rFonts w:ascii="Calibri" w:cs="Calibri" w:eastAsia="Calibri" w:hAnsi="Calibri"/>
+                <w:color w:val="0B0B0B"/>
+                <w:sz w:val="19"/>
+                <w:szCs w:val="19"/>
+              </w:rPr>
+              <w:t xml:space="preserve">41,7%</w:t>
             </w:r>
           </w:p>
         </w:tc>
@@ -16575,33 +16654,33 @@
                 <w:sz w:val="19"/>
                 <w:szCs w:val="19"/>
               </w:rPr>
-              <w:t xml:space="preserve">7</w:t>
-            </w:r>
-          </w:p>
-        </w:tc>
-        <w:tc>
-          <w:tcPr>
-            <w:tcW w:type="dxa" w:w="2000"/>
-            <w:tcMar>
-              <w:top w:type="dxa" w:w="70"/>
-              <w:left w:type="dxa" w:w="110"/>
-              <w:bottom w:type="dxa" w:w="70"/>
-              <w:right w:type="dxa" w:w="110"/>
-            </w:tcMar>
-          </w:tcPr>
-          <w:p>
-            <w:pPr>
-              <w:spacing w:after="0" w:line="250"/>
-              <w:jc w:val="right"/>
-            </w:pPr>
-            <w:r>
-              <w:rPr>
-                <w:rFonts w:ascii="Calibri" w:cs="Calibri" w:eastAsia="Calibri" w:hAnsi="Calibri"/>
-                <w:color w:val="0B0B0B"/>
-                <w:sz w:val="19"/>
-                <w:szCs w:val="19"/>
-              </w:rPr>
-              <w:t xml:space="preserve">70,0%</w:t>
+              <w:t xml:space="preserve">8</w:t>
+            </w:r>
+          </w:p>
+        </w:tc>
+        <w:tc>
+          <w:tcPr>
+            <w:tcW w:type="dxa" w:w="2000"/>
+            <w:tcMar>
+              <w:top w:type="dxa" w:w="70"/>
+              <w:left w:type="dxa" w:w="110"/>
+              <w:bottom w:type="dxa" w:w="70"/>
+              <w:right w:type="dxa" w:w="110"/>
+            </w:tcMar>
+          </w:tcPr>
+          <w:p>
+            <w:pPr>
+              <w:spacing w:after="0" w:line="250"/>
+              <w:jc w:val="right"/>
+            </w:pPr>
+            <w:r>
+              <w:rPr>
+                <w:rFonts w:ascii="Calibri" w:cs="Calibri" w:eastAsia="Calibri" w:hAnsi="Calibri"/>
+                <w:color w:val="0B0B0B"/>
+                <w:sz w:val="19"/>
+                <w:szCs w:val="19"/>
+              </w:rPr>
+              <w:t xml:space="preserve">66,7%</w:t>
             </w:r>
           </w:p>
         </w:tc>
@@ -16683,7 +16762,7 @@
                 <w:sz w:val="19"/>
                 <w:szCs w:val="19"/>
               </w:rPr>
-              <w:t xml:space="preserve">10,0%</w:t>
+              <w:t xml:space="preserve">8,3%</w:t>
             </w:r>
           </w:p>
         </w:tc>
@@ -16762,7 +16841,7 @@
                 <w:sz w:val="19"/>
                 <w:szCs w:val="19"/>
               </w:rPr>
-              <w:t xml:space="preserve">10,0%</w:t>
+              <w:t xml:space="preserve">8,3%</w:t>
             </w:r>
           </w:p>
         </w:tc>
@@ -16844,7 +16923,86 @@
                 <w:sz w:val="19"/>
                 <w:szCs w:val="19"/>
               </w:rPr>
-              <w:t xml:space="preserve">10,0%</w:t>
+              <w:t xml:space="preserve">8,3%</w:t>
+            </w:r>
+          </w:p>
+        </w:tc>
+      </w:tr>
+      <w:tr>
+        <w:tc>
+          <w:tcPr>
+            <w:tcW w:type="dxa" w:w="5360"/>
+            <w:tcMar>
+              <w:top w:type="dxa" w:w="70"/>
+              <w:left w:type="dxa" w:w="110"/>
+              <w:bottom w:type="dxa" w:w="70"/>
+              <w:right w:type="dxa" w:w="110"/>
+            </w:tcMar>
+          </w:tcPr>
+          <w:p>
+            <w:pPr>
+              <w:spacing w:after="0" w:line="250"/>
+            </w:pPr>
+            <w:r>
+              <w:rPr>
+                <w:rFonts w:ascii="Calibri" w:cs="Calibri" w:eastAsia="Calibri" w:hAnsi="Calibri"/>
+                <w:color w:val="0B0B0B"/>
+                <w:sz w:val="19"/>
+                <w:szCs w:val="19"/>
+              </w:rPr>
+              <w:t xml:space="preserve">Tentei avisar e não consegui falar com ninguém</w:t>
+            </w:r>
+          </w:p>
+        </w:tc>
+        <w:tc>
+          <w:tcPr>
+            <w:tcW w:type="dxa" w:w="2000"/>
+            <w:tcMar>
+              <w:top w:type="dxa" w:w="70"/>
+              <w:left w:type="dxa" w:w="110"/>
+              <w:bottom w:type="dxa" w:w="70"/>
+              <w:right w:type="dxa" w:w="110"/>
+            </w:tcMar>
+          </w:tcPr>
+          <w:p>
+            <w:pPr>
+              <w:spacing w:after="0" w:line="250"/>
+              <w:jc w:val="right"/>
+            </w:pPr>
+            <w:r>
+              <w:rPr>
+                <w:rFonts w:ascii="Calibri" w:cs="Calibri" w:eastAsia="Calibri" w:hAnsi="Calibri"/>
+                <w:color w:val="0B0B0B"/>
+                <w:sz w:val="19"/>
+                <w:szCs w:val="19"/>
+              </w:rPr>
+              <w:t xml:space="preserve">1</w:t>
+            </w:r>
+          </w:p>
+        </w:tc>
+        <w:tc>
+          <w:tcPr>
+            <w:tcW w:type="dxa" w:w="2000"/>
+            <w:tcMar>
+              <w:top w:type="dxa" w:w="70"/>
+              <w:left w:type="dxa" w:w="110"/>
+              <w:bottom w:type="dxa" w:w="70"/>
+              <w:right w:type="dxa" w:w="110"/>
+            </w:tcMar>
+          </w:tcPr>
+          <w:p>
+            <w:pPr>
+              <w:spacing w:after="0" w:line="250"/>
+              <w:jc w:val="right"/>
+            </w:pPr>
+            <w:r>
+              <w:rPr>
+                <w:rFonts w:ascii="Calibri" w:cs="Calibri" w:eastAsia="Calibri" w:hAnsi="Calibri"/>
+                <w:color w:val="0B0B0B"/>
+                <w:sz w:val="19"/>
+                <w:szCs w:val="19"/>
+              </w:rPr>
+              <w:t xml:space="preserve">8,3%</w:t>
             </w:r>
           </w:p>
         </w:tc>
@@ -16887,7 +17045,7 @@
           <w:sz w:val="20"/>
           <w:szCs w:val="20"/>
         </w:rPr>
-        <w:t xml:space="preserve">8 das 10 saídas foram decididas nos primeiros dias ou na primeira semana, e a maioria avisou com antecedência. Ou seja, tivemos o aviso. Faltou a conversa que deveria ter vindo antes dele.</w:t>
+        <w:t xml:space="preserve">8 das 12 saídas foram decididas nos primeiros dias ou na primeira semana, e a maioria avisou com antecedência. Ou seja, tivemos o aviso. Faltou a conversa que deveria ter vindo antes dele.</w:t>
       </w:r>
     </w:p>
     <w:p>
@@ -17081,7 +17239,7 @@
                 <w:sz w:val="19"/>
                 <w:szCs w:val="19"/>
               </w:rPr>
-              <w:t xml:space="preserve">30,0%</w:t>
+              <w:t xml:space="preserve">25,0%</w:t>
             </w:r>
           </w:p>
         </w:tc>
@@ -17136,34 +17294,34 @@
                 <w:sz w:val="19"/>
                 <w:szCs w:val="19"/>
               </w:rPr>
-              <w:t xml:space="preserve">2</w:t>
-            </w:r>
-          </w:p>
-        </w:tc>
-        <w:tc>
-          <w:tcPr>
-            <w:tcW w:type="dxa" w:w="2000"/>
-            <w:shd w:fill="F7F8FA" w:color="auto" w:val="clear"/>
-            <w:tcMar>
-              <w:top w:type="dxa" w:w="70"/>
-              <w:left w:type="dxa" w:w="110"/>
-              <w:bottom w:type="dxa" w:w="70"/>
-              <w:right w:type="dxa" w:w="110"/>
-            </w:tcMar>
-          </w:tcPr>
-          <w:p>
-            <w:pPr>
-              <w:spacing w:after="0" w:line="250"/>
-              <w:jc w:val="right"/>
-            </w:pPr>
-            <w:r>
-              <w:rPr>
-                <w:rFonts w:ascii="Calibri" w:cs="Calibri" w:eastAsia="Calibri" w:hAnsi="Calibri"/>
-                <w:color w:val="0B0B0B"/>
-                <w:sz w:val="19"/>
-                <w:szCs w:val="19"/>
-              </w:rPr>
-              <w:t xml:space="preserve">20,0%</w:t>
+              <w:t xml:space="preserve">3</w:t>
+            </w:r>
+          </w:p>
+        </w:tc>
+        <w:tc>
+          <w:tcPr>
+            <w:tcW w:type="dxa" w:w="2000"/>
+            <w:shd w:fill="F7F8FA" w:color="auto" w:val="clear"/>
+            <w:tcMar>
+              <w:top w:type="dxa" w:w="70"/>
+              <w:left w:type="dxa" w:w="110"/>
+              <w:bottom w:type="dxa" w:w="70"/>
+              <w:right w:type="dxa" w:w="110"/>
+            </w:tcMar>
+          </w:tcPr>
+          <w:p>
+            <w:pPr>
+              <w:spacing w:after="0" w:line="250"/>
+              <w:jc w:val="right"/>
+            </w:pPr>
+            <w:r>
+              <w:rPr>
+                <w:rFonts w:ascii="Calibri" w:cs="Calibri" w:eastAsia="Calibri" w:hAnsi="Calibri"/>
+                <w:color w:val="0B0B0B"/>
+                <w:sz w:val="19"/>
+                <w:szCs w:val="19"/>
+              </w:rPr>
+              <w:t xml:space="preserve">25,0%</w:t>
             </w:r>
           </w:p>
         </w:tc>
@@ -17242,7 +17400,7 @@
                 <w:sz w:val="19"/>
                 <w:szCs w:val="19"/>
               </w:rPr>
-              <w:t xml:space="preserve">20,0%</w:t>
+              <w:t xml:space="preserve">16,7%</w:t>
             </w:r>
           </w:p>
         </w:tc>
@@ -17324,7 +17482,7 @@
                 <w:sz w:val="19"/>
                 <w:szCs w:val="19"/>
               </w:rPr>
-              <w:t xml:space="preserve">10,0%</w:t>
+              <w:t xml:space="preserve">8,3%</w:t>
             </w:r>
           </w:p>
         </w:tc>
@@ -17403,7 +17561,7 @@
                 <w:sz w:val="19"/>
                 <w:szCs w:val="19"/>
               </w:rPr>
-              <w:t xml:space="preserve">10,0%</w:t>
+              <w:t xml:space="preserve">8,3%</w:t>
             </w:r>
           </w:p>
         </w:tc>
@@ -17485,7 +17643,86 @@
                 <w:sz w:val="19"/>
                 <w:szCs w:val="19"/>
               </w:rPr>
-              <w:t xml:space="preserve">10,0%</w:t>
+              <w:t xml:space="preserve">8,3%</w:t>
+            </w:r>
+          </w:p>
+        </w:tc>
+      </w:tr>
+      <w:tr>
+        <w:tc>
+          <w:tcPr>
+            <w:tcW w:type="dxa" w:w="5360"/>
+            <w:tcMar>
+              <w:top w:type="dxa" w:w="70"/>
+              <w:left w:type="dxa" w:w="110"/>
+              <w:bottom w:type="dxa" w:w="70"/>
+              <w:right w:type="dxa" w:w="110"/>
+            </w:tcMar>
+          </w:tcPr>
+          <w:p>
+            <w:pPr>
+              <w:spacing w:after="0" w:line="250"/>
+            </w:pPr>
+            <w:r>
+              <w:rPr>
+                <w:rFonts w:ascii="Calibri" w:cs="Calibri" w:eastAsia="Calibri" w:hAnsi="Calibri"/>
+                <w:color w:val="0B0B0B"/>
+                <w:sz w:val="19"/>
+                <w:szCs w:val="19"/>
+              </w:rPr>
+              <w:t xml:space="preserve">Transporte ou distância</w:t>
+            </w:r>
+          </w:p>
+        </w:tc>
+        <w:tc>
+          <w:tcPr>
+            <w:tcW w:type="dxa" w:w="2000"/>
+            <w:tcMar>
+              <w:top w:type="dxa" w:w="70"/>
+              <w:left w:type="dxa" w:w="110"/>
+              <w:bottom w:type="dxa" w:w="70"/>
+              <w:right w:type="dxa" w:w="110"/>
+            </w:tcMar>
+          </w:tcPr>
+          <w:p>
+            <w:pPr>
+              <w:spacing w:after="0" w:line="250"/>
+              <w:jc w:val="right"/>
+            </w:pPr>
+            <w:r>
+              <w:rPr>
+                <w:rFonts w:ascii="Calibri" w:cs="Calibri" w:eastAsia="Calibri" w:hAnsi="Calibri"/>
+                <w:color w:val="0B0B0B"/>
+                <w:sz w:val="19"/>
+                <w:szCs w:val="19"/>
+              </w:rPr>
+              <w:t xml:space="preserve">1</w:t>
+            </w:r>
+          </w:p>
+        </w:tc>
+        <w:tc>
+          <w:tcPr>
+            <w:tcW w:type="dxa" w:w="2000"/>
+            <w:tcMar>
+              <w:top w:type="dxa" w:w="70"/>
+              <w:left w:type="dxa" w:w="110"/>
+              <w:bottom w:type="dxa" w:w="70"/>
+              <w:right w:type="dxa" w:w="110"/>
+            </w:tcMar>
+          </w:tcPr>
+          <w:p>
+            <w:pPr>
+              <w:spacing w:after="0" w:line="250"/>
+              <w:jc w:val="right"/>
+            </w:pPr>
+            <w:r>
+              <w:rPr>
+                <w:rFonts w:ascii="Calibri" w:cs="Calibri" w:eastAsia="Calibri" w:hAnsi="Calibri"/>
+                <w:color w:val="0B0B0B"/>
+                <w:sz w:val="19"/>
+                <w:szCs w:val="19"/>
+              </w:rPr>
+              <w:t xml:space="preserve">8,3%</w:t>
             </w:r>
           </w:p>
         </w:tc>
@@ -17682,7 +17919,7 @@
                 <w:sz w:val="19"/>
                 <w:szCs w:val="19"/>
               </w:rPr>
-              <w:t xml:space="preserve">33,3%</w:t>
+              <w:t xml:space="preserve">30,0%</w:t>
             </w:r>
           </w:p>
         </w:tc>
@@ -17710,61 +17947,61 @@
                 <w:sz w:val="19"/>
                 <w:szCs w:val="19"/>
               </w:rPr>
-              <w:t xml:space="preserve">Tratamento melhor da liderança</w:t>
-            </w:r>
-          </w:p>
-        </w:tc>
-        <w:tc>
-          <w:tcPr>
-            <w:tcW w:type="dxa" w:w="2000"/>
-            <w:shd w:fill="F7F8FA" w:color="auto" w:val="clear"/>
-            <w:tcMar>
-              <w:top w:type="dxa" w:w="70"/>
-              <w:left w:type="dxa" w:w="110"/>
-              <w:bottom w:type="dxa" w:w="70"/>
-              <w:right w:type="dxa" w:w="110"/>
-            </w:tcMar>
-          </w:tcPr>
-          <w:p>
-            <w:pPr>
-              <w:spacing w:after="0" w:line="250"/>
-              <w:jc w:val="right"/>
-            </w:pPr>
-            <w:r>
-              <w:rPr>
-                <w:rFonts w:ascii="Calibri" w:cs="Calibri" w:eastAsia="Calibri" w:hAnsi="Calibri"/>
-                <w:color w:val="0B0B0B"/>
-                <w:sz w:val="19"/>
-                <w:szCs w:val="19"/>
-              </w:rPr>
-              <w:t xml:space="preserve">2</w:t>
-            </w:r>
-          </w:p>
-        </w:tc>
-        <w:tc>
-          <w:tcPr>
-            <w:tcW w:type="dxa" w:w="2000"/>
-            <w:shd w:fill="F7F8FA" w:color="auto" w:val="clear"/>
-            <w:tcMar>
-              <w:top w:type="dxa" w:w="70"/>
-              <w:left w:type="dxa" w:w="110"/>
-              <w:bottom w:type="dxa" w:w="70"/>
-              <w:right w:type="dxa" w:w="110"/>
-            </w:tcMar>
-          </w:tcPr>
-          <w:p>
-            <w:pPr>
-              <w:spacing w:after="0" w:line="250"/>
-              <w:jc w:val="right"/>
-            </w:pPr>
-            <w:r>
-              <w:rPr>
-                <w:rFonts w:ascii="Calibri" w:cs="Calibri" w:eastAsia="Calibri" w:hAnsi="Calibri"/>
-                <w:color w:val="0B0B0B"/>
-                <w:sz w:val="19"/>
-                <w:szCs w:val="19"/>
-              </w:rPr>
-              <w:t xml:space="preserve">22,2%</w:t>
+              <w:t xml:space="preserve">Nada, eu sairia de qualquer forma</w:t>
+            </w:r>
+          </w:p>
+        </w:tc>
+        <w:tc>
+          <w:tcPr>
+            <w:tcW w:type="dxa" w:w="2000"/>
+            <w:shd w:fill="F7F8FA" w:color="auto" w:val="clear"/>
+            <w:tcMar>
+              <w:top w:type="dxa" w:w="70"/>
+              <w:left w:type="dxa" w:w="110"/>
+              <w:bottom w:type="dxa" w:w="70"/>
+              <w:right w:type="dxa" w:w="110"/>
+            </w:tcMar>
+          </w:tcPr>
+          <w:p>
+            <w:pPr>
+              <w:spacing w:after="0" w:line="250"/>
+              <w:jc w:val="right"/>
+            </w:pPr>
+            <w:r>
+              <w:rPr>
+                <w:rFonts w:ascii="Calibri" w:cs="Calibri" w:eastAsia="Calibri" w:hAnsi="Calibri"/>
+                <w:color w:val="0B0B0B"/>
+                <w:sz w:val="19"/>
+                <w:szCs w:val="19"/>
+              </w:rPr>
+              <w:t xml:space="preserve">3</w:t>
+            </w:r>
+          </w:p>
+        </w:tc>
+        <w:tc>
+          <w:tcPr>
+            <w:tcW w:type="dxa" w:w="2000"/>
+            <w:shd w:fill="F7F8FA" w:color="auto" w:val="clear"/>
+            <w:tcMar>
+              <w:top w:type="dxa" w:w="70"/>
+              <w:left w:type="dxa" w:w="110"/>
+              <w:bottom w:type="dxa" w:w="70"/>
+              <w:right w:type="dxa" w:w="110"/>
+            </w:tcMar>
+          </w:tcPr>
+          <w:p>
+            <w:pPr>
+              <w:spacing w:after="0" w:line="250"/>
+              <w:jc w:val="right"/>
+            </w:pPr>
+            <w:r>
+              <w:rPr>
+                <w:rFonts w:ascii="Calibri" w:cs="Calibri" w:eastAsia="Calibri" w:hAnsi="Calibri"/>
+                <w:color w:val="0B0B0B"/>
+                <w:sz w:val="19"/>
+                <w:szCs w:val="19"/>
+              </w:rPr>
+              <w:t xml:space="preserve">30,0%</w:t>
             </w:r>
           </w:p>
         </w:tc>
@@ -17791,7 +18028,7 @@
                 <w:sz w:val="19"/>
                 <w:szCs w:val="19"/>
               </w:rPr>
-              <w:t xml:space="preserve">Nada, eu sairia de qualquer forma</w:t>
+              <w:t xml:space="preserve">Tratamento melhor da liderança</w:t>
             </w:r>
           </w:p>
         </w:tc>
@@ -17843,7 +18080,7 @@
                 <w:sz w:val="19"/>
                 <w:szCs w:val="19"/>
               </w:rPr>
-              <w:t xml:space="preserve">22,2%</w:t>
+              <w:t xml:space="preserve">20,0%</w:t>
             </w:r>
           </w:p>
         </w:tc>
@@ -17925,7 +18162,7 @@
                 <w:sz w:val="19"/>
                 <w:szCs w:val="19"/>
               </w:rPr>
-              <w:t xml:space="preserve">11,1%</w:t>
+              <w:t xml:space="preserve">10,0%</w:t>
             </w:r>
           </w:p>
         </w:tc>
@@ -18004,7 +18241,7 @@
                 <w:sz w:val="19"/>
                 <w:szCs w:val="19"/>
               </w:rPr>
-              <w:t xml:space="preserve">11,1%</w:t>
+              <w:t xml:space="preserve">10,0%</w:t>
             </w:r>
           </w:p>
         </w:tc>
@@ -18086,7 +18323,7 @@
                 <w:sz w:val="19"/>
                 <w:szCs w:val="19"/>
               </w:rPr>
-              <w:t xml:space="preserve">11,1%</w:t>
+              <w:t xml:space="preserve">10,0%</w:t>
             </w:r>
           </w:p>
         </w:tc>
@@ -18165,7 +18402,7 @@
                 <w:sz w:val="19"/>
                 <w:szCs w:val="19"/>
               </w:rPr>
-              <w:t xml:space="preserve">11,1%</w:t>
+              <w:t xml:space="preserve">10,0%</w:t>
             </w:r>
           </w:p>
         </w:tc>
@@ -18208,7 +18445,7 @@
           <w:sz w:val="20"/>
           <w:szCs w:val="20"/>
         </w:rPr>
-        <w:t xml:space="preserve">"Alguém que me ouvisse quando o problema começou" foi o mais marcado, 3 de 10 respostas. É o mesmo achado da seção 6.1, visto pelo outro lado: quem foi embora queria ter tido com quem falar.</w:t>
+        <w:t xml:space="preserve">"Alguém que me ouvisse quando o problema começou" foi o mais marcado, 3 de 12 respostas. É o mesmo achado da seção 6.1, visto pelo outro lado: quem foi embora queria ter tido com quem falar.</w:t>
       </w:r>
     </w:p>
     <w:p>
@@ -18640,7 +18877,7 @@
                 <w:sz w:val="19"/>
                 <w:szCs w:val="19"/>
               </w:rPr>
-              <w:t xml:space="preserve">2</w:t>
+              <w:t xml:space="preserve">3</w:t>
             </w:r>
           </w:p>
         </w:tc>
@@ -18692,7 +18929,7 @@
                 <w:sz w:val="19"/>
                 <w:szCs w:val="19"/>
               </w:rPr>
-              <w:t xml:space="preserve">7</w:t>
+              <w:t xml:space="preserve">9</w:t>
             </w:r>
           </w:p>
         </w:tc>
@@ -18718,7 +18955,7 @@
                 <w:sz w:val="19"/>
                 <w:szCs w:val="19"/>
               </w:rPr>
-              <w:t xml:space="preserve">4</w:t>
+              <w:t xml:space="preserve">5</w:t>
             </w:r>
           </w:p>
         </w:tc>
@@ -18744,7 +18981,7 @@
                 <w:sz w:val="19"/>
                 <w:szCs w:val="19"/>
               </w:rPr>
-              <w:t xml:space="preserve">9</w:t>
+              <w:t xml:space="preserve">11</w:t>
             </w:r>
           </w:p>
         </w:tc>
@@ -18770,7 +19007,7 @@
                 <w:sz w:val="19"/>
                 <w:szCs w:val="19"/>
               </w:rPr>
-              <w:t xml:space="preserve">16</w:t>
+              <w:t xml:space="preserve">17</w:t>
             </w:r>
           </w:p>
         </w:tc>
@@ -18796,7 +19033,7 @@
                 <w:sz w:val="19"/>
                 <w:szCs w:val="19"/>
               </w:rPr>
-              <w:t xml:space="preserve">11</w:t>
+              <w:t xml:space="preserve">13</w:t>
             </w:r>
           </w:p>
         </w:tc>
@@ -18822,7 +19059,7 @@
                 <w:sz w:val="19"/>
                 <w:szCs w:val="19"/>
               </w:rPr>
-              <w:t xml:space="preserve">28</w:t>
+              <w:t xml:space="preserve">33</w:t>
             </w:r>
           </w:p>
         </w:tc>
@@ -18968,7 +19205,7 @@
                 <w:sz w:val="19"/>
                 <w:szCs w:val="19"/>
               </w:rPr>
-              <w:t xml:space="preserve">8,09</w:t>
+              <w:t xml:space="preserve">8,04</w:t>
             </w:r>
           </w:p>
         </w:tc>
@@ -19023,7 +19260,7 @@
                 <w:sz w:val="19"/>
                 <w:szCs w:val="19"/>
               </w:rPr>
-              <w:t xml:space="preserve">39 · 49,4%</w:t>
+              <w:t xml:space="preserve">46 · 49,5%</w:t>
             </w:r>
           </w:p>
         </w:tc>
@@ -19076,7 +19313,7 @@
                 <w:sz w:val="19"/>
                 <w:szCs w:val="19"/>
               </w:rPr>
-              <w:t xml:space="preserve">25 · 31,6%</w:t>
+              <w:t xml:space="preserve">28 · 30,1%</w:t>
             </w:r>
           </w:p>
         </w:tc>
@@ -19131,7 +19368,7 @@
                 <w:sz w:val="19"/>
                 <w:szCs w:val="19"/>
               </w:rPr>
-              <w:t xml:space="preserve">15 · 19,0%</w:t>
+              <w:t xml:space="preserve">19 · 20,4%</w:t>
             </w:r>
           </w:p>
         </w:tc>
@@ -19184,7 +19421,7 @@
                 <w:sz w:val="19"/>
                 <w:szCs w:val="19"/>
               </w:rPr>
-              <w:t xml:space="preserve">30,4</w:t>
+              <w:t xml:space="preserve">29,0</w:t>
             </w:r>
           </w:p>
         </w:tc>
@@ -19355,33 +19592,33 @@
                 <w:sz w:val="19"/>
                 <w:szCs w:val="19"/>
               </w:rPr>
-              <w:t xml:space="preserve">15</w:t>
-            </w:r>
-          </w:p>
-        </w:tc>
-        <w:tc>
-          <w:tcPr>
-            <w:tcW w:type="dxa" w:w="2000"/>
-            <w:tcMar>
-              <w:top w:type="dxa" w:w="70"/>
-              <w:left w:type="dxa" w:w="110"/>
-              <w:bottom w:type="dxa" w:w="70"/>
-              <w:right w:type="dxa" w:w="110"/>
-            </w:tcMar>
-          </w:tcPr>
-          <w:p>
-            <w:pPr>
-              <w:spacing w:after="0" w:line="250"/>
-              <w:jc w:val="right"/>
-            </w:pPr>
-            <w:r>
-              <w:rPr>
-                <w:rFonts w:ascii="Calibri" w:cs="Calibri" w:eastAsia="Calibri" w:hAnsi="Calibri"/>
-                <w:color w:val="0B0B0B"/>
-                <w:sz w:val="19"/>
-                <w:szCs w:val="19"/>
-              </w:rPr>
-              <w:t xml:space="preserve">19,0%</w:t>
+              <w:t xml:space="preserve">18</w:t>
+            </w:r>
+          </w:p>
+        </w:tc>
+        <w:tc>
+          <w:tcPr>
+            <w:tcW w:type="dxa" w:w="2000"/>
+            <w:tcMar>
+              <w:top w:type="dxa" w:w="70"/>
+              <w:left w:type="dxa" w:w="110"/>
+              <w:bottom w:type="dxa" w:w="70"/>
+              <w:right w:type="dxa" w:w="110"/>
+            </w:tcMar>
+          </w:tcPr>
+          <w:p>
+            <w:pPr>
+              <w:spacing w:after="0" w:line="250"/>
+              <w:jc w:val="right"/>
+            </w:pPr>
+            <w:r>
+              <w:rPr>
+                <w:rFonts w:ascii="Calibri" w:cs="Calibri" w:eastAsia="Calibri" w:hAnsi="Calibri"/>
+                <w:color w:val="0B0B0B"/>
+                <w:sz w:val="19"/>
+                <w:szCs w:val="19"/>
+              </w:rPr>
+              <w:t xml:space="preserve">19,4%</w:t>
             </w:r>
           </w:p>
         </w:tc>
@@ -19436,34 +19673,34 @@
                 <w:sz w:val="19"/>
                 <w:szCs w:val="19"/>
               </w:rPr>
-              <w:t xml:space="preserve">57</w:t>
-            </w:r>
-          </w:p>
-        </w:tc>
-        <w:tc>
-          <w:tcPr>
-            <w:tcW w:type="dxa" w:w="2000"/>
-            <w:shd w:fill="F7F8FA" w:color="auto" w:val="clear"/>
-            <w:tcMar>
-              <w:top w:type="dxa" w:w="70"/>
-              <w:left w:type="dxa" w:w="110"/>
-              <w:bottom w:type="dxa" w:w="70"/>
-              <w:right w:type="dxa" w:w="110"/>
-            </w:tcMar>
-          </w:tcPr>
-          <w:p>
-            <w:pPr>
-              <w:spacing w:after="0" w:line="250"/>
-              <w:jc w:val="right"/>
-            </w:pPr>
-            <w:r>
-              <w:rPr>
-                <w:rFonts w:ascii="Calibri" w:cs="Calibri" w:eastAsia="Calibri" w:hAnsi="Calibri"/>
-                <w:color w:val="0B0B0B"/>
-                <w:sz w:val="19"/>
-                <w:szCs w:val="19"/>
-              </w:rPr>
-              <w:t xml:space="preserve">72,2%</w:t>
+              <w:t xml:space="preserve">67</w:t>
+            </w:r>
+          </w:p>
+        </w:tc>
+        <w:tc>
+          <w:tcPr>
+            <w:tcW w:type="dxa" w:w="2000"/>
+            <w:shd w:fill="F7F8FA" w:color="auto" w:val="clear"/>
+            <w:tcMar>
+              <w:top w:type="dxa" w:w="70"/>
+              <w:left w:type="dxa" w:w="110"/>
+              <w:bottom w:type="dxa" w:w="70"/>
+              <w:right w:type="dxa" w:w="110"/>
+            </w:tcMar>
+          </w:tcPr>
+          <w:p>
+            <w:pPr>
+              <w:spacing w:after="0" w:line="250"/>
+              <w:jc w:val="right"/>
+            </w:pPr>
+            <w:r>
+              <w:rPr>
+                <w:rFonts w:ascii="Calibri" w:cs="Calibri" w:eastAsia="Calibri" w:hAnsi="Calibri"/>
+                <w:color w:val="0B0B0B"/>
+                <w:sz w:val="19"/>
+                <w:szCs w:val="19"/>
+              </w:rPr>
+              <w:t xml:space="preserve">72,0%</w:t>
             </w:r>
           </w:p>
         </w:tc>
@@ -19516,33 +19753,33 @@
                 <w:sz w:val="19"/>
                 <w:szCs w:val="19"/>
               </w:rPr>
-              <w:t xml:space="preserve">7</w:t>
-            </w:r>
-          </w:p>
-        </w:tc>
-        <w:tc>
-          <w:tcPr>
-            <w:tcW w:type="dxa" w:w="2000"/>
-            <w:tcMar>
-              <w:top w:type="dxa" w:w="70"/>
-              <w:left w:type="dxa" w:w="110"/>
-              <w:bottom w:type="dxa" w:w="70"/>
-              <w:right w:type="dxa" w:w="110"/>
-            </w:tcMar>
-          </w:tcPr>
-          <w:p>
-            <w:pPr>
-              <w:spacing w:after="0" w:line="250"/>
-              <w:jc w:val="right"/>
-            </w:pPr>
-            <w:r>
-              <w:rPr>
-                <w:rFonts w:ascii="Calibri" w:cs="Calibri" w:eastAsia="Calibri" w:hAnsi="Calibri"/>
-                <w:color w:val="0B0B0B"/>
-                <w:sz w:val="19"/>
-                <w:szCs w:val="19"/>
-              </w:rPr>
-              <w:t xml:space="preserve">8,9%</w:t>
+              <w:t xml:space="preserve">8</w:t>
+            </w:r>
+          </w:p>
+        </w:tc>
+        <w:tc>
+          <w:tcPr>
+            <w:tcW w:type="dxa" w:w="2000"/>
+            <w:tcMar>
+              <w:top w:type="dxa" w:w="70"/>
+              <w:left w:type="dxa" w:w="110"/>
+              <w:bottom w:type="dxa" w:w="70"/>
+              <w:right w:type="dxa" w:w="110"/>
+            </w:tcMar>
+          </w:tcPr>
+          <w:p>
+            <w:pPr>
+              <w:spacing w:after="0" w:line="250"/>
+              <w:jc w:val="right"/>
+            </w:pPr>
+            <w:r>
+              <w:rPr>
+                <w:rFonts w:ascii="Calibri" w:cs="Calibri" w:eastAsia="Calibri" w:hAnsi="Calibri"/>
+                <w:color w:val="0B0B0B"/>
+                <w:sz w:val="19"/>
+                <w:szCs w:val="19"/>
+              </w:rPr>
+              <w:t xml:space="preserve">8,6%</w:t>
             </w:r>
           </w:p>
         </w:tc>
@@ -19718,33 +19955,33 @@
                 <w:sz w:val="19"/>
                 <w:szCs w:val="19"/>
               </w:rPr>
-              <w:t xml:space="preserve">36</w:t>
-            </w:r>
-          </w:p>
-        </w:tc>
-        <w:tc>
-          <w:tcPr>
-            <w:tcW w:type="dxa" w:w="2000"/>
-            <w:tcMar>
-              <w:top w:type="dxa" w:w="70"/>
-              <w:left w:type="dxa" w:w="110"/>
-              <w:bottom w:type="dxa" w:w="70"/>
-              <w:right w:type="dxa" w:w="110"/>
-            </w:tcMar>
-          </w:tcPr>
-          <w:p>
-            <w:pPr>
-              <w:spacing w:after="0" w:line="250"/>
-              <w:jc w:val="right"/>
-            </w:pPr>
-            <w:r>
-              <w:rPr>
-                <w:rFonts w:ascii="Calibri" w:cs="Calibri" w:eastAsia="Calibri" w:hAnsi="Calibri"/>
-                <w:color w:val="0B0B0B"/>
-                <w:sz w:val="19"/>
-                <w:szCs w:val="19"/>
-              </w:rPr>
-              <w:t xml:space="preserve">45,6%</w:t>
+              <w:t xml:space="preserve">41</w:t>
+            </w:r>
+          </w:p>
+        </w:tc>
+        <w:tc>
+          <w:tcPr>
+            <w:tcW w:type="dxa" w:w="2000"/>
+            <w:tcMar>
+              <w:top w:type="dxa" w:w="70"/>
+              <w:left w:type="dxa" w:w="110"/>
+              <w:bottom w:type="dxa" w:w="70"/>
+              <w:right w:type="dxa" w:w="110"/>
+            </w:tcMar>
+          </w:tcPr>
+          <w:p>
+            <w:pPr>
+              <w:spacing w:after="0" w:line="250"/>
+              <w:jc w:val="right"/>
+            </w:pPr>
+            <w:r>
+              <w:rPr>
+                <w:rFonts w:ascii="Calibri" w:cs="Calibri" w:eastAsia="Calibri" w:hAnsi="Calibri"/>
+                <w:color w:val="0B0B0B"/>
+                <w:sz w:val="19"/>
+                <w:szCs w:val="19"/>
+              </w:rPr>
+              <w:t xml:space="preserve">44,1%</w:t>
             </w:r>
           </w:p>
         </w:tc>
@@ -19799,34 +20036,34 @@
                 <w:sz w:val="19"/>
                 <w:szCs w:val="19"/>
               </w:rPr>
-              <w:t xml:space="preserve">25</w:t>
-            </w:r>
-          </w:p>
-        </w:tc>
-        <w:tc>
-          <w:tcPr>
-            <w:tcW w:type="dxa" w:w="2000"/>
-            <w:shd w:fill="F7F8FA" w:color="auto" w:val="clear"/>
-            <w:tcMar>
-              <w:top w:type="dxa" w:w="70"/>
-              <w:left w:type="dxa" w:w="110"/>
-              <w:bottom w:type="dxa" w:w="70"/>
-              <w:right w:type="dxa" w:w="110"/>
-            </w:tcMar>
-          </w:tcPr>
-          <w:p>
-            <w:pPr>
-              <w:spacing w:after="0" w:line="250"/>
-              <w:jc w:val="right"/>
-            </w:pPr>
-            <w:r>
-              <w:rPr>
-                <w:rFonts w:ascii="Calibri" w:cs="Calibri" w:eastAsia="Calibri" w:hAnsi="Calibri"/>
-                <w:color w:val="0B0B0B"/>
-                <w:sz w:val="19"/>
-                <w:szCs w:val="19"/>
-              </w:rPr>
-              <w:t xml:space="preserve">31,6%</w:t>
+              <w:t xml:space="preserve">31</w:t>
+            </w:r>
+          </w:p>
+        </w:tc>
+        <w:tc>
+          <w:tcPr>
+            <w:tcW w:type="dxa" w:w="2000"/>
+            <w:shd w:fill="F7F8FA" w:color="auto" w:val="clear"/>
+            <w:tcMar>
+              <w:top w:type="dxa" w:w="70"/>
+              <w:left w:type="dxa" w:w="110"/>
+              <w:bottom w:type="dxa" w:w="70"/>
+              <w:right w:type="dxa" w:w="110"/>
+            </w:tcMar>
+          </w:tcPr>
+          <w:p>
+            <w:pPr>
+              <w:spacing w:after="0" w:line="250"/>
+              <w:jc w:val="right"/>
+            </w:pPr>
+            <w:r>
+              <w:rPr>
+                <w:rFonts w:ascii="Calibri" w:cs="Calibri" w:eastAsia="Calibri" w:hAnsi="Calibri"/>
+                <w:color w:val="0B0B0B"/>
+                <w:sz w:val="19"/>
+                <w:szCs w:val="19"/>
+              </w:rPr>
+              <w:t xml:space="preserve">33,3%</w:t>
             </w:r>
           </w:p>
         </w:tc>
@@ -19905,7 +20142,7 @@
                 <w:sz w:val="19"/>
                 <w:szCs w:val="19"/>
               </w:rPr>
-              <w:t xml:space="preserve">2,5%</w:t>
+              <w:t xml:space="preserve">2,2%</w:t>
             </w:r>
           </w:p>
         </w:tc>
@@ -19960,34 +20197,34 @@
                 <w:sz w:val="19"/>
                 <w:szCs w:val="19"/>
               </w:rPr>
-              <w:t xml:space="preserve">16</w:t>
-            </w:r>
-          </w:p>
-        </w:tc>
-        <w:tc>
-          <w:tcPr>
-            <w:tcW w:type="dxa" w:w="2000"/>
-            <w:shd w:fill="F7F8FA" w:color="auto" w:val="clear"/>
-            <w:tcMar>
-              <w:top w:type="dxa" w:w="70"/>
-              <w:left w:type="dxa" w:w="110"/>
-              <w:bottom w:type="dxa" w:w="70"/>
-              <w:right w:type="dxa" w:w="110"/>
-            </w:tcMar>
-          </w:tcPr>
-          <w:p>
-            <w:pPr>
-              <w:spacing w:after="0" w:line="250"/>
-              <w:jc w:val="right"/>
-            </w:pPr>
-            <w:r>
-              <w:rPr>
-                <w:rFonts w:ascii="Calibri" w:cs="Calibri" w:eastAsia="Calibri" w:hAnsi="Calibri"/>
-                <w:color w:val="0B0B0B"/>
-                <w:sz w:val="19"/>
-                <w:szCs w:val="19"/>
-              </w:rPr>
-              <w:t xml:space="preserve">20,3%</w:t>
+              <w:t xml:space="preserve">19</w:t>
+            </w:r>
+          </w:p>
+        </w:tc>
+        <w:tc>
+          <w:tcPr>
+            <w:tcW w:type="dxa" w:w="2000"/>
+            <w:shd w:fill="F7F8FA" w:color="auto" w:val="clear"/>
+            <w:tcMar>
+              <w:top w:type="dxa" w:w="70"/>
+              <w:left w:type="dxa" w:w="110"/>
+              <w:bottom w:type="dxa" w:w="70"/>
+              <w:right w:type="dxa" w:w="110"/>
+            </w:tcMar>
+          </w:tcPr>
+          <w:p>
+            <w:pPr>
+              <w:spacing w:after="0" w:line="250"/>
+              <w:jc w:val="right"/>
+            </w:pPr>
+            <w:r>
+              <w:rPr>
+                <w:rFonts w:ascii="Calibri" w:cs="Calibri" w:eastAsia="Calibri" w:hAnsi="Calibri"/>
+                <w:color w:val="0B0B0B"/>
+                <w:sz w:val="19"/>
+                <w:szCs w:val="19"/>
+              </w:rPr>
+              <w:t xml:space="preserve">20,4%</w:t>
             </w:r>
           </w:p>
         </w:tc>
@@ -20030,7 +20267,7 @@
           <w:sz w:val="20"/>
           <w:szCs w:val="20"/>
         </w:rPr>
-        <w:t xml:space="preserve">91,1% tiveram a expectativa atendida ou superada e só 2,5% consideram o pagamento pior que o do mercado local. O índice 30,4 é o mais baixo dos três que medimos e mesmo assim positivo. Minha leitura: o salário está adequado para atrair, mas não é ele que segura ninguém até o fim.</w:t>
+        <w:t xml:space="preserve">91,4% tiveram a expectativa atendida ou superada e só 2,2% consideram o pagamento pior que o do mercado local. O índice 29,0 é o mais baixo dos três que medimos e mesmo assim positivo. Minha leitura: o salário está adequado para atrair, mas não é ele que segura ninguém até o fim.</w:t>
       </w:r>
     </w:p>
     <w:p>
@@ -20228,7 +20465,7 @@
                 <w:sz w:val="19"/>
                 <w:szCs w:val="19"/>
               </w:rPr>
-              <w:t xml:space="preserve">43</w:t>
+              <w:t xml:space="preserve">49</w:t>
             </w:r>
           </w:p>
         </w:tc>
@@ -20254,7 +20491,7 @@
                 <w:sz w:val="19"/>
                 <w:szCs w:val="19"/>
               </w:rPr>
-              <w:t xml:space="preserve">54,4%</w:t>
+              <w:t xml:space="preserve">52,7%</w:t>
             </w:r>
           </w:p>
         </w:tc>
@@ -20335,7 +20572,7 @@
                 <w:sz w:val="19"/>
                 <w:szCs w:val="19"/>
               </w:rPr>
-              <w:t xml:space="preserve">31</w:t>
+              <w:t xml:space="preserve">35</w:t>
             </w:r>
           </w:p>
         </w:tc>
@@ -20362,7 +20599,7 @@
                 <w:sz w:val="19"/>
                 <w:szCs w:val="19"/>
               </w:rPr>
-              <w:t xml:space="preserve">39,2%</w:t>
+              <w:t xml:space="preserve">37,6%</w:t>
             </w:r>
           </w:p>
         </w:tc>
@@ -20442,7 +20679,7 @@
                 <w:sz w:val="19"/>
                 <w:szCs w:val="19"/>
               </w:rPr>
-              <w:t xml:space="preserve">31</w:t>
+              <w:t xml:space="preserve">35</w:t>
             </w:r>
           </w:p>
         </w:tc>
@@ -20468,7 +20705,7 @@
                 <w:sz w:val="19"/>
                 <w:szCs w:val="19"/>
               </w:rPr>
-              <w:t xml:space="preserve">39,2%</w:t>
+              <w:t xml:space="preserve">37,6%</w:t>
             </w:r>
           </w:p>
         </w:tc>
@@ -20549,7 +20786,7 @@
                 <w:sz w:val="19"/>
                 <w:szCs w:val="19"/>
               </w:rPr>
-              <w:t xml:space="preserve">12</w:t>
+              <w:t xml:space="preserve">13</w:t>
             </w:r>
           </w:p>
         </w:tc>
@@ -20576,7 +20813,7 @@
                 <w:sz w:val="19"/>
                 <w:szCs w:val="19"/>
               </w:rPr>
-              <w:t xml:space="preserve">15,2%</w:t>
+              <w:t xml:space="preserve">14,0%</w:t>
             </w:r>
           </w:p>
         </w:tc>
@@ -20656,7 +20893,7 @@
                 <w:sz w:val="19"/>
                 <w:szCs w:val="19"/>
               </w:rPr>
-              <w:t xml:space="preserve">3</w:t>
+              <w:t xml:space="preserve">7</w:t>
             </w:r>
           </w:p>
         </w:tc>
@@ -20682,7 +20919,7 @@
                 <w:sz w:val="19"/>
                 <w:szCs w:val="19"/>
               </w:rPr>
-              <w:t xml:space="preserve">3,8%</w:t>
+              <w:t xml:space="preserve">7,5%</w:t>
             </w:r>
           </w:p>
         </w:tc>
@@ -20727,7 +20964,7 @@
           <w:sz w:val="18"/>
           <w:szCs w:val="18"/>
         </w:rPr>
-        <w:t xml:space="preserve">Base: 79 respondentes, até 2 marcações cada.</w:t>
+        <w:t xml:space="preserve">Base: 93 respondentes, até 2 marcações cada.</w:t>
       </w:r>
     </w:p>
     <w:p>
@@ -20767,7 +21004,7 @@
           <w:sz w:val="20"/>
           <w:szCs w:val="20"/>
         </w:rPr>
-        <w:t xml:space="preserve">39,2% aceitariam bônus por não faltar e 39,2% bônus por ficar até o fim. São exatamente os dois problemas da rodada 1, e um bônus condicionado custa menos que reajuste na folha inteira porque só é pago quando o resultado aparece. Entre as 15 pessoas que deram nota 6 ou menos ao salário, o padrão se repete. Gostaria de testar isso em uma função na próxima temporada e medir contra o histórico de julho.</w:t>
+        <w:t xml:space="preserve">37,6% aceitariam bônus por não faltar e 37,6% bônus por ficar até o fim. São exatamente os dois problemas da rodada 1, e um bônus condicionado custa menos que reajuste na folha inteira porque só é pago quando o resultado aparece. Entre as 19 pessoas que deram nota 6 ou menos ao salário, o padrão se repete. Gostaria de testar isso em uma função na próxima temporada e medir contra o histórico de julho.</w:t>
       </w:r>
     </w:p>
     <w:p>
@@ -20807,14 +21044,15 @@
       </w:tblPr>
       <w:tblGrid>
         <w:gridCol w:w="2600"/>
-        <w:gridCol w:w="845"/>
-        <w:gridCol w:w="845"/>
-        <w:gridCol w:w="845"/>
-        <w:gridCol w:w="845"/>
-        <w:gridCol w:w="845"/>
-        <w:gridCol w:w="845"/>
-        <w:gridCol w:w="845"/>
-        <w:gridCol w:w="845"/>
+        <w:gridCol w:w="751"/>
+        <w:gridCol w:w="751"/>
+        <w:gridCol w:w="751"/>
+        <w:gridCol w:w="751"/>
+        <w:gridCol w:w="751"/>
+        <w:gridCol w:w="751"/>
+        <w:gridCol w:w="751"/>
+        <w:gridCol w:w="751"/>
+        <w:gridCol w:w="751"/>
       </w:tblGrid>
       <w:tr>
         <w:trPr>
@@ -20850,7 +21088,7 @@
         </w:tc>
         <w:tc>
           <w:tcPr>
-            <w:tcW w:type="dxa" w:w="845"/>
+            <w:tcW w:type="dxa" w:w="751"/>
             <w:shd w:fill="1C5CAB" w:color="auto" w:val="clear"/>
             <w:tcMar>
               <w:top w:type="dxa" w:w="70"/>
@@ -20873,13 +21111,13 @@
                 <w:sz w:val="18"/>
                 <w:szCs w:val="18"/>
               </w:rPr>
-              <w:t xml:space="preserve">3</w:t>
-            </w:r>
-          </w:p>
-        </w:tc>
-        <w:tc>
-          <w:tcPr>
-            <w:tcW w:type="dxa" w:w="845"/>
+              <w:t xml:space="preserve">2</w:t>
+            </w:r>
+          </w:p>
+        </w:tc>
+        <w:tc>
+          <w:tcPr>
+            <w:tcW w:type="dxa" w:w="751"/>
             <w:shd w:fill="1C5CAB" w:color="auto" w:val="clear"/>
             <w:tcMar>
               <w:top w:type="dxa" w:w="70"/>
@@ -20902,13 +21140,13 @@
                 <w:sz w:val="18"/>
                 <w:szCs w:val="18"/>
               </w:rPr>
-              <w:t xml:space="preserve">4</w:t>
-            </w:r>
-          </w:p>
-        </w:tc>
-        <w:tc>
-          <w:tcPr>
-            <w:tcW w:type="dxa" w:w="845"/>
+              <w:t xml:space="preserve">3</w:t>
+            </w:r>
+          </w:p>
+        </w:tc>
+        <w:tc>
+          <w:tcPr>
+            <w:tcW w:type="dxa" w:w="751"/>
             <w:shd w:fill="1C5CAB" w:color="auto" w:val="clear"/>
             <w:tcMar>
               <w:top w:type="dxa" w:w="70"/>
@@ -20931,13 +21169,13 @@
                 <w:sz w:val="18"/>
                 <w:szCs w:val="18"/>
               </w:rPr>
-              <w:t xml:space="preserve">5</w:t>
-            </w:r>
-          </w:p>
-        </w:tc>
-        <w:tc>
-          <w:tcPr>
-            <w:tcW w:type="dxa" w:w="845"/>
+              <w:t xml:space="preserve">4</w:t>
+            </w:r>
+          </w:p>
+        </w:tc>
+        <w:tc>
+          <w:tcPr>
+            <w:tcW w:type="dxa" w:w="751"/>
             <w:shd w:fill="1C5CAB" w:color="auto" w:val="clear"/>
             <w:tcMar>
               <w:top w:type="dxa" w:w="70"/>
@@ -20960,13 +21198,13 @@
                 <w:sz w:val="18"/>
                 <w:szCs w:val="18"/>
               </w:rPr>
-              <w:t xml:space="preserve">6</w:t>
-            </w:r>
-          </w:p>
-        </w:tc>
-        <w:tc>
-          <w:tcPr>
-            <w:tcW w:type="dxa" w:w="845"/>
+              <w:t xml:space="preserve">5</w:t>
+            </w:r>
+          </w:p>
+        </w:tc>
+        <w:tc>
+          <w:tcPr>
+            <w:tcW w:type="dxa" w:w="751"/>
             <w:shd w:fill="1C5CAB" w:color="auto" w:val="clear"/>
             <w:tcMar>
               <w:top w:type="dxa" w:w="70"/>
@@ -20989,13 +21227,13 @@
                 <w:sz w:val="18"/>
                 <w:szCs w:val="18"/>
               </w:rPr>
-              <w:t xml:space="preserve">7</w:t>
-            </w:r>
-          </w:p>
-        </w:tc>
-        <w:tc>
-          <w:tcPr>
-            <w:tcW w:type="dxa" w:w="845"/>
+              <w:t xml:space="preserve">6</w:t>
+            </w:r>
+          </w:p>
+        </w:tc>
+        <w:tc>
+          <w:tcPr>
+            <w:tcW w:type="dxa" w:w="751"/>
             <w:shd w:fill="1C5CAB" w:color="auto" w:val="clear"/>
             <w:tcMar>
               <w:top w:type="dxa" w:w="70"/>
@@ -21018,13 +21256,13 @@
                 <w:sz w:val="18"/>
                 <w:szCs w:val="18"/>
               </w:rPr>
-              <w:t xml:space="preserve">8</w:t>
-            </w:r>
-          </w:p>
-        </w:tc>
-        <w:tc>
-          <w:tcPr>
-            <w:tcW w:type="dxa" w:w="845"/>
+              <w:t xml:space="preserve">7</w:t>
+            </w:r>
+          </w:p>
+        </w:tc>
+        <w:tc>
+          <w:tcPr>
+            <w:tcW w:type="dxa" w:w="751"/>
             <w:shd w:fill="1C5CAB" w:color="auto" w:val="clear"/>
             <w:tcMar>
               <w:top w:type="dxa" w:w="70"/>
@@ -21047,13 +21285,13 @@
                 <w:sz w:val="18"/>
                 <w:szCs w:val="18"/>
               </w:rPr>
-              <w:t xml:space="preserve">9</w:t>
-            </w:r>
-          </w:p>
-        </w:tc>
-        <w:tc>
-          <w:tcPr>
-            <w:tcW w:type="dxa" w:w="845"/>
+              <w:t xml:space="preserve">8</w:t>
+            </w:r>
+          </w:p>
+        </w:tc>
+        <w:tc>
+          <w:tcPr>
+            <w:tcW w:type="dxa" w:w="751"/>
             <w:shd w:fill="1C5CAB" w:color="auto" w:val="clear"/>
             <w:tcMar>
               <w:top w:type="dxa" w:w="70"/>
@@ -21076,6 +21314,35 @@
                 <w:sz w:val="18"/>
                 <w:szCs w:val="18"/>
               </w:rPr>
+              <w:t xml:space="preserve">9</w:t>
+            </w:r>
+          </w:p>
+        </w:tc>
+        <w:tc>
+          <w:tcPr>
+            <w:tcW w:type="dxa" w:w="751"/>
+            <w:shd w:fill="1C5CAB" w:color="auto" w:val="clear"/>
+            <w:tcMar>
+              <w:top w:type="dxa" w:w="70"/>
+              <w:left w:type="dxa" w:w="110"/>
+              <w:bottom w:type="dxa" w:w="70"/>
+              <w:right w:type="dxa" w:w="110"/>
+            </w:tcMar>
+          </w:tcPr>
+          <w:p>
+            <w:pPr>
+              <w:spacing w:after="0" w:line="250"/>
+              <w:jc w:val="right"/>
+            </w:pPr>
+            <w:r>
+              <w:rPr>
+                <w:rFonts w:ascii="Calibri" w:cs="Calibri" w:eastAsia="Calibri" w:hAnsi="Calibri"/>
+                <w:b/>
+                <w:bCs/>
+                <w:color w:val="FFFFFF"/>
+                <w:sz w:val="18"/>
+                <w:szCs w:val="18"/>
+              </w:rPr>
               <w:t xml:space="preserve">10</w:t>
             </w:r>
           </w:p>
@@ -21109,7 +21376,33 @@
         </w:tc>
         <w:tc>
           <w:tcPr>
-            <w:tcW w:type="dxa" w:w="845"/>
+            <w:tcW w:type="dxa" w:w="751"/>
+            <w:tcMar>
+              <w:top w:type="dxa" w:w="70"/>
+              <w:left w:type="dxa" w:w="110"/>
+              <w:bottom w:type="dxa" w:w="70"/>
+              <w:right w:type="dxa" w:w="110"/>
+            </w:tcMar>
+          </w:tcPr>
+          <w:p>
+            <w:pPr>
+              <w:spacing w:after="0" w:line="250"/>
+              <w:jc w:val="right"/>
+            </w:pPr>
+            <w:r>
+              <w:rPr>
+                <w:rFonts w:ascii="Calibri" w:cs="Calibri" w:eastAsia="Calibri" w:hAnsi="Calibri"/>
+                <w:color w:val="0B0B0B"/>
+                <w:sz w:val="19"/>
+                <w:szCs w:val="19"/>
+              </w:rPr>
+              <w:t xml:space="preserve">1</w:t>
+            </w:r>
+          </w:p>
+        </w:tc>
+        <w:tc>
+          <w:tcPr>
+            <w:tcW w:type="dxa" w:w="751"/>
             <w:tcMar>
               <w:top w:type="dxa" w:w="70"/>
               <w:left w:type="dxa" w:w="110"/>
@@ -21135,7 +21428,7 @@
         </w:tc>
         <w:tc>
           <w:tcPr>
-            <w:tcW w:type="dxa" w:w="845"/>
+            <w:tcW w:type="dxa" w:w="751"/>
             <w:tcMar>
               <w:top w:type="dxa" w:w="70"/>
               <w:left w:type="dxa" w:w="110"/>
@@ -21161,157 +21454,157 @@
         </w:tc>
         <w:tc>
           <w:tcPr>
-            <w:tcW w:type="dxa" w:w="845"/>
-            <w:tcMar>
-              <w:top w:type="dxa" w:w="70"/>
-              <w:left w:type="dxa" w:w="110"/>
-              <w:bottom w:type="dxa" w:w="70"/>
-              <w:right w:type="dxa" w:w="110"/>
-            </w:tcMar>
-          </w:tcPr>
-          <w:p>
-            <w:pPr>
-              <w:spacing w:after="0" w:line="250"/>
-              <w:jc w:val="right"/>
-            </w:pPr>
-            <w:r>
-              <w:rPr>
-                <w:rFonts w:ascii="Calibri" w:cs="Calibri" w:eastAsia="Calibri" w:hAnsi="Calibri"/>
-                <w:color w:val="0B0B0B"/>
-                <w:sz w:val="19"/>
-                <w:szCs w:val="19"/>
-              </w:rPr>
-              <w:t xml:space="preserve">3</w:t>
-            </w:r>
-          </w:p>
-        </w:tc>
-        <w:tc>
-          <w:tcPr>
-            <w:tcW w:type="dxa" w:w="845"/>
-            <w:tcMar>
-              <w:top w:type="dxa" w:w="70"/>
-              <w:left w:type="dxa" w:w="110"/>
-              <w:bottom w:type="dxa" w:w="70"/>
-              <w:right w:type="dxa" w:w="110"/>
-            </w:tcMar>
-          </w:tcPr>
-          <w:p>
-            <w:pPr>
-              <w:spacing w:after="0" w:line="250"/>
-              <w:jc w:val="right"/>
-            </w:pPr>
-            <w:r>
-              <w:rPr>
-                <w:rFonts w:ascii="Calibri" w:cs="Calibri" w:eastAsia="Calibri" w:hAnsi="Calibri"/>
-                <w:color w:val="0B0B0B"/>
-                <w:sz w:val="19"/>
-                <w:szCs w:val="19"/>
-              </w:rPr>
-              <w:t xml:space="preserve">2</w:t>
-            </w:r>
-          </w:p>
-        </w:tc>
-        <w:tc>
-          <w:tcPr>
-            <w:tcW w:type="dxa" w:w="845"/>
-            <w:tcMar>
-              <w:top w:type="dxa" w:w="70"/>
-              <w:left w:type="dxa" w:w="110"/>
-              <w:bottom w:type="dxa" w:w="70"/>
-              <w:right w:type="dxa" w:w="110"/>
-            </w:tcMar>
-          </w:tcPr>
-          <w:p>
-            <w:pPr>
-              <w:spacing w:after="0" w:line="250"/>
-              <w:jc w:val="right"/>
-            </w:pPr>
-            <w:r>
-              <w:rPr>
-                <w:rFonts w:ascii="Calibri" w:cs="Calibri" w:eastAsia="Calibri" w:hAnsi="Calibri"/>
-                <w:color w:val="0B0B0B"/>
-                <w:sz w:val="19"/>
-                <w:szCs w:val="19"/>
-              </w:rPr>
-              <w:t xml:space="preserve">3</w:t>
-            </w:r>
-          </w:p>
-        </w:tc>
-        <w:tc>
-          <w:tcPr>
-            <w:tcW w:type="dxa" w:w="845"/>
-            <w:tcMar>
-              <w:top w:type="dxa" w:w="70"/>
-              <w:left w:type="dxa" w:w="110"/>
-              <w:bottom w:type="dxa" w:w="70"/>
-              <w:right w:type="dxa" w:w="110"/>
-            </w:tcMar>
-          </w:tcPr>
-          <w:p>
-            <w:pPr>
-              <w:spacing w:after="0" w:line="250"/>
-              <w:jc w:val="right"/>
-            </w:pPr>
-            <w:r>
-              <w:rPr>
-                <w:rFonts w:ascii="Calibri" w:cs="Calibri" w:eastAsia="Calibri" w:hAnsi="Calibri"/>
-                <w:color w:val="0B0B0B"/>
-                <w:sz w:val="19"/>
-                <w:szCs w:val="19"/>
-              </w:rPr>
-              <w:t xml:space="preserve">16</w:t>
-            </w:r>
-          </w:p>
-        </w:tc>
-        <w:tc>
-          <w:tcPr>
-            <w:tcW w:type="dxa" w:w="845"/>
-            <w:tcMar>
-              <w:top w:type="dxa" w:w="70"/>
-              <w:left w:type="dxa" w:w="110"/>
-              <w:bottom w:type="dxa" w:w="70"/>
-              <w:right w:type="dxa" w:w="110"/>
-            </w:tcMar>
-          </w:tcPr>
-          <w:p>
-            <w:pPr>
-              <w:spacing w:after="0" w:line="250"/>
-              <w:jc w:val="right"/>
-            </w:pPr>
-            <w:r>
-              <w:rPr>
-                <w:rFonts w:ascii="Calibri" w:cs="Calibri" w:eastAsia="Calibri" w:hAnsi="Calibri"/>
-                <w:color w:val="0B0B0B"/>
-                <w:sz w:val="19"/>
-                <w:szCs w:val="19"/>
-              </w:rPr>
-              <w:t xml:space="preserve">12</w:t>
-            </w:r>
-          </w:p>
-        </w:tc>
-        <w:tc>
-          <w:tcPr>
-            <w:tcW w:type="dxa" w:w="845"/>
-            <w:tcMar>
-              <w:top w:type="dxa" w:w="70"/>
-              <w:left w:type="dxa" w:w="110"/>
-              <w:bottom w:type="dxa" w:w="70"/>
-              <w:right w:type="dxa" w:w="110"/>
-            </w:tcMar>
-          </w:tcPr>
-          <w:p>
-            <w:pPr>
-              <w:spacing w:after="0" w:line="250"/>
-              <w:jc w:val="right"/>
-            </w:pPr>
-            <w:r>
-              <w:rPr>
-                <w:rFonts w:ascii="Calibri" w:cs="Calibri" w:eastAsia="Calibri" w:hAnsi="Calibri"/>
-                <w:color w:val="0B0B0B"/>
-                <w:sz w:val="19"/>
-                <w:szCs w:val="19"/>
-              </w:rPr>
-              <w:t xml:space="preserve">37</w:t>
+            <w:tcW w:type="dxa" w:w="751"/>
+            <w:tcMar>
+              <w:top w:type="dxa" w:w="70"/>
+              <w:left w:type="dxa" w:w="110"/>
+              <w:bottom w:type="dxa" w:w="70"/>
+              <w:right w:type="dxa" w:w="110"/>
+            </w:tcMar>
+          </w:tcPr>
+          <w:p>
+            <w:pPr>
+              <w:spacing w:after="0" w:line="250"/>
+              <w:jc w:val="right"/>
+            </w:pPr>
+            <w:r>
+              <w:rPr>
+                <w:rFonts w:ascii="Calibri" w:cs="Calibri" w:eastAsia="Calibri" w:hAnsi="Calibri"/>
+                <w:color w:val="0B0B0B"/>
+                <w:sz w:val="19"/>
+                <w:szCs w:val="19"/>
+              </w:rPr>
+              <w:t xml:space="preserve">4</w:t>
+            </w:r>
+          </w:p>
+        </w:tc>
+        <w:tc>
+          <w:tcPr>
+            <w:tcW w:type="dxa" w:w="751"/>
+            <w:tcMar>
+              <w:top w:type="dxa" w:w="70"/>
+              <w:left w:type="dxa" w:w="110"/>
+              <w:bottom w:type="dxa" w:w="70"/>
+              <w:right w:type="dxa" w:w="110"/>
+            </w:tcMar>
+          </w:tcPr>
+          <w:p>
+            <w:pPr>
+              <w:spacing w:after="0" w:line="250"/>
+              <w:jc w:val="right"/>
+            </w:pPr>
+            <w:r>
+              <w:rPr>
+                <w:rFonts w:ascii="Calibri" w:cs="Calibri" w:eastAsia="Calibri" w:hAnsi="Calibri"/>
+                <w:color w:val="0B0B0B"/>
+                <w:sz w:val="19"/>
+                <w:szCs w:val="19"/>
+              </w:rPr>
+              <w:t xml:space="preserve">4</w:t>
+            </w:r>
+          </w:p>
+        </w:tc>
+        <w:tc>
+          <w:tcPr>
+            <w:tcW w:type="dxa" w:w="751"/>
+            <w:tcMar>
+              <w:top w:type="dxa" w:w="70"/>
+              <w:left w:type="dxa" w:w="110"/>
+              <w:bottom w:type="dxa" w:w="70"/>
+              <w:right w:type="dxa" w:w="110"/>
+            </w:tcMar>
+          </w:tcPr>
+          <w:p>
+            <w:pPr>
+              <w:spacing w:after="0" w:line="250"/>
+              <w:jc w:val="right"/>
+            </w:pPr>
+            <w:r>
+              <w:rPr>
+                <w:rFonts w:ascii="Calibri" w:cs="Calibri" w:eastAsia="Calibri" w:hAnsi="Calibri"/>
+                <w:color w:val="0B0B0B"/>
+                <w:sz w:val="19"/>
+                <w:szCs w:val="19"/>
+              </w:rPr>
+              <w:t xml:space="preserve">4</w:t>
+            </w:r>
+          </w:p>
+        </w:tc>
+        <w:tc>
+          <w:tcPr>
+            <w:tcW w:type="dxa" w:w="751"/>
+            <w:tcMar>
+              <w:top w:type="dxa" w:w="70"/>
+              <w:left w:type="dxa" w:w="110"/>
+              <w:bottom w:type="dxa" w:w="70"/>
+              <w:right w:type="dxa" w:w="110"/>
+            </w:tcMar>
+          </w:tcPr>
+          <w:p>
+            <w:pPr>
+              <w:spacing w:after="0" w:line="250"/>
+              <w:jc w:val="right"/>
+            </w:pPr>
+            <w:r>
+              <w:rPr>
+                <w:rFonts w:ascii="Calibri" w:cs="Calibri" w:eastAsia="Calibri" w:hAnsi="Calibri"/>
+                <w:color w:val="0B0B0B"/>
+                <w:sz w:val="19"/>
+                <w:szCs w:val="19"/>
+              </w:rPr>
+              <w:t xml:space="preserve">18</w:t>
+            </w:r>
+          </w:p>
+        </w:tc>
+        <w:tc>
+          <w:tcPr>
+            <w:tcW w:type="dxa" w:w="751"/>
+            <w:tcMar>
+              <w:top w:type="dxa" w:w="70"/>
+              <w:left w:type="dxa" w:w="110"/>
+              <w:bottom w:type="dxa" w:w="70"/>
+              <w:right w:type="dxa" w:w="110"/>
+            </w:tcMar>
+          </w:tcPr>
+          <w:p>
+            <w:pPr>
+              <w:spacing w:after="0" w:line="250"/>
+              <w:jc w:val="right"/>
+            </w:pPr>
+            <w:r>
+              <w:rPr>
+                <w:rFonts w:ascii="Calibri" w:cs="Calibri" w:eastAsia="Calibri" w:hAnsi="Calibri"/>
+                <w:color w:val="0B0B0B"/>
+                <w:sz w:val="19"/>
+                <w:szCs w:val="19"/>
+              </w:rPr>
+              <w:t xml:space="preserve">15</w:t>
+            </w:r>
+          </w:p>
+        </w:tc>
+        <w:tc>
+          <w:tcPr>
+            <w:tcW w:type="dxa" w:w="751"/>
+            <w:tcMar>
+              <w:top w:type="dxa" w:w="70"/>
+              <w:left w:type="dxa" w:w="110"/>
+              <w:bottom w:type="dxa" w:w="70"/>
+              <w:right w:type="dxa" w:w="110"/>
+            </w:tcMar>
+          </w:tcPr>
+          <w:p>
+            <w:pPr>
+              <w:spacing w:after="0" w:line="250"/>
+              <w:jc w:val="right"/>
+            </w:pPr>
+            <w:r>
+              <w:rPr>
+                <w:rFonts w:ascii="Calibri" w:cs="Calibri" w:eastAsia="Calibri" w:hAnsi="Calibri"/>
+                <w:color w:val="0B0B0B"/>
+                <w:sz w:val="19"/>
+                <w:szCs w:val="19"/>
+              </w:rPr>
+              <w:t xml:space="preserve">41</w:t>
             </w:r>
           </w:p>
         </w:tc>
@@ -21344,7 +21637,7 @@
           <w:sz w:val="21"/>
           <w:szCs w:val="21"/>
         </w:rPr>
-        <w:t xml:space="preserve">Nota média 8,54</w:t>
+        <w:t xml:space="preserve">Nota média 8,43</w:t>
       </w:r>
       <w:r>
         <w:rPr>
@@ -21353,7 +21646,7 @@
           <w:sz w:val="21"/>
           <w:szCs w:val="21"/>
         </w:rPr>
-        <w:t xml:space="preserve">, contra 8,09 do salário. Índice 48,1, contra 30,4. Eles avaliam melhor a estrutura de vocês do que a remuneração que pagamos.</w:t>
+        <w:t xml:space="preserve">, contra 8,04 do salário. Índice 44,1, contra 29,0. Eles avaliam melhor a estrutura de vocês do que a remuneração que pagamos.</w:t>
       </w:r>
     </w:p>
     <w:p>
@@ -21551,7 +21844,7 @@
                 <w:sz w:val="19"/>
                 <w:szCs w:val="19"/>
               </w:rPr>
-              <w:t xml:space="preserve">25</w:t>
+              <w:t xml:space="preserve">29</w:t>
             </w:r>
           </w:p>
         </w:tc>
@@ -21577,7 +21870,7 @@
                 <w:sz w:val="19"/>
                 <w:szCs w:val="19"/>
               </w:rPr>
-              <w:t xml:space="preserve">31,6%</w:t>
+              <w:t xml:space="preserve">31,2%</w:t>
             </w:r>
           </w:p>
         </w:tc>
@@ -21658,7 +21951,7 @@
                 <w:sz w:val="19"/>
                 <w:szCs w:val="19"/>
               </w:rPr>
-              <w:t xml:space="preserve">23</w:t>
+              <w:t xml:space="preserve">28</w:t>
             </w:r>
           </w:p>
         </w:tc>
@@ -21685,7 +21978,7 @@
                 <w:sz w:val="19"/>
                 <w:szCs w:val="19"/>
               </w:rPr>
-              <w:t xml:space="preserve">29,1%</w:t>
+              <w:t xml:space="preserve">30,1%</w:t>
             </w:r>
           </w:p>
         </w:tc>
@@ -21765,7 +22058,7 @@
                 <w:sz w:val="19"/>
                 <w:szCs w:val="19"/>
               </w:rPr>
-              <w:t xml:space="preserve">22</w:t>
+              <w:t xml:space="preserve">25</w:t>
             </w:r>
           </w:p>
         </w:tc>
@@ -21791,7 +22084,7 @@
                 <w:sz w:val="19"/>
                 <w:szCs w:val="19"/>
               </w:rPr>
-              <w:t xml:space="preserve">27,8%</w:t>
+              <w:t xml:space="preserve">26,9%</w:t>
             </w:r>
           </w:p>
         </w:tc>
@@ -21872,7 +22165,7 @@
                 <w:sz w:val="19"/>
                 <w:szCs w:val="19"/>
               </w:rPr>
-              <w:t xml:space="preserve">18</w:t>
+              <w:t xml:space="preserve">21</w:t>
             </w:r>
           </w:p>
         </w:tc>
@@ -21899,7 +22192,7 @@
                 <w:sz w:val="19"/>
                 <w:szCs w:val="19"/>
               </w:rPr>
-              <w:t xml:space="preserve">22,8%</w:t>
+              <w:t xml:space="preserve">22,6%</w:t>
             </w:r>
           </w:p>
         </w:tc>
@@ -21979,7 +22272,7 @@
                 <w:sz w:val="19"/>
                 <w:szCs w:val="19"/>
               </w:rPr>
-              <w:t xml:space="preserve">15</w:t>
+              <w:t xml:space="preserve">18</w:t>
             </w:r>
           </w:p>
         </w:tc>
@@ -22005,7 +22298,7 @@
                 <w:sz w:val="19"/>
                 <w:szCs w:val="19"/>
               </w:rPr>
-              <w:t xml:space="preserve">19,0%</w:t>
+              <w:t xml:space="preserve">19,4%</w:t>
             </w:r>
           </w:p>
         </w:tc>
@@ -22059,7 +22352,7 @@
                 <w:sz w:val="19"/>
                 <w:szCs w:val="19"/>
               </w:rPr>
-              <w:t xml:space="preserve">Nada, estava bom</w:t>
+              <w:t xml:space="preserve">Banheiros e vestiários</w:t>
             </w:r>
           </w:p>
         </w:tc>
@@ -22086,7 +22379,7 @@
                 <w:sz w:val="19"/>
                 <w:szCs w:val="19"/>
               </w:rPr>
-              <w:t xml:space="preserve">15</w:t>
+              <w:t xml:space="preserve">18</w:t>
             </w:r>
           </w:p>
         </w:tc>
@@ -22113,7 +22406,7 @@
                 <w:sz w:val="19"/>
                 <w:szCs w:val="19"/>
               </w:rPr>
-              <w:t xml:space="preserve">19,0%</w:t>
+              <w:t xml:space="preserve">19,4%</w:t>
             </w:r>
           </w:p>
         </w:tc>
@@ -22140,7 +22433,7 @@
                 <w:sz w:val="19"/>
                 <w:szCs w:val="19"/>
               </w:rPr>
-              <w:t xml:space="preserve"/>
+              <w:t xml:space="preserve">Aviva</w:t>
             </w:r>
           </w:p>
         </w:tc>
@@ -22167,7 +22460,7 @@
                 <w:sz w:val="19"/>
                 <w:szCs w:val="19"/>
               </w:rPr>
-              <w:t xml:space="preserve">Banheiros e vestiários</w:t>
+              <w:t xml:space="preserve">Nada, estava bom</w:t>
             </w:r>
           </w:p>
         </w:tc>
@@ -22193,7 +22486,7 @@
                 <w:sz w:val="19"/>
                 <w:szCs w:val="19"/>
               </w:rPr>
-              <w:t xml:space="preserve">15</w:t>
+              <w:t xml:space="preserve">17</w:t>
             </w:r>
           </w:p>
         </w:tc>
@@ -22219,7 +22512,7 @@
                 <w:sz w:val="19"/>
                 <w:szCs w:val="19"/>
               </w:rPr>
-              <w:t xml:space="preserve">19,0%</w:t>
+              <w:t xml:space="preserve">18,3%</w:t>
             </w:r>
           </w:p>
         </w:tc>
@@ -22245,7 +22538,7 @@
                 <w:sz w:val="19"/>
                 <w:szCs w:val="19"/>
               </w:rPr>
-              <w:t xml:space="preserve">Aviva</w:t>
+              <w:t xml:space="preserve"/>
             </w:r>
           </w:p>
         </w:tc>
@@ -22300,7 +22593,7 @@
                 <w:sz w:val="19"/>
                 <w:szCs w:val="19"/>
               </w:rPr>
-              <w:t xml:space="preserve">9</w:t>
+              <w:t xml:space="preserve">11</w:t>
             </w:r>
           </w:p>
         </w:tc>
@@ -22327,7 +22620,7 @@
                 <w:sz w:val="19"/>
                 <w:szCs w:val="19"/>
               </w:rPr>
-              <w:t xml:space="preserve">11,4%</w:t>
+              <w:t xml:space="preserve">11,8%</w:t>
             </w:r>
           </w:p>
         </w:tc>
@@ -22433,7 +22726,7 @@
                 <w:sz w:val="19"/>
                 <w:szCs w:val="19"/>
               </w:rPr>
-              <w:t xml:space="preserve">5,1%</w:t>
+              <w:t xml:space="preserve">4,3%</w:t>
             </w:r>
           </w:p>
         </w:tc>
@@ -22478,7 +22771,7 @@
           <w:sz w:val="18"/>
           <w:szCs w:val="18"/>
         </w:rPr>
-        <w:t xml:space="preserve">Base: 79 respondentes, até 3 marcações cada.</w:t>
+        <w:t xml:space="preserve">Base: 93 respondentes, até 3 marcações cada.</w:t>
       </w:r>
     </w:p>
     <w:p>
@@ -22760,7 +23053,7 @@
                 <w:sz w:val="19"/>
                 <w:szCs w:val="19"/>
               </w:rPr>
-              <w:t xml:space="preserve">45</w:t>
+              <w:t xml:space="preserve">55</w:t>
             </w:r>
           </w:p>
         </w:tc>
@@ -22786,7 +23079,7 @@
                 <w:sz w:val="19"/>
                 <w:szCs w:val="19"/>
               </w:rPr>
-              <w:t xml:space="preserve">57,0%</w:t>
+              <w:t xml:space="preserve">59,1%</w:t>
             </w:r>
           </w:p>
         </w:tc>
@@ -22812,7 +23105,7 @@
                 <w:sz w:val="19"/>
                 <w:szCs w:val="19"/>
               </w:rPr>
-              <w:t xml:space="preserve">8,20</w:t>
+              <w:t xml:space="preserve">8,25</w:t>
             </w:r>
           </w:p>
         </w:tc>
@@ -22838,7 +23131,7 @@
                 <w:sz w:val="19"/>
                 <w:szCs w:val="19"/>
               </w:rPr>
-              <w:t xml:space="preserve">9,02</w:t>
+              <w:t xml:space="preserve">8,95</w:t>
             </w:r>
           </w:p>
         </w:tc>
@@ -22893,7 +23186,7 @@
                 <w:sz w:val="19"/>
                 <w:szCs w:val="19"/>
               </w:rPr>
-              <w:t xml:space="preserve">25</w:t>
+              <w:t xml:space="preserve">28</w:t>
             </w:r>
           </w:p>
         </w:tc>
@@ -22920,7 +23213,7 @@
                 <w:sz w:val="19"/>
                 <w:szCs w:val="19"/>
               </w:rPr>
-              <w:t xml:space="preserve">31,6%</w:t>
+              <w:t xml:space="preserve">30,1%</w:t>
             </w:r>
           </w:p>
         </w:tc>
@@ -22947,7 +23240,7 @@
                 <w:sz w:val="19"/>
                 <w:szCs w:val="19"/>
               </w:rPr>
-              <w:t xml:space="preserve">8,52</w:t>
+              <w:t xml:space="preserve">8,36</w:t>
             </w:r>
           </w:p>
         </w:tc>
@@ -22974,7 +23267,7 @@
                 <w:sz w:val="19"/>
                 <w:szCs w:val="19"/>
               </w:rPr>
-              <w:t xml:space="preserve">8,48</w:t>
+              <w:t xml:space="preserve">8,32</w:t>
             </w:r>
           </w:p>
         </w:tc>
@@ -23027,7 +23320,7 @@
                 <w:sz w:val="19"/>
                 <w:szCs w:val="19"/>
               </w:rPr>
-              <w:t xml:space="preserve">9</w:t>
+              <w:t xml:space="preserve">10</w:t>
             </w:r>
           </w:p>
         </w:tc>
@@ -23053,7 +23346,7 @@
                 <w:sz w:val="19"/>
                 <w:szCs w:val="19"/>
               </w:rPr>
-              <w:t xml:space="preserve">11,4%</w:t>
+              <w:t xml:space="preserve">10,8%</w:t>
             </w:r>
           </w:p>
         </w:tc>
@@ -23079,7 +23372,7 @@
                 <w:sz w:val="19"/>
                 <w:szCs w:val="19"/>
               </w:rPr>
-              <w:t xml:space="preserve">6,33</w:t>
+              <w:t xml:space="preserve">6,00</w:t>
             </w:r>
           </w:p>
         </w:tc>
@@ -23105,7 +23398,7 @@
                 <w:sz w:val="19"/>
                 <w:szCs w:val="19"/>
               </w:rPr>
-              <w:t xml:space="preserve">6,33</w:t>
+              <w:t xml:space="preserve">5,90</w:t>
             </w:r>
           </w:p>
         </w:tc>
@@ -23148,7 +23441,7 @@
           <w:sz w:val="20"/>
           <w:szCs w:val="20"/>
         </w:rPr>
-        <w:t xml:space="preserve">Entre "sempre" e "na maior parte do tempo" as notas quase não mudam: a média das duas é 8,36 no salário e 8,75 nas condições. Quem marcou "poucas vezes" cai para 6,33 e 6,33, recebendo exatamente a mesma diária que os colegas da mesma função. Quando o desrespeito acontece, ele derruba a percepção de tudo. São 9 pessoas, poucas o bastante para tratar caso a caso.</w:t>
+        <w:t xml:space="preserve">Entre "sempre" e "na maior parte do tempo" as notas quase não mudam: a média das duas é 8,30 no salário e 8,63 nas condições. Quem marcou "poucas vezes" cai para 6,00 e 5,90, recebendo exatamente a mesma diária que os colegas da mesma função. Quando o desrespeito acontece, ele derruba a percepção de tudo. São 10 pessoas, poucas o bastante para tratar caso a caso.</w:t>
       </w:r>
     </w:p>
     <w:p>
@@ -23436,7 +23729,7 @@
                 <w:sz w:val="19"/>
                 <w:szCs w:val="19"/>
               </w:rPr>
-              <w:t xml:space="preserve">21</w:t>
+              <w:t xml:space="preserve">22</w:t>
             </w:r>
           </w:p>
         </w:tc>
@@ -23462,7 +23755,7 @@
                 <w:sz w:val="19"/>
                 <w:szCs w:val="19"/>
               </w:rPr>
-              <w:t xml:space="preserve">9</w:t>
+              <w:t xml:space="preserve">10</w:t>
             </w:r>
           </w:p>
         </w:tc>
@@ -23540,7 +23833,7 @@
                 <w:sz w:val="19"/>
                 <w:szCs w:val="19"/>
               </w:rPr>
-              <w:t xml:space="preserve">8,19</w:t>
+              <w:t xml:space="preserve">8,27</w:t>
             </w:r>
           </w:p>
         </w:tc>
@@ -23566,7 +23859,7 @@
                 <w:sz w:val="19"/>
                 <w:szCs w:val="19"/>
               </w:rPr>
-              <w:t xml:space="preserve">76%</w:t>
+              <w:t xml:space="preserve">77%</w:t>
             </w:r>
           </w:p>
         </w:tc>
@@ -23621,7 +23914,7 @@
                 <w:sz w:val="19"/>
                 <w:szCs w:val="19"/>
               </w:rPr>
-              <w:t xml:space="preserve">10</w:t>
+              <w:t xml:space="preserve">13</w:t>
             </w:r>
           </w:p>
         </w:tc>
@@ -23648,7 +23941,7 @@
                 <w:sz w:val="19"/>
                 <w:szCs w:val="19"/>
               </w:rPr>
-              <w:t xml:space="preserve">9</w:t>
+              <w:t xml:space="preserve">11</w:t>
             </w:r>
           </w:p>
         </w:tc>
@@ -23675,7 +23968,7 @@
                 <w:sz w:val="19"/>
                 <w:szCs w:val="19"/>
               </w:rPr>
-              <w:t xml:space="preserve">1</w:t>
+              <w:t xml:space="preserve">2</w:t>
             </w:r>
           </w:p>
         </w:tc>
@@ -23729,7 +24022,7 @@
                 <w:sz w:val="19"/>
                 <w:szCs w:val="19"/>
               </w:rPr>
-              <w:t xml:space="preserve">7,60</w:t>
+              <w:t xml:space="preserve">7,69</w:t>
             </w:r>
           </w:p>
         </w:tc>
@@ -23756,7 +24049,7 @@
                 <w:sz w:val="19"/>
                 <w:szCs w:val="19"/>
               </w:rPr>
-              <w:t xml:space="preserve">100%</w:t>
+              <w:t xml:space="preserve">85%</w:t>
             </w:r>
           </w:p>
         </w:tc>
@@ -23783,7 +24076,7 @@
                 <w:sz w:val="19"/>
                 <w:szCs w:val="19"/>
               </w:rPr>
-              <w:t xml:space="preserve">Auxiliar de Serviços Gerais / Limpeza</w:t>
+              <w:t xml:space="preserve">Atendente de Hotelaria</w:t>
             </w:r>
           </w:p>
         </w:tc>
@@ -23809,7 +24102,7 @@
                 <w:sz w:val="19"/>
                 <w:szCs w:val="19"/>
               </w:rPr>
-              <w:t xml:space="preserve">8</w:t>
+              <w:t xml:space="preserve">10</w:t>
             </w:r>
           </w:p>
         </w:tc>
@@ -23835,38 +24128,38 @@
                 <w:sz w:val="19"/>
                 <w:szCs w:val="19"/>
               </w:rPr>
+              <w:t xml:space="preserve">6</w:t>
+            </w:r>
+          </w:p>
+        </w:tc>
+        <w:tc>
+          <w:tcPr>
+            <w:tcW w:type="dxa" w:w="1400"/>
+            <w:tcMar>
+              <w:top w:type="dxa" w:w="70"/>
+              <w:left w:type="dxa" w:w="110"/>
+              <w:bottom w:type="dxa" w:w="70"/>
+              <w:right w:type="dxa" w:w="110"/>
+            </w:tcMar>
+          </w:tcPr>
+          <w:p>
+            <w:pPr>
+              <w:spacing w:after="0" w:line="250"/>
+              <w:jc w:val="right"/>
+            </w:pPr>
+            <w:r>
+              <w:rPr>
+                <w:rFonts w:ascii="Calibri" w:cs="Calibri" w:eastAsia="Calibri" w:hAnsi="Calibri"/>
+                <w:color w:val="0B0B0B"/>
+                <w:sz w:val="19"/>
+                <w:szCs w:val="19"/>
+              </w:rPr>
               <w:t xml:space="preserve">4</w:t>
             </w:r>
           </w:p>
         </w:tc>
         <w:tc>
           <w:tcPr>
-            <w:tcW w:type="dxa" w:w="1400"/>
-            <w:tcMar>
-              <w:top w:type="dxa" w:w="70"/>
-              <w:left w:type="dxa" w:w="110"/>
-              <w:bottom w:type="dxa" w:w="70"/>
-              <w:right w:type="dxa" w:w="110"/>
-            </w:tcMar>
-          </w:tcPr>
-          <w:p>
-            <w:pPr>
-              <w:spacing w:after="0" w:line="250"/>
-              <w:jc w:val="right"/>
-            </w:pPr>
-            <w:r>
-              <w:rPr>
-                <w:rFonts w:ascii="Calibri" w:cs="Calibri" w:eastAsia="Calibri" w:hAnsi="Calibri"/>
-                <w:color w:val="0B0B0B"/>
-                <w:sz w:val="19"/>
-                <w:szCs w:val="19"/>
-              </w:rPr>
-              <w:t xml:space="preserve">4</w:t>
-            </w:r>
-          </w:p>
-        </w:tc>
-        <w:tc>
-          <w:tcPr>
             <w:tcW w:type="dxa" w:w="1300"/>
             <w:tcMar>
               <w:top w:type="dxa" w:w="70"/>
@@ -23913,7 +24206,7 @@
                 <w:sz w:val="19"/>
                 <w:szCs w:val="19"/>
               </w:rPr>
-              <w:t xml:space="preserve">8,50</w:t>
+              <w:t xml:space="preserve">7,80</w:t>
             </w:r>
           </w:p>
         </w:tc>
@@ -23939,7 +24232,7 @@
                 <w:sz w:val="19"/>
                 <w:szCs w:val="19"/>
               </w:rPr>
-              <w:t xml:space="preserve">62%</w:t>
+              <w:t xml:space="preserve">60%</w:t>
             </w:r>
           </w:p>
         </w:tc>
@@ -23967,7 +24260,7 @@
                 <w:sz w:val="19"/>
                 <w:szCs w:val="19"/>
               </w:rPr>
-              <w:t xml:space="preserve">Camareira</w:t>
+              <w:t xml:space="preserve">Auxiliar de Serviços Gerais / Limpeza</w:t>
             </w:r>
           </w:p>
         </w:tc>
@@ -23994,7 +24287,7 @@
                 <w:sz w:val="19"/>
                 <w:szCs w:val="19"/>
               </w:rPr>
-              <w:t xml:space="preserve">8</w:t>
+              <w:t xml:space="preserve">9</w:t>
             </w:r>
           </w:p>
         </w:tc>
@@ -24048,39 +24341,39 @@
                 <w:sz w:val="19"/>
                 <w:szCs w:val="19"/>
               </w:rPr>
+              <w:t xml:space="preserve">4</w:t>
+            </w:r>
+          </w:p>
+        </w:tc>
+        <w:tc>
+          <w:tcPr>
+            <w:tcW w:type="dxa" w:w="1300"/>
+            <w:shd w:fill="F7F8FA" w:color="auto" w:val="clear"/>
+            <w:tcMar>
+              <w:top w:type="dxa" w:w="70"/>
+              <w:left w:type="dxa" w:w="110"/>
+              <w:bottom w:type="dxa" w:w="70"/>
+              <w:right w:type="dxa" w:w="110"/>
+            </w:tcMar>
+          </w:tcPr>
+          <w:p>
+            <w:pPr>
+              <w:spacing w:after="0" w:line="250"/>
+              <w:jc w:val="right"/>
+            </w:pPr>
+            <w:r>
+              <w:rPr>
+                <w:rFonts w:ascii="Calibri" w:cs="Calibri" w:eastAsia="Calibri" w:hAnsi="Calibri"/>
+                <w:color w:val="0B0B0B"/>
+                <w:sz w:val="19"/>
+                <w:szCs w:val="19"/>
+              </w:rPr>
               <w:t xml:space="preserve">0</w:t>
             </w:r>
           </w:p>
         </w:tc>
         <w:tc>
           <w:tcPr>
-            <w:tcW w:type="dxa" w:w="1300"/>
-            <w:shd w:fill="F7F8FA" w:color="auto" w:val="clear"/>
-            <w:tcMar>
-              <w:top w:type="dxa" w:w="70"/>
-              <w:left w:type="dxa" w:w="110"/>
-              <w:bottom w:type="dxa" w:w="70"/>
-              <w:right w:type="dxa" w:w="110"/>
-            </w:tcMar>
-          </w:tcPr>
-          <w:p>
-            <w:pPr>
-              <w:spacing w:after="0" w:line="250"/>
-              <w:jc w:val="right"/>
-            </w:pPr>
-            <w:r>
-              <w:rPr>
-                <w:rFonts w:ascii="Calibri" w:cs="Calibri" w:eastAsia="Calibri" w:hAnsi="Calibri"/>
-                <w:color w:val="0B0B0B"/>
-                <w:sz w:val="19"/>
-                <w:szCs w:val="19"/>
-              </w:rPr>
-              <w:t xml:space="preserve">3</w:t>
-            </w:r>
-          </w:p>
-        </w:tc>
-        <w:tc>
-          <w:tcPr>
             <w:tcW w:type="dxa" w:w="1200"/>
             <w:shd w:fill="F7F8FA" w:color="auto" w:val="clear"/>
             <w:tcMar>
@@ -24102,7 +24395,7 @@
                 <w:sz w:val="19"/>
                 <w:szCs w:val="19"/>
               </w:rPr>
-              <w:t xml:space="preserve">6,62</w:t>
+              <w:t xml:space="preserve">8,67</w:t>
             </w:r>
           </w:p>
         </w:tc>
@@ -24129,7 +24422,7 @@
                 <w:sz w:val="19"/>
                 <w:szCs w:val="19"/>
               </w:rPr>
-              <w:t xml:space="preserve">88%</w:t>
+              <w:t xml:space="preserve">67%</w:t>
             </w:r>
           </w:p>
         </w:tc>
@@ -24156,7 +24449,7 @@
                 <w:sz w:val="19"/>
                 <w:szCs w:val="19"/>
               </w:rPr>
-              <w:t xml:space="preserve">Atendente de Hotelaria</w:t>
+              <w:t xml:space="preserve">Camareira</w:t>
             </w:r>
           </w:p>
         </w:tc>
@@ -24182,7 +24475,7 @@
                 <w:sz w:val="19"/>
                 <w:szCs w:val="19"/>
               </w:rPr>
-              <w:t xml:space="preserve">7</w:t>
+              <w:t xml:space="preserve">9</w:t>
             </w:r>
           </w:p>
         </w:tc>
@@ -24208,7 +24501,7 @@
                 <w:sz w:val="19"/>
                 <w:szCs w:val="19"/>
               </w:rPr>
-              <w:t xml:space="preserve">4</w:t>
+              <w:t xml:space="preserve">6</w:t>
             </w:r>
           </w:p>
         </w:tc>
@@ -24234,38 +24527,38 @@
                 <w:sz w:val="19"/>
                 <w:szCs w:val="19"/>
               </w:rPr>
+              <w:t xml:space="preserve">0</w:t>
+            </w:r>
+          </w:p>
+        </w:tc>
+        <w:tc>
+          <w:tcPr>
+            <w:tcW w:type="dxa" w:w="1300"/>
+            <w:tcMar>
+              <w:top w:type="dxa" w:w="70"/>
+              <w:left w:type="dxa" w:w="110"/>
+              <w:bottom w:type="dxa" w:w="70"/>
+              <w:right w:type="dxa" w:w="110"/>
+            </w:tcMar>
+          </w:tcPr>
+          <w:p>
+            <w:pPr>
+              <w:spacing w:after="0" w:line="250"/>
+              <w:jc w:val="right"/>
+            </w:pPr>
+            <w:r>
+              <w:rPr>
+                <w:rFonts w:ascii="Calibri" w:cs="Calibri" w:eastAsia="Calibri" w:hAnsi="Calibri"/>
+                <w:color w:val="0B0B0B"/>
+                <w:sz w:val="19"/>
+                <w:szCs w:val="19"/>
+              </w:rPr>
               <w:t xml:space="preserve">3</w:t>
             </w:r>
           </w:p>
         </w:tc>
         <w:tc>
           <w:tcPr>
-            <w:tcW w:type="dxa" w:w="1300"/>
-            <w:tcMar>
-              <w:top w:type="dxa" w:w="70"/>
-              <w:left w:type="dxa" w:w="110"/>
-              <w:bottom w:type="dxa" w:w="70"/>
-              <w:right w:type="dxa" w:w="110"/>
-            </w:tcMar>
-          </w:tcPr>
-          <w:p>
-            <w:pPr>
-              <w:spacing w:after="0" w:line="250"/>
-              <w:jc w:val="right"/>
-            </w:pPr>
-            <w:r>
-              <w:rPr>
-                <w:rFonts w:ascii="Calibri" w:cs="Calibri" w:eastAsia="Calibri" w:hAnsi="Calibri"/>
-                <w:color w:val="0B0B0B"/>
-                <w:sz w:val="19"/>
-                <w:szCs w:val="19"/>
-              </w:rPr>
-              <w:t xml:space="preserve">0</w:t>
-            </w:r>
-          </w:p>
-        </w:tc>
-        <w:tc>
-          <w:tcPr>
             <w:tcW w:type="dxa" w:w="1200"/>
             <w:tcMar>
               <w:top w:type="dxa" w:w="70"/>
@@ -24286,7 +24579,7 @@
                 <w:sz w:val="19"/>
                 <w:szCs w:val="19"/>
               </w:rPr>
-              <w:t xml:space="preserve">8,14</w:t>
+              <w:t xml:space="preserve">7,00</w:t>
             </w:r>
           </w:p>
         </w:tc>
@@ -24312,7 +24605,7 @@
                 <w:sz w:val="19"/>
                 <w:szCs w:val="19"/>
               </w:rPr>
-              <w:t xml:space="preserve">71%</w:t>
+              <w:t xml:space="preserve">78%</w:t>
             </w:r>
           </w:p>
         </w:tc>
@@ -24340,7 +24633,7 @@
                 <w:sz w:val="19"/>
                 <w:szCs w:val="19"/>
               </w:rPr>
-              <w:t xml:space="preserve">Outra</w:t>
+              <w:t xml:space="preserve">Recepcionista de Parques</w:t>
             </w:r>
           </w:p>
         </w:tc>
@@ -24367,7 +24660,7 @@
                 <w:sz w:val="19"/>
                 <w:szCs w:val="19"/>
               </w:rPr>
-              <w:t xml:space="preserve">6</w:t>
+              <w:t xml:space="preserve">8</w:t>
             </w:r>
           </w:p>
         </w:tc>
@@ -24394,39 +24687,39 @@
                 <w:sz w:val="19"/>
                 <w:szCs w:val="19"/>
               </w:rPr>
+              <w:t xml:space="preserve">5</w:t>
+            </w:r>
+          </w:p>
+        </w:tc>
+        <w:tc>
+          <w:tcPr>
+            <w:tcW w:type="dxa" w:w="1400"/>
+            <w:shd w:fill="F7F8FA" w:color="auto" w:val="clear"/>
+            <w:tcMar>
+              <w:top w:type="dxa" w:w="70"/>
+              <w:left w:type="dxa" w:w="110"/>
+              <w:bottom w:type="dxa" w:w="70"/>
+              <w:right w:type="dxa" w:w="110"/>
+            </w:tcMar>
+          </w:tcPr>
+          <w:p>
+            <w:pPr>
+              <w:spacing w:after="0" w:line="250"/>
+              <w:jc w:val="right"/>
+            </w:pPr>
+            <w:r>
+              <w:rPr>
+                <w:rFonts w:ascii="Calibri" w:cs="Calibri" w:eastAsia="Calibri" w:hAnsi="Calibri"/>
+                <w:color w:val="0B0B0B"/>
+                <w:sz w:val="19"/>
+                <w:szCs w:val="19"/>
+              </w:rPr>
               <w:t xml:space="preserve">3</w:t>
             </w:r>
           </w:p>
         </w:tc>
         <w:tc>
           <w:tcPr>
-            <w:tcW w:type="dxa" w:w="1400"/>
-            <w:shd w:fill="F7F8FA" w:color="auto" w:val="clear"/>
-            <w:tcMar>
-              <w:top w:type="dxa" w:w="70"/>
-              <w:left w:type="dxa" w:w="110"/>
-              <w:bottom w:type="dxa" w:w="70"/>
-              <w:right w:type="dxa" w:w="110"/>
-            </w:tcMar>
-          </w:tcPr>
-          <w:p>
-            <w:pPr>
-              <w:spacing w:after="0" w:line="250"/>
-              <w:jc w:val="right"/>
-            </w:pPr>
-            <w:r>
-              <w:rPr>
-                <w:rFonts w:ascii="Calibri" w:cs="Calibri" w:eastAsia="Calibri" w:hAnsi="Calibri"/>
-                <w:color w:val="0B0B0B"/>
-                <w:sz w:val="19"/>
-                <w:szCs w:val="19"/>
-              </w:rPr>
-              <w:t xml:space="preserve">1</w:t>
-            </w:r>
-          </w:p>
-        </w:tc>
-        <w:tc>
-          <w:tcPr>
             <w:tcW w:type="dxa" w:w="1300"/>
             <w:shd w:fill="F7F8FA" w:color="auto" w:val="clear"/>
             <w:tcMar>
@@ -24448,7 +24741,7 @@
                 <w:sz w:val="19"/>
                 <w:szCs w:val="19"/>
               </w:rPr>
-              <w:t xml:space="preserve">2</w:t>
+              <w:t xml:space="preserve">0</w:t>
             </w:r>
           </w:p>
         </w:tc>
@@ -24475,7 +24768,7 @@
                 <w:sz w:val="19"/>
                 <w:szCs w:val="19"/>
               </w:rPr>
-              <w:t xml:space="preserve">9,00</w:t>
+              <w:t xml:space="preserve">9,12</w:t>
             </w:r>
           </w:p>
         </w:tc>
@@ -24502,7 +24795,7 @@
                 <w:sz w:val="19"/>
                 <w:szCs w:val="19"/>
               </w:rPr>
-              <w:t xml:space="preserve">100%</w:t>
+              <w:t xml:space="preserve">75%</w:t>
             </w:r>
           </w:p>
         </w:tc>
@@ -24529,7 +24822,7 @@
                 <w:sz w:val="19"/>
                 <w:szCs w:val="19"/>
               </w:rPr>
-              <w:t xml:space="preserve">Recepcionista de Parques</w:t>
+              <w:t xml:space="preserve">Outra</w:t>
             </w:r>
           </w:p>
         </w:tc>
@@ -24555,7 +24848,7 @@
                 <w:sz w:val="19"/>
                 <w:szCs w:val="19"/>
               </w:rPr>
-              <w:t xml:space="preserve">6</w:t>
+              <w:t xml:space="preserve">7</w:t>
             </w:r>
           </w:p>
         </w:tc>
@@ -24581,7 +24874,7 @@
                 <w:sz w:val="19"/>
                 <w:szCs w:val="19"/>
               </w:rPr>
-              <w:t xml:space="preserve">4</w:t>
+              <w:t xml:space="preserve">3</w:t>
             </w:r>
           </w:p>
         </w:tc>
@@ -24607,7 +24900,7 @@
                 <w:sz w:val="19"/>
                 <w:szCs w:val="19"/>
               </w:rPr>
-              <w:t xml:space="preserve">2</w:t>
+              <w:t xml:space="preserve">1</w:t>
             </w:r>
           </w:p>
         </w:tc>
@@ -24633,7 +24926,7 @@
                 <w:sz w:val="19"/>
                 <w:szCs w:val="19"/>
               </w:rPr>
-              <w:t xml:space="preserve">0</w:t>
+              <w:t xml:space="preserve">3</w:t>
             </w:r>
           </w:p>
         </w:tc>
@@ -24659,7 +24952,7 @@
                 <w:sz w:val="19"/>
                 <w:szCs w:val="19"/>
               </w:rPr>
-              <w:t xml:space="preserve">9,00</w:t>
+              <w:t xml:space="preserve">8,14</w:t>
             </w:r>
           </w:p>
         </w:tc>
@@ -24685,7 +24978,7 @@
                 <w:sz w:val="19"/>
                 <w:szCs w:val="19"/>
               </w:rPr>
-              <w:t xml:space="preserve">67%</w:t>
+              <w:t xml:space="preserve">100%</w:t>
             </w:r>
           </w:p>
         </w:tc>
@@ -24727,7 +25020,7 @@
           <w:sz w:val="21"/>
           <w:szCs w:val="21"/>
         </w:rPr>
-        <w:t xml:space="preserve">17 pessoas escreveram no campo aberto. 6 responderam que não tinham nada a relatar. As 11 restantes descrevem alguma situação, e se distribuem assim:</w:t>
+        <w:t xml:space="preserve">19 pessoas escreveram no campo aberto. 8 responderam que não tinham nada a relatar. As 11 restantes descrevem alguma situação, e se distribuem assim:</w:t>
       </w:r>
     </w:p>
     <w:p>
@@ -25060,33 +25353,33 @@
                 <w:sz w:val="19"/>
                 <w:szCs w:val="19"/>
               </w:rPr>
-              <w:t xml:space="preserve">64</w:t>
-            </w:r>
-          </w:p>
-        </w:tc>
-        <w:tc>
-          <w:tcPr>
-            <w:tcW w:type="dxa" w:w="2000"/>
-            <w:tcMar>
-              <w:top w:type="dxa" w:w="70"/>
-              <w:left w:type="dxa" w:w="110"/>
-              <w:bottom w:type="dxa" w:w="70"/>
-              <w:right w:type="dxa" w:w="110"/>
-            </w:tcMar>
-          </w:tcPr>
-          <w:p>
-            <w:pPr>
-              <w:spacing w:after="0" w:line="250"/>
-              <w:jc w:val="right"/>
-            </w:pPr>
-            <w:r>
-              <w:rPr>
-                <w:rFonts w:ascii="Calibri" w:cs="Calibri" w:eastAsia="Calibri" w:hAnsi="Calibri"/>
-                <w:color w:val="0B0B0B"/>
-                <w:sz w:val="19"/>
-                <w:szCs w:val="19"/>
-              </w:rPr>
-              <w:t xml:space="preserve">81,0%</w:t>
+              <w:t xml:space="preserve">71</w:t>
+            </w:r>
+          </w:p>
+        </w:tc>
+        <w:tc>
+          <w:tcPr>
+            <w:tcW w:type="dxa" w:w="2000"/>
+            <w:tcMar>
+              <w:top w:type="dxa" w:w="70"/>
+              <w:left w:type="dxa" w:w="110"/>
+              <w:bottom w:type="dxa" w:w="70"/>
+              <w:right w:type="dxa" w:w="110"/>
+            </w:tcMar>
+          </w:tcPr>
+          <w:p>
+            <w:pPr>
+              <w:spacing w:after="0" w:line="250"/>
+              <w:jc w:val="right"/>
+            </w:pPr>
+            <w:r>
+              <w:rPr>
+                <w:rFonts w:ascii="Calibri" w:cs="Calibri" w:eastAsia="Calibri" w:hAnsi="Calibri"/>
+                <w:color w:val="0B0B0B"/>
+                <w:sz w:val="19"/>
+                <w:szCs w:val="19"/>
+              </w:rPr>
+              <w:t xml:space="preserve">76,3%</w:t>
             </w:r>
           </w:p>
         </w:tc>
@@ -25141,34 +25434,34 @@
                 <w:sz w:val="19"/>
                 <w:szCs w:val="19"/>
               </w:rPr>
-              <w:t xml:space="preserve">12</w:t>
-            </w:r>
-          </w:p>
-        </w:tc>
-        <w:tc>
-          <w:tcPr>
-            <w:tcW w:type="dxa" w:w="2000"/>
-            <w:shd w:fill="F7F8FA" w:color="auto" w:val="clear"/>
-            <w:tcMar>
-              <w:top w:type="dxa" w:w="70"/>
-              <w:left w:type="dxa" w:w="110"/>
-              <w:bottom w:type="dxa" w:w="70"/>
-              <w:right w:type="dxa" w:w="110"/>
-            </w:tcMar>
-          </w:tcPr>
-          <w:p>
-            <w:pPr>
-              <w:spacing w:after="0" w:line="250"/>
-              <w:jc w:val="right"/>
-            </w:pPr>
-            <w:r>
-              <w:rPr>
-                <w:rFonts w:ascii="Calibri" w:cs="Calibri" w:eastAsia="Calibri" w:hAnsi="Calibri"/>
-                <w:color w:val="0B0B0B"/>
-                <w:sz w:val="19"/>
-                <w:szCs w:val="19"/>
-              </w:rPr>
-              <w:t xml:space="preserve">15,2%</w:t>
+              <w:t xml:space="preserve">17</w:t>
+            </w:r>
+          </w:p>
+        </w:tc>
+        <w:tc>
+          <w:tcPr>
+            <w:tcW w:type="dxa" w:w="2000"/>
+            <w:shd w:fill="F7F8FA" w:color="auto" w:val="clear"/>
+            <w:tcMar>
+              <w:top w:type="dxa" w:w="70"/>
+              <w:left w:type="dxa" w:w="110"/>
+              <w:bottom w:type="dxa" w:w="70"/>
+              <w:right w:type="dxa" w:w="110"/>
+            </w:tcMar>
+          </w:tcPr>
+          <w:p>
+            <w:pPr>
+              <w:spacing w:after="0" w:line="250"/>
+              <w:jc w:val="right"/>
+            </w:pPr>
+            <w:r>
+              <w:rPr>
+                <w:rFonts w:ascii="Calibri" w:cs="Calibri" w:eastAsia="Calibri" w:hAnsi="Calibri"/>
+                <w:color w:val="0B0B0B"/>
+                <w:sz w:val="19"/>
+                <w:szCs w:val="19"/>
+              </w:rPr>
+              <w:t xml:space="preserve">18,3%</w:t>
             </w:r>
           </w:p>
         </w:tc>
@@ -25221,33 +25514,33 @@
                 <w:sz w:val="19"/>
                 <w:szCs w:val="19"/>
               </w:rPr>
-              <w:t xml:space="preserve">3</w:t>
-            </w:r>
-          </w:p>
-        </w:tc>
-        <w:tc>
-          <w:tcPr>
-            <w:tcW w:type="dxa" w:w="2000"/>
-            <w:tcMar>
-              <w:top w:type="dxa" w:w="70"/>
-              <w:left w:type="dxa" w:w="110"/>
-              <w:bottom w:type="dxa" w:w="70"/>
-              <w:right w:type="dxa" w:w="110"/>
-            </w:tcMar>
-          </w:tcPr>
-          <w:p>
-            <w:pPr>
-              <w:spacing w:after="0" w:line="250"/>
-              <w:jc w:val="right"/>
-            </w:pPr>
-            <w:r>
-              <w:rPr>
-                <w:rFonts w:ascii="Calibri" w:cs="Calibri" w:eastAsia="Calibri" w:hAnsi="Calibri"/>
-                <w:color w:val="0B0B0B"/>
-                <w:sz w:val="19"/>
-                <w:szCs w:val="19"/>
-              </w:rPr>
-              <w:t xml:space="preserve">3,8%</w:t>
+              <w:t xml:space="preserve">5</w:t>
+            </w:r>
+          </w:p>
+        </w:tc>
+        <w:tc>
+          <w:tcPr>
+            <w:tcW w:type="dxa" w:w="2000"/>
+            <w:tcMar>
+              <w:top w:type="dxa" w:w="70"/>
+              <w:left w:type="dxa" w:w="110"/>
+              <w:bottom w:type="dxa" w:w="70"/>
+              <w:right w:type="dxa" w:w="110"/>
+            </w:tcMar>
+          </w:tcPr>
+          <w:p>
+            <w:pPr>
+              <w:spacing w:after="0" w:line="250"/>
+              <w:jc w:val="right"/>
+            </w:pPr>
+            <w:r>
+              <w:rPr>
+                <w:rFonts w:ascii="Calibri" w:cs="Calibri" w:eastAsia="Calibri" w:hAnsi="Calibri"/>
+                <w:color w:val="0B0B0B"/>
+                <w:sz w:val="19"/>
+                <w:szCs w:val="19"/>
+              </w:rPr>
+              <w:t xml:space="preserve">5,4%</w:t>
             </w:r>
           </w:p>
         </w:tc>
@@ -25423,33 +25716,33 @@
                 <w:sz w:val="19"/>
                 <w:szCs w:val="19"/>
               </w:rPr>
-              <w:t xml:space="preserve">6</w:t>
-            </w:r>
-          </w:p>
-        </w:tc>
-        <w:tc>
-          <w:tcPr>
-            <w:tcW w:type="dxa" w:w="2000"/>
-            <w:tcMar>
-              <w:top w:type="dxa" w:w="70"/>
-              <w:left w:type="dxa" w:w="110"/>
-              <w:bottom w:type="dxa" w:w="70"/>
-              <w:right w:type="dxa" w:w="110"/>
-            </w:tcMar>
-          </w:tcPr>
-          <w:p>
-            <w:pPr>
-              <w:spacing w:after="0" w:line="250"/>
-              <w:jc w:val="right"/>
-            </w:pPr>
-            <w:r>
-              <w:rPr>
-                <w:rFonts w:ascii="Calibri" w:cs="Calibri" w:eastAsia="Calibri" w:hAnsi="Calibri"/>
-                <w:color w:val="0B0B0B"/>
-                <w:sz w:val="19"/>
-                <w:szCs w:val="19"/>
-              </w:rPr>
-              <w:t xml:space="preserve">40,0%</w:t>
+              <w:t xml:space="preserve">9</w:t>
+            </w:r>
+          </w:p>
+        </w:tc>
+        <w:tc>
+          <w:tcPr>
+            <w:tcW w:type="dxa" w:w="2000"/>
+            <w:tcMar>
+              <w:top w:type="dxa" w:w="70"/>
+              <w:left w:type="dxa" w:w="110"/>
+              <w:bottom w:type="dxa" w:w="70"/>
+              <w:right w:type="dxa" w:w="110"/>
+            </w:tcMar>
+          </w:tcPr>
+          <w:p>
+            <w:pPr>
+              <w:spacing w:after="0" w:line="250"/>
+              <w:jc w:val="right"/>
+            </w:pPr>
+            <w:r>
+              <w:rPr>
+                <w:rFonts w:ascii="Calibri" w:cs="Calibri" w:eastAsia="Calibri" w:hAnsi="Calibri"/>
+                <w:color w:val="0B0B0B"/>
+                <w:sz w:val="19"/>
+                <w:szCs w:val="19"/>
+              </w:rPr>
+              <w:t xml:space="preserve">40,9%</w:t>
             </w:r>
           </w:p>
         </w:tc>
@@ -25504,34 +25797,34 @@
                 <w:sz w:val="19"/>
                 <w:szCs w:val="19"/>
               </w:rPr>
-              <w:t xml:space="preserve">5</w:t>
-            </w:r>
-          </w:p>
-        </w:tc>
-        <w:tc>
-          <w:tcPr>
-            <w:tcW w:type="dxa" w:w="2000"/>
-            <w:shd w:fill="F7F8FA" w:color="auto" w:val="clear"/>
-            <w:tcMar>
-              <w:top w:type="dxa" w:w="70"/>
-              <w:left w:type="dxa" w:w="110"/>
-              <w:bottom w:type="dxa" w:w="70"/>
-              <w:right w:type="dxa" w:w="110"/>
-            </w:tcMar>
-          </w:tcPr>
-          <w:p>
-            <w:pPr>
-              <w:spacing w:after="0" w:line="250"/>
-              <w:jc w:val="right"/>
-            </w:pPr>
-            <w:r>
-              <w:rPr>
-                <w:rFonts w:ascii="Calibri" w:cs="Calibri" w:eastAsia="Calibri" w:hAnsi="Calibri"/>
-                <w:color w:val="0B0B0B"/>
-                <w:sz w:val="19"/>
-                <w:szCs w:val="19"/>
-              </w:rPr>
-              <w:t xml:space="preserve">33,3%</w:t>
+              <w:t xml:space="preserve">8</w:t>
+            </w:r>
+          </w:p>
+        </w:tc>
+        <w:tc>
+          <w:tcPr>
+            <w:tcW w:type="dxa" w:w="2000"/>
+            <w:shd w:fill="F7F8FA" w:color="auto" w:val="clear"/>
+            <w:tcMar>
+              <w:top w:type="dxa" w:w="70"/>
+              <w:left w:type="dxa" w:w="110"/>
+              <w:bottom w:type="dxa" w:w="70"/>
+              <w:right w:type="dxa" w:w="110"/>
+            </w:tcMar>
+          </w:tcPr>
+          <w:p>
+            <w:pPr>
+              <w:spacing w:after="0" w:line="250"/>
+              <w:jc w:val="right"/>
+            </w:pPr>
+            <w:r>
+              <w:rPr>
+                <w:rFonts w:ascii="Calibri" w:cs="Calibri" w:eastAsia="Calibri" w:hAnsi="Calibri"/>
+                <w:color w:val="0B0B0B"/>
+                <w:sz w:val="19"/>
+                <w:szCs w:val="19"/>
+              </w:rPr>
+              <w:t xml:space="preserve">36,4%</w:t>
             </w:r>
           </w:p>
         </w:tc>
@@ -25584,33 +25877,33 @@
                 <w:sz w:val="19"/>
                 <w:szCs w:val="19"/>
               </w:rPr>
-              <w:t xml:space="preserve">5</w:t>
-            </w:r>
-          </w:p>
-        </w:tc>
-        <w:tc>
-          <w:tcPr>
-            <w:tcW w:type="dxa" w:w="2000"/>
-            <w:tcMar>
-              <w:top w:type="dxa" w:w="70"/>
-              <w:left w:type="dxa" w:w="110"/>
-              <w:bottom w:type="dxa" w:w="70"/>
-              <w:right w:type="dxa" w:w="110"/>
-            </w:tcMar>
-          </w:tcPr>
-          <w:p>
-            <w:pPr>
-              <w:spacing w:after="0" w:line="250"/>
-              <w:jc w:val="right"/>
-            </w:pPr>
-            <w:r>
-              <w:rPr>
-                <w:rFonts w:ascii="Calibri" w:cs="Calibri" w:eastAsia="Calibri" w:hAnsi="Calibri"/>
-                <w:color w:val="0B0B0B"/>
-                <w:sz w:val="19"/>
-                <w:szCs w:val="19"/>
-              </w:rPr>
-              <w:t xml:space="preserve">33,3%</w:t>
+              <w:t xml:space="preserve">7</w:t>
+            </w:r>
+          </w:p>
+        </w:tc>
+        <w:tc>
+          <w:tcPr>
+            <w:tcW w:type="dxa" w:w="2000"/>
+            <w:tcMar>
+              <w:top w:type="dxa" w:w="70"/>
+              <w:left w:type="dxa" w:w="110"/>
+              <w:bottom w:type="dxa" w:w="70"/>
+              <w:right w:type="dxa" w:w="110"/>
+            </w:tcMar>
+          </w:tcPr>
+          <w:p>
+            <w:pPr>
+              <w:spacing w:after="0" w:line="250"/>
+              <w:jc w:val="right"/>
+            </w:pPr>
+            <w:r>
+              <w:rPr>
+                <w:rFonts w:ascii="Calibri" w:cs="Calibri" w:eastAsia="Calibri" w:hAnsi="Calibri"/>
+                <w:color w:val="0B0B0B"/>
+                <w:sz w:val="19"/>
+                <w:szCs w:val="19"/>
+              </w:rPr>
+              <w:t xml:space="preserve">31,8%</w:t>
             </w:r>
           </w:p>
         </w:tc>
@@ -25665,34 +25958,34 @@
                 <w:sz w:val="19"/>
                 <w:szCs w:val="19"/>
               </w:rPr>
-              <w:t xml:space="preserve">4</w:t>
-            </w:r>
-          </w:p>
-        </w:tc>
-        <w:tc>
-          <w:tcPr>
-            <w:tcW w:type="dxa" w:w="2000"/>
-            <w:shd w:fill="F7F8FA" w:color="auto" w:val="clear"/>
-            <w:tcMar>
-              <w:top w:type="dxa" w:w="70"/>
-              <w:left w:type="dxa" w:w="110"/>
-              <w:bottom w:type="dxa" w:w="70"/>
-              <w:right w:type="dxa" w:w="110"/>
-            </w:tcMar>
-          </w:tcPr>
-          <w:p>
-            <w:pPr>
-              <w:spacing w:after="0" w:line="250"/>
-              <w:jc w:val="right"/>
-            </w:pPr>
-            <w:r>
-              <w:rPr>
-                <w:rFonts w:ascii="Calibri" w:cs="Calibri" w:eastAsia="Calibri" w:hAnsi="Calibri"/>
-                <w:color w:val="0B0B0B"/>
-                <w:sz w:val="19"/>
-                <w:szCs w:val="19"/>
-              </w:rPr>
-              <w:t xml:space="preserve">26,7%</w:t>
+              <w:t xml:space="preserve">7</w:t>
+            </w:r>
+          </w:p>
+        </w:tc>
+        <w:tc>
+          <w:tcPr>
+            <w:tcW w:type="dxa" w:w="2000"/>
+            <w:shd w:fill="F7F8FA" w:color="auto" w:val="clear"/>
+            <w:tcMar>
+              <w:top w:type="dxa" w:w="70"/>
+              <w:left w:type="dxa" w:w="110"/>
+              <w:bottom w:type="dxa" w:w="70"/>
+              <w:right w:type="dxa" w:w="110"/>
+            </w:tcMar>
+          </w:tcPr>
+          <w:p>
+            <w:pPr>
+              <w:spacing w:after="0" w:line="250"/>
+              <w:jc w:val="right"/>
+            </w:pPr>
+            <w:r>
+              <w:rPr>
+                <w:rFonts w:ascii="Calibri" w:cs="Calibri" w:eastAsia="Calibri" w:hAnsi="Calibri"/>
+                <w:color w:val="0B0B0B"/>
+                <w:sz w:val="19"/>
+                <w:szCs w:val="19"/>
+              </w:rPr>
+              <w:t xml:space="preserve">31,8%</w:t>
             </w:r>
           </w:p>
         </w:tc>
@@ -25771,7 +26064,7 @@
                 <w:sz w:val="19"/>
                 <w:szCs w:val="19"/>
               </w:rPr>
-              <w:t xml:space="preserve">6,7%</w:t>
+              <w:t xml:space="preserve">4,5%</w:t>
             </w:r>
           </w:p>
         </w:tc>
@@ -25790,7 +26083,7 @@
           <w:sz w:val="18"/>
           <w:szCs w:val="18"/>
         </w:rPr>
-        <w:t xml:space="preserve">Base: 15 pessoas que responderam "talvez" ou "não". Base pequena, leitura indicativa.</w:t>
+        <w:t xml:space="preserve">Base: 22 pessoas que responderam "talvez" ou "não". Base pequena, leitura indicativa.</w:t>
       </w:r>
     </w:p>
     <w:p>
@@ -25804,7 +26097,7 @@
           <w:sz w:val="21"/>
           <w:szCs w:val="21"/>
         </w:rPr>
-        <w:t xml:space="preserve">65 pessoas escreveram em qual área gostariam de trabalhar como efetivas. As mais citadas foram bares e restaurantes, hotelaria e governança, e parques e recreação. São as mesmas áreas em que já atuaram como temporárias.</w:t>
+        <w:t xml:space="preserve">75 pessoas escreveram em qual área gostariam de trabalhar como efetivas. As mais citadas foram bares e restaurantes, hotelaria e governança, e parques e recreação. São as mesmas áreas em que já atuaram como temporárias.</w:t>
       </w:r>
     </w:p>
     <w:p>
@@ -26057,7 +26350,7 @@
                 <w:sz w:val="19"/>
                 <w:szCs w:val="19"/>
               </w:rPr>
-              <w:t xml:space="preserve">Nota 4,27 na escala, 6 notas 1, recorrente no campo aberto</w:t>
+              <w:t xml:space="preserve">Nota 4,24 na escala, 7 notas 1, recorrente no campo aberto</w:t>
             </w:r>
           </w:p>
         </w:tc>
@@ -26082,7 +26375,7 @@
                 <w:sz w:val="19"/>
                 <w:szCs w:val="19"/>
               </w:rPr>
-              <w:t xml:space="preserve">23% pedem melhora, 43% com falha de respeito</w:t>
+              <w:t xml:space="preserve">23% pedem melhora, 41% com falha de respeito</w:t>
             </w:r>
           </w:p>
         </w:tc>
@@ -26161,7 +26454,7 @@
                 <w:sz w:val="19"/>
                 <w:szCs w:val="19"/>
               </w:rPr>
-              <w:t xml:space="preserve">30% de quem faltou citou, 90,0% dependem do fretado</w:t>
+              <w:t xml:space="preserve">29% de quem faltou citou, 90,4% dependem do fretado</w:t>
             </w:r>
           </w:p>
         </w:tc>
@@ -26290,7 +26583,7 @@
                 <w:sz w:val="19"/>
                 <w:szCs w:val="19"/>
               </w:rPr>
-              <w:t xml:space="preserve">28% pedem melhora, maior freio à efetivação</w:t>
+              <w:t xml:space="preserve">27% pedem melhora, maior freio à efetivação</w:t>
             </w:r>
           </w:p>
         </w:tc>
@@ -26369,7 +26662,7 @@
                 <w:sz w:val="19"/>
                 <w:szCs w:val="19"/>
               </w:rPr>
-              <w:t xml:space="preserve">Nota 4,31 na escala, pedidos pontuais no campo aberto</w:t>
+              <w:t xml:space="preserve">Nota 4,27 na escala, pedidos pontuais no campo aberto</w:t>
             </w:r>
           </w:p>
         </w:tc>
@@ -26395,7 +26688,7 @@
                 <w:sz w:val="19"/>
                 <w:szCs w:val="19"/>
               </w:rPr>
-              <w:t xml:space="preserve">32% alimentação, 29% cadeiras para descanso</w:t>
+              <w:t xml:space="preserve">31% alimentação, 30% cadeiras para descanso</w:t>
             </w:r>
           </w:p>
         </w:tc>
@@ -26498,7 +26791,7 @@
                 <w:sz w:val="19"/>
                 <w:szCs w:val="19"/>
               </w:rPr>
-              <w:t xml:space="preserve">91,1% com expectativa atendida</w:t>
+              <w:t xml:space="preserve">91,4% com expectativa atendida</w:t>
             </w:r>
           </w:p>
         </w:tc>
@@ -26549,7 +26842,7 @@
           <w:sz w:val="21"/>
           <w:szCs w:val="21"/>
         </w:rPr>
-        <w:t xml:space="preserve">As duas rodadas somaram 199 respostas em cinco dias. A segunda teve 65,8% de retorno em um único dia, enviada só para quem já tinha respondido a primeira. Gente cansada de pesquisa não responde a segunda em um dia. Elas responderam porque acreditam que muda alguma coisa, e isso nos obriga a mostrar que mudou.</w:t>
+        <w:t xml:space="preserve">As duas rodadas somaram 218 respostas em cinco dias. A segunda teve 74,4% de retorno, enviada só para quem já tinha respondido a primeira. Gente cansada de pesquisa não responde a segunda em um dia. Elas responderam porque acreditam que muda alguma coisa, e isso nos obriga a mostrar que mudou.</w:t>
       </w:r>
     </w:p>
     <w:p>
@@ -26574,7 +26867,7 @@
           <w:sz w:val="21"/>
           <w:szCs w:val="21"/>
         </w:rPr>
-        <w:t xml:space="preserve">Era a explicação natural para 43,1% de absenteísmo e 18 saídas antecipadas. A rodada 2 mostra 91,1% com a expectativa atendida ou superada. Continuo achando que a diária merece revisão, mas ela não é a causa do que aconteceu em julho.</w:t>
+        <w:t xml:space="preserve">Era a explicação natural para 44,8% de absenteísmo e 20 saídas antecipadas. A rodada 2 mostra 91,4% com a expectativa atendida ou superada. Continuo achando que a diária merece revisão, mas ela não é a causa do que aconteceu em julho.</w:t>
       </w:r>
     </w:p>
     <w:p>
@@ -26599,7 +26892,7 @@
           <w:sz w:val="21"/>
           <w:szCs w:val="21"/>
         </w:rPr>
-        <w:t xml:space="preserve">Na rodada 1, quem não se sente à vontade para falar falta 70% contra 36%. Na rodada 2, 43,0% relatam alguma falha de respeito. São o mesmo problema visto de dois ângulos: a fronteira entre efetivo e temporário, e a falta de alguém escutando durante o contrato em vez de só no fim dele.</w:t>
+        <w:t xml:space="preserve">Na rodada 1, quem não se sente à vontade para falar falta 70% contra 38%. Na rodada 2, 40,9% relatam alguma falha de respeito. São o mesmo problema visto de dois ângulos: a fronteira entre efetivo e temporário, e a falta de alguém escutando durante o contrato em vez de só no fim dele.</w:t>
       </w:r>
     </w:p>
     <w:p>
@@ -26624,7 +26917,7 @@
           <w:sz w:val="21"/>
           <w:szCs w:val="21"/>
         </w:rPr>
-        <w:t xml:space="preserve">96,2% querem ou considerariam ser efetivados por vocês. É um funil de recrutamento pronto, já testado em operação real.</w:t>
+        <w:t xml:space="preserve">94,6% querem ou considerariam ser efetivados por vocês. É um funil de recrutamento pronto, já testado em operação real.</w:t>
       </w:r>
     </w:p>
     <w:p>
@@ -26842,7 +27135,7 @@
                 <w:sz w:val="19"/>
                 <w:szCs w:val="19"/>
               </w:rPr>
-              <w:t xml:space="preserve">8 de 10 saídas foram decididas na primeira semana</w:t>
+              <w:t xml:space="preserve">8 de 12 saídas foram decididas na primeira semana</w:t>
             </w:r>
           </w:p>
         </w:tc>
@@ -26922,7 +27215,7 @@
                 <w:sz w:val="19"/>
                 <w:szCs w:val="19"/>
               </w:rPr>
-              <w:t xml:space="preserve">Quem teve erro faltou 62% contra 38%</w:t>
+              <w:t xml:space="preserve">Quem teve erro faltou 62% contra 41%</w:t>
             </w:r>
           </w:p>
         </w:tc>
@@ -27156,7 +27449,7 @@
                 <w:sz w:val="19"/>
                 <w:szCs w:val="19"/>
               </w:rPr>
-              <w:t xml:space="preserve">Sem voz falta 70%, com voz 36%</w:t>
+              <w:t xml:space="preserve">Sem voz falta 70%, com voz 38%</w:t>
             </w:r>
           </w:p>
         </w:tc>
@@ -27378,7 +27671,7 @@
                 <w:sz w:val="19"/>
                 <w:szCs w:val="19"/>
               </w:rPr>
-              <w:t xml:space="preserve">23% pedem melhora, 43% com falha de respeito</w:t>
+              <w:t xml:space="preserve">23% pedem melhora, 41% com falha de respeito</w:t>
             </w:r>
           </w:p>
         </w:tc>
@@ -27691,7 +27984,7 @@
                 <w:sz w:val="19"/>
                 <w:szCs w:val="19"/>
               </w:rPr>
-              <w:t xml:space="preserve">39,2% e 39,2% aceitariam</w:t>
+              <w:t xml:space="preserve">37,6% e 37,6% aceitariam</w:t>
             </w:r>
           </w:p>
         </w:tc>
@@ -27794,7 +28087,7 @@
                 <w:sz w:val="19"/>
                 <w:szCs w:val="19"/>
               </w:rPr>
-              <w:t xml:space="preserve">90,0% dependem do fretado, 19% pedem melhora</w:t>
+              <w:t xml:space="preserve">90,4% dependem do fretado, 19% pedem melhora</w:t>
             </w:r>
           </w:p>
         </w:tc>
@@ -27899,7 +28192,7 @@
                 <w:sz w:val="19"/>
                 <w:szCs w:val="19"/>
               </w:rPr>
-              <w:t xml:space="preserve">96,2% querem ou considerariam</w:t>
+              <w:t xml:space="preserve">94,6% querem ou considerariam</w:t>
             </w:r>
           </w:p>
         </w:tc>
@@ -28039,7 +28332,7 @@
           <w:sz w:val="21"/>
           <w:szCs w:val="21"/>
         </w:rPr>
-        <w:t xml:space="preserve">94,9% das respostas da rodada 2 vêm de quem cumpriu a temporada. Quem foi embora antes é justamente o grupo cuja opinião mais explicaria a saída, e é o que menos respondeu. Leia os indicadores de satisfação como teto, não como média.</w:t>
+        <w:t xml:space="preserve">93,5% das respostas da rodada 2 vêm de quem cumpriu a temporada. Quem foi embora antes é justamente o grupo cuja opinião mais explicaria a saída, e é o que menos respondeu. Leia os indicadores de satisfação como teto, não como média.</w:t>
       </w:r>
     </w:p>
     <w:p>
@@ -28099,7 +28392,7 @@
           <w:sz w:val="21"/>
           <w:szCs w:val="21"/>
         </w:rPr>
-        <w:t xml:space="preserve">10 respostas no questionário de saída e 15 no que pesa contra a efetivação. Servem para orientar hipótese, não para fechar decisão.</w:t>
+        <w:t xml:space="preserve">12 respostas no questionário de saída e 22 no que pesa contra a efetivação. Servem para orientar hipótese, não para fechar decisão.</w:t>
       </w:r>
     </w:p>
     <w:p>
@@ -28373,7 +28666,7 @@
                 <w:sz w:val="19"/>
                 <w:szCs w:val="19"/>
               </w:rPr>
-              <w:t xml:space="preserve">6 a 10 de agosto de 2026</w:t>
+              <w:t xml:space="preserve">de 7 a 13 de agosto de 2026</w:t>
             </w:r>
           </w:p>
         </w:tc>
@@ -28399,7 +28692,7 @@
                 <w:sz w:val="19"/>
                 <w:szCs w:val="19"/>
               </w:rPr>
-              <w:t xml:space="preserve">10 de agosto de 2026</w:t>
+              <w:t xml:space="preserve">de 10 a 17 de agosto de 2026</w:t>
             </w:r>
           </w:p>
         </w:tc>
@@ -28476,7 +28769,7 @@
                 <w:sz w:val="19"/>
                 <w:szCs w:val="19"/>
               </w:rPr>
-              <w:t xml:space="preserve">120</w:t>
+              <w:t xml:space="preserve">125</w:t>
             </w:r>
           </w:p>
         </w:tc>
@@ -28530,7 +28823,7 @@
                 <w:sz w:val="19"/>
                 <w:szCs w:val="19"/>
               </w:rPr>
-              <w:t xml:space="preserve">120</w:t>
+              <w:t xml:space="preserve">125</w:t>
             </w:r>
           </w:p>
         </w:tc>
@@ -28556,7 +28849,7 @@
                 <w:sz w:val="19"/>
                 <w:szCs w:val="19"/>
               </w:rPr>
-              <w:t xml:space="preserve">79</w:t>
+              <w:t xml:space="preserve">93</w:t>
             </w:r>
           </w:p>
         </w:tc>
@@ -28608,7 +28901,7 @@
                 <w:sz w:val="19"/>
                 <w:szCs w:val="19"/>
               </w:rPr>
-              <w:t xml:space="preserve">67,4%</w:t>
+              <w:t xml:space="preserve">70,2%</w:t>
             </w:r>
           </w:p>
         </w:tc>
@@ -28633,7 +28926,7 @@
                 <w:sz w:val="19"/>
                 <w:szCs w:val="19"/>
               </w:rPr>
-              <w:t xml:space="preserve">65,8%</w:t>
+              <w:t xml:space="preserve">74,4%</w:t>
             </w:r>
           </w:p>
         </w:tc>
